--- a/Especificações dos Requisitos Funcionais.docx
+++ b/Especificações dos Requisitos Funcionais.docx
@@ -26,23 +26,7 @@
           <w:sz w:val="38"/>
           <w:szCs w:val="38"/>
         </w:rPr>
-        <w:t>Especificações dos Requisitos</w:t>
-      </w:r>
-      <w:r>
-        <w:rPr>
-          <w:color w:val="0F4761"/>
-          <w:sz w:val="38"/>
-          <w:szCs w:val="38"/>
-        </w:rPr>
-        <w:t xml:space="preserve"> </w:t>
-      </w:r>
-      <w:r>
-        <w:rPr>
-          <w:color w:val="0F4761"/>
-          <w:sz w:val="38"/>
-          <w:szCs w:val="38"/>
-        </w:rPr>
-        <w:t xml:space="preserve">Funcionais </w:t>
+        <w:t xml:space="preserve">Especificações dos Requisitos Funcionais </w:t>
       </w:r>
     </w:p>
     <w:p>
@@ -101,25 +85,7 @@
           <w:sz w:val="24"/>
           <w:szCs w:val="24"/>
         </w:rPr>
-        <w:t xml:space="preserve">Este projeto tem como objetivo criar um sistema web para gerenciamento de </w:t>
-      </w:r>
-      <w:proofErr w:type="gramStart"/>
-      <w:r>
-        <w:rPr>
-          <w:color w:val="000000"/>
-          <w:sz w:val="24"/>
-          <w:szCs w:val="24"/>
-        </w:rPr>
-        <w:t>eventos  internos</w:t>
-      </w:r>
-      <w:proofErr w:type="gramEnd"/>
-      <w:r>
-        <w:rPr>
-          <w:color w:val="000000"/>
-          <w:sz w:val="24"/>
-          <w:szCs w:val="24"/>
-        </w:rPr>
-        <w:t xml:space="preserve"> (palestras, workshops, treinamentos), permitindo o controle de </w:t>
+        <w:t xml:space="preserve">Este projeto tem como objetivo criar um sistema web para gerenciamento de eventos  internos (palestras, workshops, treinamentos), permitindo o controle de </w:t>
       </w:r>
       <w:r>
         <w:rPr>
@@ -173,25 +139,7 @@
           <w:sz w:val="24"/>
           <w:szCs w:val="24"/>
         </w:rPr>
-        <w:t xml:space="preserve">de participantes. O sistema irá facilitar a criação, divulgação e inscrição </w:t>
-      </w:r>
-      <w:proofErr w:type="gramStart"/>
-      <w:r>
-        <w:rPr>
-          <w:color w:val="000000"/>
-          <w:sz w:val="24"/>
-          <w:szCs w:val="24"/>
-        </w:rPr>
-        <w:t>em  eventos</w:t>
-      </w:r>
-      <w:proofErr w:type="gramEnd"/>
-      <w:r>
-        <w:rPr>
-          <w:color w:val="000000"/>
-          <w:sz w:val="24"/>
-          <w:szCs w:val="24"/>
-        </w:rPr>
-        <w:t xml:space="preserve">, além de oferecer a geração automática de </w:t>
+        <w:t xml:space="preserve">de participantes. O sistema irá facilitar a criação, divulgação e inscrição em  eventos, além de oferecer a geração automática de </w:t>
       </w:r>
       <w:r>
         <w:rPr>
@@ -209,43 +157,7 @@
           <w:sz w:val="24"/>
           <w:szCs w:val="24"/>
         </w:rPr>
-        <w:t xml:space="preserve">para </w:t>
-      </w:r>
-      <w:proofErr w:type="gramStart"/>
-      <w:r>
-        <w:rPr>
-          <w:color w:val="000000"/>
-          <w:sz w:val="24"/>
-          <w:szCs w:val="24"/>
-        </w:rPr>
-        <w:t>os  participantes</w:t>
-      </w:r>
-      <w:proofErr w:type="gramEnd"/>
-      <w:r>
-        <w:rPr>
-          <w:color w:val="000000"/>
-          <w:sz w:val="24"/>
-          <w:szCs w:val="24"/>
-        </w:rPr>
-        <w:t xml:space="preserve"> inscritos após a realização de cada evento, tornando o processo </w:t>
-      </w:r>
-      <w:proofErr w:type="gramStart"/>
-      <w:r>
-        <w:rPr>
-          <w:color w:val="000000"/>
-          <w:sz w:val="24"/>
-          <w:szCs w:val="24"/>
-        </w:rPr>
-        <w:t>mais  eficiente</w:t>
-      </w:r>
-      <w:proofErr w:type="gramEnd"/>
-      <w:r>
-        <w:rPr>
-          <w:color w:val="000000"/>
-          <w:sz w:val="24"/>
-          <w:szCs w:val="24"/>
-        </w:rPr>
-        <w:t xml:space="preserve"> e profissional. </w:t>
+        <w:t xml:space="preserve">para os  participantes inscritos após a realização de cada evento, tornando o processo mais  eficiente e profissional. </w:t>
       </w:r>
     </w:p>
     <w:p>
@@ -398,61 +310,7 @@
           <w:sz w:val="24"/>
           <w:szCs w:val="24"/>
         </w:rPr>
-        <w:t xml:space="preserve">O sistema permitirá o cadastro de novos usuários. O usuário poderá se cadastrar </w:t>
-      </w:r>
-      <w:proofErr w:type="gramStart"/>
-      <w:r>
-        <w:rPr>
-          <w:color w:val="000000"/>
-          <w:sz w:val="24"/>
-          <w:szCs w:val="24"/>
-        </w:rPr>
-        <w:t>utilizando  credenciais</w:t>
-      </w:r>
-      <w:proofErr w:type="gramEnd"/>
-      <w:r>
-        <w:rPr>
-          <w:color w:val="000000"/>
-          <w:sz w:val="24"/>
-          <w:szCs w:val="24"/>
-        </w:rPr>
-        <w:t xml:space="preserve"> de login padrão (e-mail e senha) ou através de login social (por exemplo, </w:t>
-      </w:r>
-      <w:proofErr w:type="gramStart"/>
-      <w:r>
-        <w:rPr>
-          <w:color w:val="000000"/>
-          <w:sz w:val="24"/>
-          <w:szCs w:val="24"/>
-        </w:rPr>
-        <w:t>via  conta</w:t>
-      </w:r>
-      <w:proofErr w:type="gramEnd"/>
-      <w:r>
-        <w:rPr>
-          <w:color w:val="000000"/>
-          <w:sz w:val="24"/>
-          <w:szCs w:val="24"/>
-        </w:rPr>
-        <w:t xml:space="preserve"> Google), caso disponível. Após cadastrar-se no sistema, o usuário deverá fornecer </w:t>
-      </w:r>
-      <w:proofErr w:type="gramStart"/>
-      <w:r>
-        <w:rPr>
-          <w:color w:val="000000"/>
-          <w:sz w:val="24"/>
-          <w:szCs w:val="24"/>
-        </w:rPr>
-        <w:t>os  dados</w:t>
-      </w:r>
-      <w:proofErr w:type="gramEnd"/>
-      <w:r>
-        <w:rPr>
-          <w:color w:val="000000"/>
-          <w:sz w:val="24"/>
-          <w:szCs w:val="24"/>
-        </w:rPr>
-        <w:t xml:space="preserve"> solicitados conforme a </w:t>
+        <w:t xml:space="preserve">O sistema permitirá o cadastro de novos usuários. O usuário poderá se cadastrar utilizando  credenciais de login padrão (e-mail e senha) ou através de login social (por exemplo, via  conta Google), caso disponível. Após cadastrar-se no sistema, o usuário deverá fornecer os  dados solicitados conforme a </w:t>
       </w:r>
       <w:r>
         <w:rPr>
@@ -681,25 +539,7 @@
                 <w:sz w:val="24"/>
                 <w:szCs w:val="24"/>
               </w:rPr>
-              <w:t>Campo aberto para nome completo do usuário (</w:t>
-            </w:r>
-            <w:proofErr w:type="gramStart"/>
-            <w:r>
-              <w:rPr>
-                <w:color w:val="000000"/>
-                <w:sz w:val="24"/>
-                <w:szCs w:val="24"/>
-              </w:rPr>
-              <w:t>até  100</w:t>
-            </w:r>
-            <w:proofErr w:type="gramEnd"/>
-            <w:r>
-              <w:rPr>
-                <w:color w:val="000000"/>
-                <w:sz w:val="24"/>
-                <w:szCs w:val="24"/>
-              </w:rPr>
-              <w:t xml:space="preserve"> caracteres)</w:t>
+              <w:t>Campo aberto para nome completo do usuário (até  100 caracteres)</w:t>
             </w:r>
           </w:p>
         </w:tc>
@@ -780,25 +620,7 @@
                 <w:sz w:val="24"/>
                 <w:szCs w:val="24"/>
               </w:rPr>
-              <w:t xml:space="preserve">Campo aberto para e-mail (login do usuário, </w:t>
-            </w:r>
-            <w:proofErr w:type="gramStart"/>
-            <w:r>
-              <w:rPr>
-                <w:color w:val="000000"/>
-                <w:sz w:val="24"/>
-                <w:szCs w:val="24"/>
-              </w:rPr>
-              <w:t>deve  ser</w:t>
-            </w:r>
-            <w:proofErr w:type="gramEnd"/>
-            <w:r>
-              <w:rPr>
-                <w:color w:val="000000"/>
-                <w:sz w:val="24"/>
-                <w:szCs w:val="24"/>
-              </w:rPr>
-              <w:t xml:space="preserve"> único e em formato válido)</w:t>
+              <w:t>Campo aberto para e-mail (login do usuário, deve  ser único e em formato válido)</w:t>
             </w:r>
           </w:p>
         </w:tc>
@@ -1251,43 +1073,14 @@
           <w:szCs w:val="24"/>
         </w:rPr>
       </w:pPr>
-      <w:proofErr w:type="gramStart"/>
-      <w:r>
-        <w:rPr>
-          <w:color w:val="000000"/>
-          <w:sz w:val="24"/>
-          <w:szCs w:val="24"/>
-        </w:rPr>
-        <w:t>[ x</w:t>
-      </w:r>
-      <w:proofErr w:type="gramEnd"/>
-      <w:r>
-        <w:rPr>
-          <w:color w:val="000000"/>
-          <w:sz w:val="24"/>
-          <w:szCs w:val="24"/>
-        </w:rPr>
-        <w:t xml:space="preserve"> </w:t>
-      </w:r>
-      <w:proofErr w:type="gramStart"/>
-      <w:r>
-        <w:rPr>
-          <w:color w:val="000000"/>
-          <w:sz w:val="24"/>
-          <w:szCs w:val="24"/>
-        </w:rPr>
-        <w:t>] Essencial</w:t>
-      </w:r>
-      <w:proofErr w:type="gramEnd"/>
-      <w:r>
-        <w:rPr>
-          <w:color w:val="000000"/>
-          <w:sz w:val="24"/>
-          <w:szCs w:val="24"/>
-        </w:rPr>
-        <w:t xml:space="preserve"> </w:t>
-      </w:r>
-      <w:proofErr w:type="gramStart"/>
+      <w:r>
+        <w:rPr>
+          <w:color w:val="000000"/>
+          <w:sz w:val="24"/>
+          <w:szCs w:val="24"/>
+        </w:rPr>
+        <w:t xml:space="preserve">[ x ] Essencial </w:t>
+      </w:r>
       <w:r>
         <w:rPr>
           <w:color w:val="000000"/>
@@ -1295,18 +1088,8 @@
           <w:szCs w:val="24"/>
         </w:rPr>
         <w:tab/>
-        <w:t>[ ]</w:t>
-      </w:r>
-      <w:proofErr w:type="gramEnd"/>
-      <w:r>
-        <w:rPr>
-          <w:color w:val="000000"/>
-          <w:sz w:val="24"/>
-          <w:szCs w:val="24"/>
-        </w:rPr>
-        <w:t xml:space="preserve"> Importante </w:t>
-      </w:r>
-      <w:proofErr w:type="gramStart"/>
+        <w:t xml:space="preserve">[ ] Importante </w:t>
+      </w:r>
       <w:r>
         <w:rPr>
           <w:color w:val="000000"/>
@@ -1314,16 +1097,7 @@
           <w:szCs w:val="24"/>
         </w:rPr>
         <w:tab/>
-        <w:t>[ ]</w:t>
-      </w:r>
-      <w:proofErr w:type="gramEnd"/>
-      <w:r>
-        <w:rPr>
-          <w:color w:val="000000"/>
-          <w:sz w:val="24"/>
-          <w:szCs w:val="24"/>
-        </w:rPr>
-        <w:t xml:space="preserve"> Desejável</w:t>
+        <w:t>[ ] Desejável</w:t>
       </w:r>
     </w:p>
     <w:p>
@@ -1436,25 +1210,7 @@
           <w:sz w:val="24"/>
           <w:szCs w:val="24"/>
         </w:rPr>
-        <w:t xml:space="preserve">Será possível alterar os dados cadastrais do usuário fornecidos no [RFS01], exceto </w:t>
-      </w:r>
-      <w:proofErr w:type="gramStart"/>
-      <w:r>
-        <w:rPr>
-          <w:color w:val="000000"/>
-          <w:sz w:val="24"/>
-          <w:szCs w:val="24"/>
-        </w:rPr>
-        <w:t>o  endereço</w:t>
-      </w:r>
-      <w:proofErr w:type="gramEnd"/>
-      <w:r>
-        <w:rPr>
-          <w:color w:val="000000"/>
-          <w:sz w:val="24"/>
-          <w:szCs w:val="24"/>
-        </w:rPr>
-        <w:t xml:space="preserve"> de e-mail do usuário (não editável pelo próprio usuário). Se o cadastro do usuário foi realizado via login social, não haverá senha local para alterar pelo sistema. O usuário poderá atualizar campos como nome, telefone, </w:t>
+        <w:t xml:space="preserve">Será possível alterar os dados cadastrais do usuário fornecidos no [RFS01], exceto o  endereço de e-mail do usuário (não editável pelo próprio usuário). Se o cadastro do usuário foi realizado via login social, não haverá senha local para alterar pelo sistema. O usuário poderá atualizar campos como nome, telefone, </w:t>
       </w:r>
       <w:r>
         <w:rPr>
@@ -1469,25 +1225,7 @@
           <w:sz w:val="24"/>
           <w:szCs w:val="24"/>
         </w:rPr>
-        <w:t xml:space="preserve">, bem como alterar </w:t>
-      </w:r>
-      <w:proofErr w:type="gramStart"/>
-      <w:r>
-        <w:rPr>
-          <w:color w:val="000000"/>
-          <w:sz w:val="24"/>
-          <w:szCs w:val="24"/>
-        </w:rPr>
-        <w:t>sua  senha</w:t>
-      </w:r>
-      <w:proofErr w:type="gramEnd"/>
-      <w:r>
-        <w:rPr>
-          <w:color w:val="000000"/>
-          <w:sz w:val="24"/>
-          <w:szCs w:val="24"/>
-        </w:rPr>
-        <w:t xml:space="preserve"> caso tenha cadastro de login padrão. </w:t>
+        <w:t xml:space="preserve">, bem como alterar sua  senha caso tenha cadastro de login padrão. </w:t>
       </w:r>
     </w:p>
     <w:p>
@@ -1634,43 +1372,14 @@
           <w:szCs w:val="24"/>
         </w:rPr>
       </w:pPr>
-      <w:proofErr w:type="gramStart"/>
-      <w:r>
-        <w:rPr>
-          <w:color w:val="000000"/>
-          <w:sz w:val="24"/>
-          <w:szCs w:val="24"/>
-        </w:rPr>
-        <w:t>[ x</w:t>
-      </w:r>
-      <w:proofErr w:type="gramEnd"/>
-      <w:r>
-        <w:rPr>
-          <w:color w:val="000000"/>
-          <w:sz w:val="24"/>
-          <w:szCs w:val="24"/>
-        </w:rPr>
-        <w:t xml:space="preserve"> </w:t>
-      </w:r>
-      <w:proofErr w:type="gramStart"/>
-      <w:r>
-        <w:rPr>
-          <w:color w:val="000000"/>
-          <w:sz w:val="24"/>
-          <w:szCs w:val="24"/>
-        </w:rPr>
-        <w:t>] Essencial</w:t>
-      </w:r>
-      <w:proofErr w:type="gramEnd"/>
-      <w:r>
-        <w:rPr>
-          <w:color w:val="000000"/>
-          <w:sz w:val="24"/>
-          <w:szCs w:val="24"/>
-        </w:rPr>
-        <w:t xml:space="preserve"> </w:t>
-      </w:r>
-      <w:proofErr w:type="gramStart"/>
+      <w:r>
+        <w:rPr>
+          <w:color w:val="000000"/>
+          <w:sz w:val="24"/>
+          <w:szCs w:val="24"/>
+        </w:rPr>
+        <w:t xml:space="preserve">[ x ] Essencial </w:t>
+      </w:r>
       <w:r>
         <w:rPr>
           <w:color w:val="000000"/>
@@ -1678,18 +1387,8 @@
           <w:szCs w:val="24"/>
         </w:rPr>
         <w:tab/>
-        <w:t>[ ]</w:t>
-      </w:r>
-      <w:proofErr w:type="gramEnd"/>
-      <w:r>
-        <w:rPr>
-          <w:color w:val="000000"/>
-          <w:sz w:val="24"/>
-          <w:szCs w:val="24"/>
-        </w:rPr>
-        <w:t xml:space="preserve"> Importante </w:t>
-      </w:r>
-      <w:proofErr w:type="gramStart"/>
+        <w:t xml:space="preserve">[ ] Importante </w:t>
+      </w:r>
       <w:r>
         <w:rPr>
           <w:color w:val="000000"/>
@@ -1697,16 +1396,7 @@
           <w:szCs w:val="24"/>
         </w:rPr>
         <w:tab/>
-        <w:t>[ ]</w:t>
-      </w:r>
-      <w:proofErr w:type="gramEnd"/>
-      <w:r>
-        <w:rPr>
-          <w:color w:val="000000"/>
-          <w:sz w:val="24"/>
-          <w:szCs w:val="24"/>
-        </w:rPr>
-        <w:t xml:space="preserve"> Desejável </w:t>
+        <w:t xml:space="preserve">[ ] Desejável </w:t>
       </w:r>
     </w:p>
     <w:p>
@@ -1800,25 +1490,7 @@
           <w:sz w:val="24"/>
           <w:szCs w:val="24"/>
         </w:rPr>
-        <w:t xml:space="preserve">O usuário poderá excluir seu próprio cadastro na plataforma. Ao solicitar a exclusão, </w:t>
-      </w:r>
-      <w:proofErr w:type="gramStart"/>
-      <w:r>
-        <w:rPr>
-          <w:color w:val="000000"/>
-          <w:sz w:val="24"/>
-          <w:szCs w:val="24"/>
-        </w:rPr>
-        <w:t>o  sistema</w:t>
-      </w:r>
-      <w:proofErr w:type="gramEnd"/>
-      <w:r>
-        <w:rPr>
-          <w:color w:val="000000"/>
-          <w:sz w:val="24"/>
-          <w:szCs w:val="24"/>
-        </w:rPr>
-        <w:t xml:space="preserve"> removerá os dados do perfil do usuário do acesso público. </w:t>
+        <w:t xml:space="preserve">O usuário poderá excluir seu próprio cadastro na plataforma. Ao solicitar a exclusão, o  sistema removerá os dados do perfil do usuário do acesso público. </w:t>
       </w:r>
     </w:p>
     <w:p>
@@ -1882,25 +1554,7 @@
           <w:sz w:val="24"/>
           <w:szCs w:val="24"/>
         </w:rPr>
-        <w:t xml:space="preserve">Caso o usuário possua inscrições em eventos futuros, essas inscrições </w:t>
-      </w:r>
-      <w:proofErr w:type="gramStart"/>
-      <w:r>
-        <w:rPr>
-          <w:color w:val="000000"/>
-          <w:sz w:val="24"/>
-          <w:szCs w:val="24"/>
-        </w:rPr>
-        <w:t>serão  canceladas</w:t>
-      </w:r>
-      <w:proofErr w:type="gramEnd"/>
-      <w:r>
-        <w:rPr>
-          <w:color w:val="000000"/>
-          <w:sz w:val="24"/>
-          <w:szCs w:val="24"/>
-        </w:rPr>
-        <w:t xml:space="preserve"> automaticamente no momento da exclusão, liberando as vagas para outros participantes. </w:t>
+        <w:t xml:space="preserve">Caso o usuário possua inscrições em eventos futuros, essas inscrições serão  canceladas automaticamente no momento da exclusão, liberando as vagas para outros participantes. </w:t>
       </w:r>
     </w:p>
     <w:p>
@@ -1937,25 +1591,7 @@
           <w:sz w:val="24"/>
           <w:szCs w:val="24"/>
         </w:rPr>
-        <w:t xml:space="preserve">O perfil excluído permanecerá armazenado de forma inativa no banco de dados </w:t>
-      </w:r>
-      <w:proofErr w:type="gramStart"/>
-      <w:r>
-        <w:rPr>
-          <w:color w:val="000000"/>
-          <w:sz w:val="24"/>
-          <w:szCs w:val="24"/>
-        </w:rPr>
-        <w:t>por  até</w:t>
-      </w:r>
-      <w:proofErr w:type="gramEnd"/>
-      <w:r>
-        <w:rPr>
-          <w:color w:val="000000"/>
-          <w:sz w:val="24"/>
-          <w:szCs w:val="24"/>
-        </w:rPr>
-        <w:t xml:space="preserve"> </w:t>
+        <w:t xml:space="preserve">O perfil excluído permanecerá armazenado de forma inativa no banco de dados por  até </w:t>
       </w:r>
       <w:r>
         <w:rPr>
@@ -1973,43 +1609,7 @@
           <w:sz w:val="24"/>
           <w:szCs w:val="24"/>
         </w:rPr>
-        <w:t xml:space="preserve">após a exclusão, podendo ser recuperado se o usuário tentar </w:t>
-      </w:r>
-      <w:proofErr w:type="gramStart"/>
-      <w:r>
-        <w:rPr>
-          <w:color w:val="000000"/>
-          <w:sz w:val="24"/>
-          <w:szCs w:val="24"/>
-        </w:rPr>
-        <w:t>acessar  novamente</w:t>
-      </w:r>
-      <w:proofErr w:type="gramEnd"/>
-      <w:r>
-        <w:rPr>
-          <w:color w:val="000000"/>
-          <w:sz w:val="24"/>
-          <w:szCs w:val="24"/>
-        </w:rPr>
-        <w:t xml:space="preserve"> dentro desse período. Após 30 dias, os dados do usuário </w:t>
-      </w:r>
-      <w:proofErr w:type="gramStart"/>
-      <w:r>
-        <w:rPr>
-          <w:color w:val="000000"/>
-          <w:sz w:val="24"/>
-          <w:szCs w:val="24"/>
-        </w:rPr>
-        <w:t>serão  removidos</w:t>
-      </w:r>
-      <w:proofErr w:type="gramEnd"/>
-      <w:r>
-        <w:rPr>
-          <w:color w:val="000000"/>
-          <w:sz w:val="24"/>
-          <w:szCs w:val="24"/>
-        </w:rPr>
-        <w:t xml:space="preserve"> permanentemente. </w:t>
+        <w:t xml:space="preserve">após a exclusão, podendo ser recuperado se o usuário tentar acessar  novamente dentro desse período. Após 30 dias, os dados do usuário serão  removidos permanentemente. </w:t>
       </w:r>
     </w:p>
     <w:p>
@@ -2057,43 +1657,14 @@
           <w:szCs w:val="24"/>
         </w:rPr>
       </w:pPr>
-      <w:proofErr w:type="gramStart"/>
-      <w:r>
-        <w:rPr>
-          <w:color w:val="000000"/>
-          <w:sz w:val="24"/>
-          <w:szCs w:val="24"/>
-        </w:rPr>
-        <w:t>[ x</w:t>
-      </w:r>
-      <w:proofErr w:type="gramEnd"/>
-      <w:r>
-        <w:rPr>
-          <w:color w:val="000000"/>
-          <w:sz w:val="24"/>
-          <w:szCs w:val="24"/>
-        </w:rPr>
-        <w:t xml:space="preserve"> </w:t>
-      </w:r>
-      <w:proofErr w:type="gramStart"/>
-      <w:r>
-        <w:rPr>
-          <w:color w:val="000000"/>
-          <w:sz w:val="24"/>
-          <w:szCs w:val="24"/>
-        </w:rPr>
-        <w:t>] Essencial</w:t>
-      </w:r>
-      <w:proofErr w:type="gramEnd"/>
-      <w:r>
-        <w:rPr>
-          <w:color w:val="000000"/>
-          <w:sz w:val="24"/>
-          <w:szCs w:val="24"/>
-        </w:rPr>
-        <w:t xml:space="preserve"> </w:t>
-      </w:r>
-      <w:proofErr w:type="gramStart"/>
+      <w:r>
+        <w:rPr>
+          <w:color w:val="000000"/>
+          <w:sz w:val="24"/>
+          <w:szCs w:val="24"/>
+        </w:rPr>
+        <w:t xml:space="preserve">[ x ] Essencial </w:t>
+      </w:r>
       <w:r>
         <w:rPr>
           <w:color w:val="000000"/>
@@ -2101,18 +1672,8 @@
           <w:szCs w:val="24"/>
         </w:rPr>
         <w:tab/>
-        <w:t>[ ]</w:t>
-      </w:r>
-      <w:proofErr w:type="gramEnd"/>
-      <w:r>
-        <w:rPr>
-          <w:color w:val="000000"/>
-          <w:sz w:val="24"/>
-          <w:szCs w:val="24"/>
-        </w:rPr>
-        <w:t xml:space="preserve"> Importante </w:t>
-      </w:r>
-      <w:proofErr w:type="gramStart"/>
+        <w:t xml:space="preserve">[ ] Importante </w:t>
+      </w:r>
       <w:r>
         <w:rPr>
           <w:color w:val="000000"/>
@@ -2120,23 +1681,7 @@
           <w:szCs w:val="24"/>
         </w:rPr>
         <w:tab/>
-      </w:r>
-      <w:r>
-        <w:rPr>
-          <w:color w:val="000000"/>
-          <w:sz w:val="24"/>
-          <w:szCs w:val="24"/>
-        </w:rPr>
-        <w:t>[ ]</w:t>
-      </w:r>
-      <w:proofErr w:type="gramEnd"/>
-      <w:r>
-        <w:rPr>
-          <w:color w:val="000000"/>
-          <w:sz w:val="24"/>
-          <w:szCs w:val="24"/>
-        </w:rPr>
-        <w:t xml:space="preserve"> Desejável </w:t>
+        <w:t xml:space="preserve">[ ] Desejável </w:t>
       </w:r>
     </w:p>
     <w:p>
@@ -2258,25 +1803,7 @@
           <w:sz w:val="24"/>
           <w:szCs w:val="24"/>
         </w:rPr>
-        <w:t xml:space="preserve">O sistema permitirá ao administrador cadastrar novos eventos internos. O </w:t>
-      </w:r>
-      <w:proofErr w:type="gramStart"/>
-      <w:r>
-        <w:rPr>
-          <w:color w:val="000000"/>
-          <w:sz w:val="24"/>
-          <w:szCs w:val="24"/>
-        </w:rPr>
-        <w:t>administrador  poderá</w:t>
-      </w:r>
-      <w:proofErr w:type="gramEnd"/>
-      <w:r>
-        <w:rPr>
-          <w:color w:val="000000"/>
-          <w:sz w:val="24"/>
-          <w:szCs w:val="24"/>
-        </w:rPr>
-        <w:t xml:space="preserve"> definir todos os detalhes do evento conforme a </w:t>
+        <w:t xml:space="preserve">O sistema permitirá ao administrador cadastrar novos eventos internos. O administrador  poderá definir todos os detalhes do evento conforme a </w:t>
       </w:r>
       <w:r>
         <w:rPr>
@@ -2910,25 +2437,7 @@
                 <w:sz w:val="24"/>
                 <w:szCs w:val="24"/>
               </w:rPr>
-              <w:t xml:space="preserve">Campo numérico para capacidade máxima de participantes (valor 0 ou em branco indica </w:t>
-            </w:r>
-            <w:proofErr w:type="gramStart"/>
-            <w:r>
-              <w:rPr>
-                <w:color w:val="000000"/>
-                <w:sz w:val="24"/>
-                <w:szCs w:val="24"/>
-              </w:rPr>
-              <w:t>sem  limite</w:t>
-            </w:r>
-            <w:proofErr w:type="gramEnd"/>
-            <w:r>
-              <w:rPr>
-                <w:color w:val="000000"/>
-                <w:sz w:val="24"/>
-                <w:szCs w:val="24"/>
-              </w:rPr>
-              <w:t>)</w:t>
+              <w:t>Campo numérico para capacidade máxima de participantes (valor 0 ou em branco indica sem  limite)</w:t>
             </w:r>
           </w:p>
         </w:tc>
@@ -3351,7 +2860,6 @@
         </w:rPr>
         <w:t xml:space="preserve">, </w:t>
       </w:r>
-      <w:proofErr w:type="gramStart"/>
       <w:r>
         <w:rPr>
           <w:b/>
@@ -3378,14 +2886,18 @@
           <w:sz w:val="24"/>
           <w:szCs w:val="24"/>
         </w:rPr>
-        <w:t>Responsável</w:t>
-      </w:r>
-      <w:proofErr w:type="gramEnd"/>
-      <w:r>
-        <w:rPr>
-          <w:b/>
-          <w:bCs/>
-          <w:color w:val="000000"/>
+        <w:t xml:space="preserve">Responsável </w:t>
+      </w:r>
+      <w:r>
+        <w:rPr>
+          <w:color w:val="000000"/>
+          <w:sz w:val="24"/>
+          <w:szCs w:val="24"/>
+        </w:rPr>
+        <w:t>são</w:t>
+      </w:r>
+      <w:r>
+        <w:rPr>
           <w:sz w:val="24"/>
           <w:szCs w:val="24"/>
         </w:rPr>
@@ -3397,32 +2909,7 @@
           <w:sz w:val="24"/>
           <w:szCs w:val="24"/>
         </w:rPr>
-        <w:t>são</w:t>
-      </w:r>
-      <w:r>
-        <w:rPr>
-          <w:sz w:val="24"/>
-          <w:szCs w:val="24"/>
-        </w:rPr>
-        <w:t xml:space="preserve"> </w:t>
-      </w:r>
-      <w:proofErr w:type="gramStart"/>
-      <w:r>
-        <w:rPr>
-          <w:color w:val="000000"/>
-          <w:sz w:val="24"/>
-          <w:szCs w:val="24"/>
-        </w:rPr>
-        <w:t>obrigatórios  para</w:t>
-      </w:r>
-      <w:proofErr w:type="gramEnd"/>
-      <w:r>
-        <w:rPr>
-          <w:color w:val="000000"/>
-          <w:sz w:val="24"/>
-          <w:szCs w:val="24"/>
-        </w:rPr>
-        <w:t xml:space="preserve"> criar um evento. </w:t>
+        <w:t xml:space="preserve">obrigatórios  para criar um evento. </w:t>
       </w:r>
     </w:p>
     <w:p>
@@ -3467,23 +2954,13 @@
         </w:rPr>
         <w:t xml:space="preserve"> </w:t>
       </w:r>
-      <w:proofErr w:type="gramStart"/>
-      <w:r>
-        <w:rPr>
-          <w:color w:val="000000"/>
-          <w:sz w:val="24"/>
-          <w:szCs w:val="24"/>
-        </w:rPr>
-        <w:t>permitido  agendar</w:t>
-      </w:r>
-      <w:proofErr w:type="gramEnd"/>
-      <w:r>
-        <w:rPr>
-          <w:color w:val="000000"/>
-          <w:sz w:val="24"/>
-          <w:szCs w:val="24"/>
-        </w:rPr>
-        <w:t xml:space="preserve"> eventos no passado). </w:t>
+      <w:r>
+        <w:rPr>
+          <w:color w:val="000000"/>
+          <w:sz w:val="24"/>
+          <w:szCs w:val="24"/>
+        </w:rPr>
+        <w:t xml:space="preserve">permitido  agendar eventos no passado). </w:t>
       </w:r>
     </w:p>
     <w:p>
@@ -3547,23 +3024,13 @@
         </w:rPr>
         <w:t xml:space="preserve"> </w:t>
       </w:r>
-      <w:proofErr w:type="gramStart"/>
-      <w:r>
-        <w:rPr>
-          <w:color w:val="000000"/>
-          <w:sz w:val="24"/>
-          <w:szCs w:val="24"/>
-        </w:rPr>
-        <w:t>limite  de</w:t>
-      </w:r>
-      <w:proofErr w:type="gramEnd"/>
-      <w:r>
-        <w:rPr>
-          <w:color w:val="000000"/>
-          <w:sz w:val="24"/>
-          <w:szCs w:val="24"/>
-        </w:rPr>
-        <w:t xml:space="preserve"> vagas. </w:t>
+      <w:r>
+        <w:rPr>
+          <w:color w:val="000000"/>
+          <w:sz w:val="24"/>
+          <w:szCs w:val="24"/>
+        </w:rPr>
+        <w:t xml:space="preserve">limite  de vagas. </w:t>
       </w:r>
     </w:p>
     <w:p>
@@ -3647,77 +3114,13 @@
           <w:szCs w:val="24"/>
         </w:rPr>
       </w:pPr>
-      <w:proofErr w:type="gramStart"/>
-      <w:r>
-        <w:rPr>
-          <w:color w:val="000000"/>
-          <w:sz w:val="24"/>
-          <w:szCs w:val="24"/>
-        </w:rPr>
-        <w:t>[ x</w:t>
-      </w:r>
-      <w:proofErr w:type="gramEnd"/>
-      <w:r>
-        <w:rPr>
-          <w:color w:val="000000"/>
-          <w:sz w:val="24"/>
-          <w:szCs w:val="24"/>
-        </w:rPr>
-        <w:t xml:space="preserve"> </w:t>
-      </w:r>
-      <w:proofErr w:type="gramStart"/>
-      <w:r>
-        <w:rPr>
-          <w:color w:val="000000"/>
-          <w:sz w:val="24"/>
-          <w:szCs w:val="24"/>
-        </w:rPr>
-        <w:t>] Essencial</w:t>
-      </w:r>
-      <w:proofErr w:type="gramEnd"/>
-      <w:r>
-        <w:rPr>
-          <w:color w:val="000000"/>
-          <w:sz w:val="24"/>
-          <w:szCs w:val="24"/>
-        </w:rPr>
-        <w:t xml:space="preserve"> </w:t>
-      </w:r>
-      <w:proofErr w:type="gramStart"/>
-      <w:r>
-        <w:rPr>
-          <w:color w:val="000000"/>
-          <w:sz w:val="24"/>
-          <w:szCs w:val="24"/>
-        </w:rPr>
-        <w:t>[ ]</w:t>
-      </w:r>
-      <w:proofErr w:type="gramEnd"/>
-      <w:r>
-        <w:rPr>
-          <w:color w:val="000000"/>
-          <w:sz w:val="24"/>
-          <w:szCs w:val="24"/>
-        </w:rPr>
-        <w:t xml:space="preserve"> Importante </w:t>
-      </w:r>
-      <w:proofErr w:type="gramStart"/>
-      <w:r>
-        <w:rPr>
-          <w:color w:val="000000"/>
-          <w:sz w:val="24"/>
-          <w:szCs w:val="24"/>
-        </w:rPr>
-        <w:t>[ ]</w:t>
-      </w:r>
-      <w:proofErr w:type="gramEnd"/>
-      <w:r>
-        <w:rPr>
-          <w:color w:val="000000"/>
-          <w:sz w:val="24"/>
-          <w:szCs w:val="24"/>
-        </w:rPr>
-        <w:t xml:space="preserve"> Desejável</w:t>
+      <w:r>
+        <w:rPr>
+          <w:color w:val="000000"/>
+          <w:sz w:val="24"/>
+          <w:szCs w:val="24"/>
+        </w:rPr>
+        <w:t>[ x ] Essencial [ ] Importante [ ] Desejável</w:t>
       </w:r>
     </w:p>
     <w:p>
@@ -3831,43 +3234,7 @@
           <w:sz w:val="24"/>
           <w:szCs w:val="24"/>
         </w:rPr>
-        <w:t xml:space="preserve">Será possível editar/atualizar as informações de um evento cadastrado no [RFS04]. </w:t>
-      </w:r>
-      <w:proofErr w:type="gramStart"/>
-      <w:r>
-        <w:rPr>
-          <w:color w:val="000000"/>
-          <w:sz w:val="24"/>
-          <w:szCs w:val="24"/>
-        </w:rPr>
-        <w:t>O  administrador</w:t>
-      </w:r>
-      <w:proofErr w:type="gramEnd"/>
-      <w:r>
-        <w:rPr>
-          <w:color w:val="000000"/>
-          <w:sz w:val="24"/>
-          <w:szCs w:val="24"/>
-        </w:rPr>
-        <w:t xml:space="preserve"> poderá modificar dados do evento, como descrição, data, horário, </w:t>
-      </w:r>
-      <w:proofErr w:type="gramStart"/>
-      <w:r>
-        <w:rPr>
-          <w:color w:val="000000"/>
-          <w:sz w:val="24"/>
-          <w:szCs w:val="24"/>
-        </w:rPr>
-        <w:t>local,  palestrante</w:t>
-      </w:r>
-      <w:proofErr w:type="gramEnd"/>
-      <w:r>
-        <w:rPr>
-          <w:color w:val="000000"/>
-          <w:sz w:val="24"/>
-          <w:szCs w:val="24"/>
-        </w:rPr>
-        <w:t xml:space="preserve"> ou capacidade, conforme necessário. </w:t>
+        <w:t xml:space="preserve">Será possível editar/atualizar as informações de um evento cadastrado no [RFS04]. O  administrador poderá modificar dados do evento, como descrição, data, horário, local,  palestrante ou capacidade, conforme necessário. </w:t>
       </w:r>
     </w:p>
     <w:p>
@@ -3930,25 +3297,7 @@
           <w:sz w:val="24"/>
           <w:szCs w:val="24"/>
         </w:rPr>
-        <w:t xml:space="preserve">Não é permitido alterar a data/hora de um evento para um momento que já </w:t>
-      </w:r>
-      <w:proofErr w:type="gramStart"/>
-      <w:r>
-        <w:rPr>
-          <w:color w:val="000000"/>
-          <w:sz w:val="24"/>
-          <w:szCs w:val="24"/>
-        </w:rPr>
-        <w:t>tenha  passado</w:t>
-      </w:r>
-      <w:proofErr w:type="gramEnd"/>
-      <w:r>
-        <w:rPr>
-          <w:color w:val="000000"/>
-          <w:sz w:val="24"/>
-          <w:szCs w:val="24"/>
-        </w:rPr>
-        <w:t xml:space="preserve">. </w:t>
+        <w:t xml:space="preserve">Não é permitido alterar a data/hora de um evento para um momento que já tenha  passado. </w:t>
       </w:r>
     </w:p>
     <w:p>
@@ -3984,25 +3333,7 @@
           <w:sz w:val="24"/>
           <w:szCs w:val="24"/>
         </w:rPr>
-        <w:t xml:space="preserve">Não é permitido reduzir a capacidade do evento para um valor inferior ao número </w:t>
-      </w:r>
-      <w:proofErr w:type="gramStart"/>
-      <w:r>
-        <w:rPr>
-          <w:color w:val="000000"/>
-          <w:sz w:val="24"/>
-          <w:szCs w:val="24"/>
-        </w:rPr>
-        <w:t>de  participantes</w:t>
-      </w:r>
-      <w:proofErr w:type="gramEnd"/>
-      <w:r>
-        <w:rPr>
-          <w:color w:val="000000"/>
-          <w:sz w:val="24"/>
-          <w:szCs w:val="24"/>
-        </w:rPr>
-        <w:t xml:space="preserve"> já inscritos no momento da edição. </w:t>
+        <w:t xml:space="preserve">Não é permitido reduzir a capacidade do evento para um valor inferior ao número de  participantes já inscritos no momento da edição. </w:t>
       </w:r>
     </w:p>
     <w:p>
@@ -4039,43 +3370,7 @@
           <w:sz w:val="24"/>
           <w:szCs w:val="24"/>
         </w:rPr>
-        <w:t xml:space="preserve">Se houver participantes inscritos e o administrador alterar informações críticas </w:t>
-      </w:r>
-      <w:proofErr w:type="gramStart"/>
-      <w:r>
-        <w:rPr>
-          <w:color w:val="000000"/>
-          <w:sz w:val="24"/>
-          <w:szCs w:val="24"/>
-        </w:rPr>
-        <w:t>do  evento</w:t>
-      </w:r>
-      <w:proofErr w:type="gramEnd"/>
-      <w:r>
-        <w:rPr>
-          <w:color w:val="000000"/>
-          <w:sz w:val="24"/>
-          <w:szCs w:val="24"/>
-        </w:rPr>
-        <w:t xml:space="preserve"> (como data, horário ou local), o sistema deverá notificar os </w:t>
-      </w:r>
-      <w:proofErr w:type="gramStart"/>
-      <w:r>
-        <w:rPr>
-          <w:color w:val="000000"/>
-          <w:sz w:val="24"/>
-          <w:szCs w:val="24"/>
-        </w:rPr>
-        <w:t>participantes  inscritos</w:t>
-      </w:r>
-      <w:proofErr w:type="gramEnd"/>
-      <w:r>
-        <w:rPr>
-          <w:color w:val="000000"/>
-          <w:sz w:val="24"/>
-          <w:szCs w:val="24"/>
-        </w:rPr>
-        <w:t xml:space="preserve"> (por e-mail ou via sistema) sobre as mudanças. </w:t>
+        <w:t xml:space="preserve">Se houver participantes inscritos e o administrador alterar informações críticas do  evento (como data, horário ou local), o sistema deverá notificar os participantes  inscritos (por e-mail ou via sistema) sobre as mudanças. </w:t>
       </w:r>
     </w:p>
     <w:p>
@@ -4111,25 +3406,7 @@
           <w:sz w:val="24"/>
           <w:szCs w:val="24"/>
         </w:rPr>
-        <w:t xml:space="preserve">Após a data de realização do evento ter passado (evento concluído), o evento </w:t>
-      </w:r>
-      <w:proofErr w:type="gramStart"/>
-      <w:r>
-        <w:rPr>
-          <w:color w:val="000000"/>
-          <w:sz w:val="24"/>
-          <w:szCs w:val="24"/>
-        </w:rPr>
-        <w:t>não  poderá</w:t>
-      </w:r>
-      <w:proofErr w:type="gramEnd"/>
-      <w:r>
-        <w:rPr>
-          <w:color w:val="000000"/>
-          <w:sz w:val="24"/>
-          <w:szCs w:val="24"/>
-        </w:rPr>
-        <w:t xml:space="preserve"> ser editado pelo administrador, para manter o registro histórico consistente. </w:t>
+        <w:t xml:space="preserve">Após a data de realização do evento ter passado (evento concluído), o evento não  poderá ser editado pelo administrador, para manter o registro histórico consistente. </w:t>
       </w:r>
     </w:p>
     <w:p>
@@ -4177,43 +3454,14 @@
           <w:szCs w:val="24"/>
         </w:rPr>
       </w:pPr>
-      <w:proofErr w:type="gramStart"/>
-      <w:r>
-        <w:rPr>
-          <w:color w:val="000000"/>
-          <w:sz w:val="24"/>
-          <w:szCs w:val="24"/>
-        </w:rPr>
-        <w:t>[ x</w:t>
-      </w:r>
-      <w:proofErr w:type="gramEnd"/>
-      <w:r>
-        <w:rPr>
-          <w:color w:val="000000"/>
-          <w:sz w:val="24"/>
-          <w:szCs w:val="24"/>
-        </w:rPr>
-        <w:t xml:space="preserve"> </w:t>
-      </w:r>
-      <w:proofErr w:type="gramStart"/>
-      <w:r>
-        <w:rPr>
-          <w:color w:val="000000"/>
-          <w:sz w:val="24"/>
-          <w:szCs w:val="24"/>
-        </w:rPr>
-        <w:t>] Essencial</w:t>
-      </w:r>
-      <w:proofErr w:type="gramEnd"/>
-      <w:r>
-        <w:rPr>
-          <w:color w:val="000000"/>
-          <w:sz w:val="24"/>
-          <w:szCs w:val="24"/>
-        </w:rPr>
-        <w:t xml:space="preserve"> </w:t>
-      </w:r>
-      <w:proofErr w:type="gramStart"/>
+      <w:r>
+        <w:rPr>
+          <w:color w:val="000000"/>
+          <w:sz w:val="24"/>
+          <w:szCs w:val="24"/>
+        </w:rPr>
+        <w:t xml:space="preserve">[ x ] Essencial </w:t>
+      </w:r>
       <w:r>
         <w:rPr>
           <w:color w:val="000000"/>
@@ -4221,18 +3469,8 @@
           <w:szCs w:val="24"/>
         </w:rPr>
         <w:tab/>
-        <w:t>[ ]</w:t>
-      </w:r>
-      <w:proofErr w:type="gramEnd"/>
-      <w:r>
-        <w:rPr>
-          <w:color w:val="000000"/>
-          <w:sz w:val="24"/>
-          <w:szCs w:val="24"/>
-        </w:rPr>
-        <w:t xml:space="preserve"> Importante </w:t>
-      </w:r>
-      <w:proofErr w:type="gramStart"/>
+        <w:t xml:space="preserve">[ ] Importante </w:t>
+      </w:r>
       <w:r>
         <w:rPr>
           <w:color w:val="000000"/>
@@ -4240,16 +3478,7 @@
           <w:szCs w:val="24"/>
         </w:rPr>
         <w:tab/>
-        <w:t>[ ]</w:t>
-      </w:r>
-      <w:proofErr w:type="gramEnd"/>
-      <w:r>
-        <w:rPr>
-          <w:color w:val="000000"/>
-          <w:sz w:val="24"/>
-          <w:szCs w:val="24"/>
-        </w:rPr>
-        <w:t xml:space="preserve"> Desejável </w:t>
+        <w:t xml:space="preserve">[ ] Desejável </w:t>
       </w:r>
     </w:p>
     <w:p>
@@ -4344,25 +3573,7 @@
           <w:sz w:val="24"/>
           <w:szCs w:val="24"/>
         </w:rPr>
-        <w:t xml:space="preserve">O sistema permitirá ao administrador excluir um evento cadastrado. A exclusão </w:t>
-      </w:r>
-      <w:proofErr w:type="gramStart"/>
-      <w:r>
-        <w:rPr>
-          <w:color w:val="000000"/>
-          <w:sz w:val="24"/>
-          <w:szCs w:val="24"/>
-        </w:rPr>
-        <w:t>removerá  o</w:t>
-      </w:r>
-      <w:proofErr w:type="gramEnd"/>
-      <w:r>
-        <w:rPr>
-          <w:color w:val="000000"/>
-          <w:sz w:val="24"/>
-          <w:szCs w:val="24"/>
-        </w:rPr>
-        <w:t xml:space="preserve"> evento do sistema, de modo que não ficará visível para os usuários participantes. </w:t>
+        <w:t xml:space="preserve">O sistema permitirá ao administrador excluir um evento cadastrado. A exclusão removerá  o evento do sistema, de modo que não ficará visível para os usuários participantes. </w:t>
       </w:r>
     </w:p>
     <w:p>
@@ -4426,43 +3637,7 @@
           <w:sz w:val="24"/>
           <w:szCs w:val="24"/>
         </w:rPr>
-        <w:t xml:space="preserve">Caso existam participantes já inscritos no evento a ser excluído, o sistema </w:t>
-      </w:r>
-      <w:proofErr w:type="gramStart"/>
-      <w:r>
-        <w:rPr>
-          <w:color w:val="000000"/>
-          <w:sz w:val="24"/>
-          <w:szCs w:val="24"/>
-        </w:rPr>
-        <w:t>deverá  notificar</w:t>
-      </w:r>
-      <w:proofErr w:type="gramEnd"/>
-      <w:r>
-        <w:rPr>
-          <w:color w:val="000000"/>
-          <w:sz w:val="24"/>
-          <w:szCs w:val="24"/>
-        </w:rPr>
-        <w:t xml:space="preserve"> esses participantes sobre o cancelamento do evento antes de efetivar </w:t>
-      </w:r>
-      <w:proofErr w:type="gramStart"/>
-      <w:r>
-        <w:rPr>
-          <w:color w:val="000000"/>
-          <w:sz w:val="24"/>
-          <w:szCs w:val="24"/>
-        </w:rPr>
-        <w:t>a  exclusão</w:t>
-      </w:r>
-      <w:proofErr w:type="gramEnd"/>
-      <w:r>
-        <w:rPr>
-          <w:color w:val="000000"/>
-          <w:sz w:val="24"/>
-          <w:szCs w:val="24"/>
-        </w:rPr>
-        <w:t xml:space="preserve">. As inscrições desses participantes serão então canceladas. </w:t>
+        <w:t xml:space="preserve">Caso existam participantes já inscritos no evento a ser excluído, o sistema deverá  notificar esses participantes sobre o cancelamento do evento antes de efetivar a  exclusão. As inscrições desses participantes serão então canceladas. </w:t>
       </w:r>
     </w:p>
     <w:p>
@@ -4499,25 +3674,7 @@
           <w:sz w:val="24"/>
           <w:szCs w:val="24"/>
         </w:rPr>
-        <w:t xml:space="preserve">Não é permitido excluir um evento cuja data já tenha passado ou que já tenha </w:t>
-      </w:r>
-      <w:proofErr w:type="gramStart"/>
-      <w:r>
-        <w:rPr>
-          <w:color w:val="000000"/>
-          <w:sz w:val="24"/>
-          <w:szCs w:val="24"/>
-        </w:rPr>
-        <w:t>sido  realizado</w:t>
-      </w:r>
-      <w:proofErr w:type="gramEnd"/>
-      <w:r>
-        <w:rPr>
-          <w:color w:val="000000"/>
-          <w:sz w:val="24"/>
-          <w:szCs w:val="24"/>
-        </w:rPr>
-        <w:t>,</w:t>
+        <w:t>Não é permitido excluir um evento cuja data já tenha passado ou que já tenha sido  realizado,</w:t>
       </w:r>
       <w:r>
         <w:rPr>
@@ -4532,25 +3689,7 @@
           <w:sz w:val="24"/>
           <w:szCs w:val="24"/>
         </w:rPr>
-        <w:t xml:space="preserve">para preservação do histórico (eventos passados não devem </w:t>
-      </w:r>
-      <w:proofErr w:type="gramStart"/>
-      <w:r>
-        <w:rPr>
-          <w:color w:val="000000"/>
-          <w:sz w:val="24"/>
-          <w:szCs w:val="24"/>
-        </w:rPr>
-        <w:t>ser  removidos</w:t>
-      </w:r>
-      <w:proofErr w:type="gramEnd"/>
-      <w:r>
-        <w:rPr>
-          <w:color w:val="000000"/>
-          <w:sz w:val="24"/>
-          <w:szCs w:val="24"/>
-        </w:rPr>
-        <w:t xml:space="preserve"> do registro). </w:t>
+        <w:t xml:space="preserve">para preservação do histórico (eventos passados não devem ser  removidos do registro). </w:t>
       </w:r>
     </w:p>
     <w:p>
@@ -4587,25 +3726,7 @@
           <w:sz w:val="24"/>
           <w:szCs w:val="24"/>
         </w:rPr>
-        <w:t xml:space="preserve">A exclusão de um evento removerá também todas as inscrições associadas a ele </w:t>
-      </w:r>
-      <w:proofErr w:type="gramStart"/>
-      <w:r>
-        <w:rPr>
-          <w:color w:val="000000"/>
-          <w:sz w:val="24"/>
-          <w:szCs w:val="24"/>
-        </w:rPr>
-        <w:t>e  impedirá</w:t>
-      </w:r>
-      <w:proofErr w:type="gramEnd"/>
-      <w:r>
-        <w:rPr>
-          <w:color w:val="000000"/>
-          <w:sz w:val="24"/>
-          <w:szCs w:val="24"/>
-        </w:rPr>
-        <w:t xml:space="preserve"> a geração de certificados para esse evento (se ainda não gerados). </w:t>
+        <w:t xml:space="preserve">A exclusão de um evento removerá também todas as inscrições associadas a ele e  impedirá a geração de certificados para esse evento (se ainda não gerados). </w:t>
       </w:r>
     </w:p>
     <w:p>
@@ -4653,43 +3774,14 @@
           <w:szCs w:val="24"/>
         </w:rPr>
       </w:pPr>
-      <w:proofErr w:type="gramStart"/>
-      <w:r>
-        <w:rPr>
-          <w:color w:val="000000"/>
-          <w:sz w:val="24"/>
-          <w:szCs w:val="24"/>
-        </w:rPr>
-        <w:t>[ x</w:t>
-      </w:r>
-      <w:proofErr w:type="gramEnd"/>
-      <w:r>
-        <w:rPr>
-          <w:color w:val="000000"/>
-          <w:sz w:val="24"/>
-          <w:szCs w:val="24"/>
-        </w:rPr>
-        <w:t xml:space="preserve"> </w:t>
-      </w:r>
-      <w:proofErr w:type="gramStart"/>
-      <w:r>
-        <w:rPr>
-          <w:color w:val="000000"/>
-          <w:sz w:val="24"/>
-          <w:szCs w:val="24"/>
-        </w:rPr>
-        <w:t>] Essencial</w:t>
-      </w:r>
-      <w:proofErr w:type="gramEnd"/>
-      <w:r>
-        <w:rPr>
-          <w:color w:val="000000"/>
-          <w:sz w:val="24"/>
-          <w:szCs w:val="24"/>
-        </w:rPr>
-        <w:t xml:space="preserve"> </w:t>
-      </w:r>
-      <w:proofErr w:type="gramStart"/>
+      <w:r>
+        <w:rPr>
+          <w:color w:val="000000"/>
+          <w:sz w:val="24"/>
+          <w:szCs w:val="24"/>
+        </w:rPr>
+        <w:t xml:space="preserve">[ x ] Essencial </w:t>
+      </w:r>
       <w:r>
         <w:rPr>
           <w:color w:val="000000"/>
@@ -4697,18 +3789,8 @@
           <w:szCs w:val="24"/>
         </w:rPr>
         <w:tab/>
-        <w:t>[ ]</w:t>
-      </w:r>
-      <w:proofErr w:type="gramEnd"/>
-      <w:r>
-        <w:rPr>
-          <w:color w:val="000000"/>
-          <w:sz w:val="24"/>
-          <w:szCs w:val="24"/>
-        </w:rPr>
-        <w:t xml:space="preserve"> Importante </w:t>
-      </w:r>
-      <w:proofErr w:type="gramStart"/>
+        <w:t xml:space="preserve">[ ] Importante </w:t>
+      </w:r>
       <w:r>
         <w:rPr>
           <w:color w:val="000000"/>
@@ -4716,16 +3798,7 @@
           <w:szCs w:val="24"/>
         </w:rPr>
         <w:tab/>
-        <w:t>[ ]</w:t>
-      </w:r>
-      <w:proofErr w:type="gramEnd"/>
-      <w:r>
-        <w:rPr>
-          <w:color w:val="000000"/>
-          <w:sz w:val="24"/>
-          <w:szCs w:val="24"/>
-        </w:rPr>
-        <w:t xml:space="preserve"> Desejável</w:t>
+        <w:t>[ ] Desejável</w:t>
       </w:r>
     </w:p>
     <w:p>
@@ -4838,61 +3911,7 @@
           <w:sz w:val="24"/>
           <w:szCs w:val="24"/>
         </w:rPr>
-        <w:t xml:space="preserve">Será possível consultar os eventos cadastrados através de funcionalidades de listagem </w:t>
-      </w:r>
-      <w:proofErr w:type="gramStart"/>
-      <w:r>
-        <w:rPr>
-          <w:color w:val="000000"/>
-          <w:sz w:val="24"/>
-          <w:szCs w:val="24"/>
-        </w:rPr>
-        <w:t>e  busca</w:t>
-      </w:r>
-      <w:proofErr w:type="gramEnd"/>
-      <w:r>
-        <w:rPr>
-          <w:color w:val="000000"/>
-          <w:sz w:val="24"/>
-          <w:szCs w:val="24"/>
-        </w:rPr>
-        <w:t xml:space="preserve">. O administrador poderá visualizar uma lista de todos os eventos registrados </w:t>
-      </w:r>
-      <w:proofErr w:type="gramStart"/>
-      <w:r>
-        <w:rPr>
-          <w:color w:val="000000"/>
-          <w:sz w:val="24"/>
-          <w:szCs w:val="24"/>
-        </w:rPr>
-        <w:t>no  sistema</w:t>
-      </w:r>
-      <w:proofErr w:type="gramEnd"/>
-      <w:r>
-        <w:rPr>
-          <w:color w:val="000000"/>
-          <w:sz w:val="24"/>
-          <w:szCs w:val="24"/>
-        </w:rPr>
-        <w:t xml:space="preserve">, com opções de filtrar por critérios como título, tipo de evento ou data. </w:t>
-      </w:r>
-      <w:proofErr w:type="gramStart"/>
-      <w:r>
-        <w:rPr>
-          <w:color w:val="000000"/>
-          <w:sz w:val="24"/>
-          <w:szCs w:val="24"/>
-        </w:rPr>
-        <w:t>O  administrador</w:t>
-      </w:r>
-      <w:proofErr w:type="gramEnd"/>
-      <w:r>
-        <w:rPr>
-          <w:color w:val="000000"/>
-          <w:sz w:val="24"/>
-          <w:szCs w:val="24"/>
-        </w:rPr>
-        <w:t xml:space="preserve"> poderá selecionar um evento da lista para ver seus </w:t>
+        <w:t xml:space="preserve">Será possível consultar os eventos cadastrados através de funcionalidades de listagem e  busca. O administrador poderá visualizar uma lista de todos os eventos registrados no  sistema, com opções de filtrar por critérios como título, tipo de evento ou data. O  administrador poderá selecionar um evento da lista para ver seus </w:t>
       </w:r>
       <w:r>
         <w:rPr>
@@ -4902,35 +3921,15 @@
           <w:sz w:val="24"/>
           <w:szCs w:val="24"/>
         </w:rPr>
-        <w:t xml:space="preserve">detalhes </w:t>
-      </w:r>
-      <w:proofErr w:type="gramStart"/>
-      <w:r>
-        <w:rPr>
-          <w:b/>
-          <w:bCs/>
-          <w:color w:val="000000"/>
-          <w:sz w:val="24"/>
-          <w:szCs w:val="24"/>
-        </w:rPr>
-        <w:t>completos</w:t>
-      </w:r>
-      <w:r>
-        <w:rPr>
-          <w:color w:val="000000"/>
-          <w:sz w:val="24"/>
-          <w:szCs w:val="24"/>
-        </w:rPr>
-        <w:t>,  incluindo</w:t>
-      </w:r>
-      <w:proofErr w:type="gramEnd"/>
-      <w:r>
-        <w:rPr>
-          <w:color w:val="000000"/>
-          <w:sz w:val="24"/>
-          <w:szCs w:val="24"/>
-        </w:rPr>
-        <w:t xml:space="preserve"> todas as informações definidas em [RFS04] e a </w:t>
+        <w:t>detalhes completos</w:t>
+      </w:r>
+      <w:r>
+        <w:rPr>
+          <w:color w:val="000000"/>
+          <w:sz w:val="24"/>
+          <w:szCs w:val="24"/>
+        </w:rPr>
+        <w:t xml:space="preserve">,  incluindo todas as informações definidas em [RFS04] e a </w:t>
       </w:r>
       <w:r>
         <w:rPr>
@@ -5012,43 +4011,7 @@
           <w:sz w:val="24"/>
           <w:szCs w:val="24"/>
         </w:rPr>
-        <w:t xml:space="preserve">Apenas usuários com perfil de administrador/organizador podem acessar a </w:t>
-      </w:r>
-      <w:proofErr w:type="gramStart"/>
-      <w:r>
-        <w:rPr>
-          <w:color w:val="000000"/>
-          <w:sz w:val="24"/>
-          <w:szCs w:val="24"/>
-        </w:rPr>
-        <w:t>listagem  completa</w:t>
-      </w:r>
-      <w:proofErr w:type="gramEnd"/>
-      <w:r>
-        <w:rPr>
-          <w:color w:val="000000"/>
-          <w:sz w:val="24"/>
-          <w:szCs w:val="24"/>
-        </w:rPr>
-        <w:t xml:space="preserve"> de eventos e detalhes de participantes. Usuários comuns (</w:t>
-      </w:r>
-      <w:proofErr w:type="gramStart"/>
-      <w:r>
-        <w:rPr>
-          <w:color w:val="000000"/>
-          <w:sz w:val="24"/>
-          <w:szCs w:val="24"/>
-        </w:rPr>
-        <w:t>participantes)  possuem</w:t>
-      </w:r>
-      <w:proofErr w:type="gramEnd"/>
-      <w:r>
-        <w:rPr>
-          <w:color w:val="000000"/>
-          <w:sz w:val="24"/>
-          <w:szCs w:val="24"/>
-        </w:rPr>
-        <w:t xml:space="preserve"> acesso apenas à listagem de eventos disponíveis conforme [RFS08]. </w:t>
+        <w:t xml:space="preserve">Apenas usuários com perfil de administrador/organizador podem acessar a listagem  completa de eventos e detalhes de participantes. Usuários comuns (participantes)  possuem acesso apenas à listagem de eventos disponíveis conforme [RFS08]. </w:t>
       </w:r>
     </w:p>
     <w:p>
@@ -5085,25 +4048,7 @@
           <w:sz w:val="24"/>
           <w:szCs w:val="24"/>
         </w:rPr>
-        <w:t xml:space="preserve">Nos detalhes do evento consultado, o administrador pode visualizar os participantes inscritos e suas informações básicas de contato. Essa funcionalidade auxilia </w:t>
-      </w:r>
-      <w:proofErr w:type="gramStart"/>
-      <w:r>
-        <w:rPr>
-          <w:color w:val="000000"/>
-          <w:sz w:val="24"/>
-          <w:szCs w:val="24"/>
-        </w:rPr>
-        <w:t>no  controle</w:t>
-      </w:r>
-      <w:proofErr w:type="gramEnd"/>
-      <w:r>
-        <w:rPr>
-          <w:color w:val="000000"/>
-          <w:sz w:val="24"/>
-          <w:szCs w:val="24"/>
-        </w:rPr>
-        <w:t xml:space="preserve"> de presença e comunicação com os inscritos. </w:t>
+        <w:t xml:space="preserve">Nos detalhes do evento consultado, o administrador pode visualizar os participantes inscritos e suas informações básicas de contato. Essa funcionalidade auxilia no  controle de presença e comunicação com os inscritos. </w:t>
       </w:r>
     </w:p>
     <w:p>
@@ -5151,43 +4096,14 @@
           <w:szCs w:val="24"/>
         </w:rPr>
       </w:pPr>
-      <w:proofErr w:type="gramStart"/>
-      <w:r>
-        <w:rPr>
-          <w:color w:val="000000"/>
-          <w:sz w:val="24"/>
-          <w:szCs w:val="24"/>
-        </w:rPr>
-        <w:t>[ x</w:t>
-      </w:r>
-      <w:proofErr w:type="gramEnd"/>
-      <w:r>
-        <w:rPr>
-          <w:color w:val="000000"/>
-          <w:sz w:val="24"/>
-          <w:szCs w:val="24"/>
-        </w:rPr>
-        <w:t xml:space="preserve"> </w:t>
-      </w:r>
-      <w:proofErr w:type="gramStart"/>
-      <w:r>
-        <w:rPr>
-          <w:color w:val="000000"/>
-          <w:sz w:val="24"/>
-          <w:szCs w:val="24"/>
-        </w:rPr>
-        <w:t>] Essencial</w:t>
-      </w:r>
-      <w:proofErr w:type="gramEnd"/>
-      <w:r>
-        <w:rPr>
-          <w:color w:val="000000"/>
-          <w:sz w:val="24"/>
-          <w:szCs w:val="24"/>
-        </w:rPr>
-        <w:t xml:space="preserve"> </w:t>
-      </w:r>
-      <w:proofErr w:type="gramStart"/>
+      <w:r>
+        <w:rPr>
+          <w:color w:val="000000"/>
+          <w:sz w:val="24"/>
+          <w:szCs w:val="24"/>
+        </w:rPr>
+        <w:t xml:space="preserve">[ x ] Essencial </w:t>
+      </w:r>
       <w:r>
         <w:rPr>
           <w:color w:val="000000"/>
@@ -5195,18 +4111,8 @@
           <w:szCs w:val="24"/>
         </w:rPr>
         <w:tab/>
-        <w:t>[ ]</w:t>
-      </w:r>
-      <w:proofErr w:type="gramEnd"/>
-      <w:r>
-        <w:rPr>
-          <w:color w:val="000000"/>
-          <w:sz w:val="24"/>
-          <w:szCs w:val="24"/>
-        </w:rPr>
-        <w:t xml:space="preserve"> Importante </w:t>
-      </w:r>
-      <w:proofErr w:type="gramStart"/>
+        <w:t xml:space="preserve">[ ] Importante </w:t>
+      </w:r>
       <w:r>
         <w:rPr>
           <w:color w:val="000000"/>
@@ -5214,16 +4120,7 @@
           <w:szCs w:val="24"/>
         </w:rPr>
         <w:tab/>
-        <w:t>[ ]</w:t>
-      </w:r>
-      <w:proofErr w:type="gramEnd"/>
-      <w:r>
-        <w:rPr>
-          <w:color w:val="000000"/>
-          <w:sz w:val="24"/>
-          <w:szCs w:val="24"/>
-        </w:rPr>
-        <w:t xml:space="preserve"> Desejável </w:t>
+        <w:t xml:space="preserve">[ ] Desejável </w:t>
       </w:r>
     </w:p>
     <w:p>
@@ -5331,18 +4228,8 @@
           <w:sz w:val="24"/>
           <w:szCs w:val="24"/>
         </w:rPr>
-        <w:t xml:space="preserve"> Usuário autenticado (Participante) </w:t>
-      </w:r>
-      <w:proofErr w:type="gramStart"/>
-      <w:r>
-        <w:rPr>
-          <w:color w:val="000000"/>
-          <w:sz w:val="24"/>
-          <w:szCs w:val="24"/>
-        </w:rPr>
-        <w:t>e Administrador</w:t>
-      </w:r>
-      <w:proofErr w:type="gramEnd"/>
+        <w:t xml:space="preserve"> Usuário autenticado (Participante) e Administrador</w:t>
+      </w:r>
     </w:p>
     <w:p>
       <w:pPr>
@@ -5522,25 +4409,7 @@
           <w:sz w:val="24"/>
           <w:szCs w:val="24"/>
         </w:rPr>
-        <w:t xml:space="preserve">A busca pela palavra-chave deve englobar </w:t>
-      </w:r>
-      <w:proofErr w:type="spellStart"/>
-      <w:r>
-        <w:rPr>
-          <w:color w:val="000000"/>
-          <w:sz w:val="24"/>
-          <w:szCs w:val="24"/>
-        </w:rPr>
-        <w:t>titulo</w:t>
-      </w:r>
-      <w:proofErr w:type="spellEnd"/>
-      <w:r>
-        <w:rPr>
-          <w:color w:val="000000"/>
-          <w:sz w:val="24"/>
-          <w:szCs w:val="24"/>
-        </w:rPr>
-        <w:t>, descrição, localização, nome do palestrante e organizador.</w:t>
+        <w:t>A busca pela palavra-chave deve englobar titulo, descrição, localização, nome do palestrante e organizador.</w:t>
       </w:r>
     </w:p>
     <w:p>
@@ -5927,61 +4796,7 @@
           <w:sz w:val="24"/>
           <w:szCs w:val="24"/>
         </w:rPr>
-        <w:t xml:space="preserve">O sistema permitirá que o participante visualize os eventos internos disponíveis </w:t>
-      </w:r>
-      <w:proofErr w:type="gramStart"/>
-      <w:r>
-        <w:rPr>
-          <w:color w:val="000000"/>
-          <w:sz w:val="24"/>
-          <w:szCs w:val="24"/>
-        </w:rPr>
-        <w:t>para  inscrição</w:t>
-      </w:r>
-      <w:proofErr w:type="gramEnd"/>
-      <w:r>
-        <w:rPr>
-          <w:color w:val="000000"/>
-          <w:sz w:val="24"/>
-          <w:szCs w:val="24"/>
-        </w:rPr>
-        <w:t xml:space="preserve">. O usuário autenticado terá acesso a uma listagem dos eventos futuros (a ocorrer) que estejam com inscrições abertas. Nessa listagem, serão apresentadas </w:t>
-      </w:r>
-      <w:proofErr w:type="gramStart"/>
-      <w:r>
-        <w:rPr>
-          <w:color w:val="000000"/>
-          <w:sz w:val="24"/>
-          <w:szCs w:val="24"/>
-        </w:rPr>
-        <w:t>informações  resumidas</w:t>
-      </w:r>
-      <w:proofErr w:type="gramEnd"/>
-      <w:r>
-        <w:rPr>
-          <w:color w:val="000000"/>
-          <w:sz w:val="24"/>
-          <w:szCs w:val="24"/>
-        </w:rPr>
-        <w:t xml:space="preserve"> de cada evento, como título, data, horário e, se aplicável, o número de vagas disponíveis restantes. O participante poderá aplicar filtros (por exemplo, por tipo de </w:t>
-      </w:r>
-      <w:proofErr w:type="gramStart"/>
-      <w:r>
-        <w:rPr>
-          <w:color w:val="000000"/>
-          <w:sz w:val="24"/>
-          <w:szCs w:val="24"/>
-        </w:rPr>
-        <w:t>evento  ou</w:t>
-      </w:r>
-      <w:proofErr w:type="gramEnd"/>
-      <w:r>
-        <w:rPr>
-          <w:color w:val="000000"/>
-          <w:sz w:val="24"/>
-          <w:szCs w:val="24"/>
-        </w:rPr>
-        <w:t xml:space="preserve"> data) ou buscar eventos por palavra-chave para encontrar eventos de seu interesse. </w:t>
+        <w:t xml:space="preserve">O sistema permitirá que o participante visualize os eventos internos disponíveis para  inscrição. O usuário autenticado terá acesso a uma listagem dos eventos futuros (a ocorrer) que estejam com inscrições abertas. Nessa listagem, serão apresentadas informações  resumidas de cada evento, como título, data, horário e, se aplicável, o número de vagas disponíveis restantes. O participante poderá aplicar filtros (por exemplo, por tipo de evento  ou data) ou buscar eventos por palavra-chave para encontrar eventos de seu interesse. </w:t>
       </w:r>
     </w:p>
     <w:p>
@@ -6021,41 +4836,13 @@
         </w:rPr>
         <w:t xml:space="preserve">detalhes completos </w:t>
       </w:r>
-      <w:proofErr w:type="gramStart"/>
-      <w:r>
-        <w:rPr>
-          <w:color w:val="000000"/>
-          <w:sz w:val="24"/>
-          <w:szCs w:val="24"/>
-        </w:rPr>
-        <w:t>do  evento</w:t>
-      </w:r>
-      <w:proofErr w:type="gramEnd"/>
-      <w:r>
-        <w:rPr>
-          <w:color w:val="000000"/>
-          <w:sz w:val="24"/>
-          <w:szCs w:val="24"/>
-        </w:rPr>
-        <w:t xml:space="preserve">, incluindo descrição, palestrante, local, capacidade total e vagas disponíveis, além do nome do responsável pelo evento. A partir dessa tela de detalhes, o participante terá a opção de realizar sua inscrição no evento escolhido (conforme [RFS09]), caso ainda </w:t>
-      </w:r>
-      <w:proofErr w:type="gramStart"/>
-      <w:r>
-        <w:rPr>
-          <w:color w:val="000000"/>
-          <w:sz w:val="24"/>
-          <w:szCs w:val="24"/>
-        </w:rPr>
-        <w:t>haja  vaga</w:t>
-      </w:r>
-      <w:proofErr w:type="gramEnd"/>
-      <w:r>
-        <w:rPr>
-          <w:color w:val="000000"/>
-          <w:sz w:val="24"/>
-          <w:szCs w:val="24"/>
-        </w:rPr>
-        <w:t>.</w:t>
+      <w:r>
+        <w:rPr>
+          <w:color w:val="000000"/>
+          <w:sz w:val="24"/>
+          <w:szCs w:val="24"/>
+        </w:rPr>
+        <w:t>do  evento, incluindo descrição, palestrante, local, capacidade total e vagas disponíveis, além do nome do responsável pelo evento. A partir dessa tela de detalhes, o participante terá a opção de realizar sua inscrição no evento escolhido (conforme [RFS09]), caso ainda haja  vaga.</w:t>
       </w:r>
     </w:p>
     <w:p>
@@ -6139,27 +4926,8 @@
           <w:sz w:val="24"/>
           <w:szCs w:val="24"/>
         </w:rPr>
-        <w:t xml:space="preserve">Serão listados apenas eventos com data futura e que estejam com inscrições </w:t>
-      </w:r>
-      <w:proofErr w:type="gramStart"/>
-      <w:r>
-        <w:rPr>
-          <w:color w:val="000000"/>
-          <w:sz w:val="24"/>
-          <w:szCs w:val="24"/>
-        </w:rPr>
-        <w:t>em  aberto</w:t>
-      </w:r>
-      <w:proofErr w:type="gramEnd"/>
-      <w:r>
-        <w:rPr>
-          <w:color w:val="000000"/>
-          <w:sz w:val="24"/>
-          <w:szCs w:val="24"/>
-        </w:rPr>
-        <w:t xml:space="preserve">. Eventos já realizados ou expirados não aparecerão na listagem de </w:t>
-      </w:r>
-      <w:proofErr w:type="gramStart"/>
+        <w:t xml:space="preserve">Serão listados apenas eventos com data futura e que estejam com inscrições em  aberto. Eventos já realizados ou expirados não aparecerão na listagem de </w:t>
+      </w:r>
       <w:r>
         <w:rPr>
           <w:b/>
@@ -6168,18 +4936,7 @@
           <w:sz w:val="24"/>
           <w:szCs w:val="24"/>
         </w:rPr>
-        <w:t>eventos  disponíveis</w:t>
-      </w:r>
-      <w:proofErr w:type="gramEnd"/>
-      <w:r>
-        <w:rPr>
-          <w:b/>
-          <w:bCs/>
-          <w:color w:val="000000"/>
-          <w:sz w:val="24"/>
-          <w:szCs w:val="24"/>
-        </w:rPr>
-        <w:t xml:space="preserve"> </w:t>
+        <w:t xml:space="preserve">eventos  disponíveis </w:t>
       </w:r>
       <w:r>
         <w:rPr>
@@ -6242,43 +4999,7 @@
           <w:sz w:val="24"/>
           <w:szCs w:val="24"/>
         </w:rPr>
-        <w:t xml:space="preserve">(sem </w:t>
-      </w:r>
-      <w:proofErr w:type="gramStart"/>
-      <w:r>
-        <w:rPr>
-          <w:color w:val="000000"/>
-          <w:sz w:val="24"/>
-          <w:szCs w:val="24"/>
-        </w:rPr>
-        <w:t>vagas  disponíveis</w:t>
-      </w:r>
-      <w:proofErr w:type="gramEnd"/>
-      <w:r>
-        <w:rPr>
-          <w:color w:val="000000"/>
-          <w:sz w:val="24"/>
-          <w:szCs w:val="24"/>
-        </w:rPr>
-        <w:t xml:space="preserve">) ou com inscrições encerradas, para que o usuário saiba que não </w:t>
-      </w:r>
-      <w:proofErr w:type="gramStart"/>
-      <w:r>
-        <w:rPr>
-          <w:color w:val="000000"/>
-          <w:sz w:val="24"/>
-          <w:szCs w:val="24"/>
-        </w:rPr>
-        <w:t>poderá  inscrever</w:t>
-      </w:r>
-      <w:proofErr w:type="gramEnd"/>
-      <w:r>
-        <w:rPr>
-          <w:color w:val="000000"/>
-          <w:sz w:val="24"/>
-          <w:szCs w:val="24"/>
-        </w:rPr>
-        <w:t xml:space="preserve">-se nesses eventos. </w:t>
+        <w:t xml:space="preserve">(sem vagas  disponíveis) ou com inscrições encerradas, para que o usuário saiba que não poderá  inscrever-se nesses eventos. </w:t>
       </w:r>
     </w:p>
     <w:p>
@@ -6314,25 +5035,7 @@
           <w:sz w:val="24"/>
           <w:szCs w:val="24"/>
         </w:rPr>
-        <w:t xml:space="preserve">Eventos cancelados (excluídos pelo administrador, conforme [RFS06]) não </w:t>
-      </w:r>
-      <w:proofErr w:type="gramStart"/>
-      <w:r>
-        <w:rPr>
-          <w:color w:val="000000"/>
-          <w:sz w:val="24"/>
-          <w:szCs w:val="24"/>
-        </w:rPr>
-        <w:t>serão  exibidos</w:t>
-      </w:r>
-      <w:proofErr w:type="gramEnd"/>
-      <w:r>
-        <w:rPr>
-          <w:color w:val="000000"/>
-          <w:sz w:val="24"/>
-          <w:szCs w:val="24"/>
-        </w:rPr>
-        <w:t xml:space="preserve"> na listagem de eventos disponíveis aos participantes. </w:t>
+        <w:t xml:space="preserve">Eventos cancelados (excluídos pelo administrador, conforme [RFS06]) não serão  exibidos na listagem de eventos disponíveis aos participantes. </w:t>
       </w:r>
     </w:p>
     <w:p>
@@ -6380,43 +5083,14 @@
           <w:szCs w:val="24"/>
         </w:rPr>
       </w:pPr>
-      <w:proofErr w:type="gramStart"/>
-      <w:r>
-        <w:rPr>
-          <w:color w:val="000000"/>
-          <w:sz w:val="24"/>
-          <w:szCs w:val="24"/>
-        </w:rPr>
-        <w:t>[ x</w:t>
-      </w:r>
-      <w:proofErr w:type="gramEnd"/>
-      <w:r>
-        <w:rPr>
-          <w:color w:val="000000"/>
-          <w:sz w:val="24"/>
-          <w:szCs w:val="24"/>
-        </w:rPr>
-        <w:t xml:space="preserve"> </w:t>
-      </w:r>
-      <w:proofErr w:type="gramStart"/>
-      <w:r>
-        <w:rPr>
-          <w:color w:val="000000"/>
-          <w:sz w:val="24"/>
-          <w:szCs w:val="24"/>
-        </w:rPr>
-        <w:t>] Essencial</w:t>
-      </w:r>
-      <w:proofErr w:type="gramEnd"/>
-      <w:r>
-        <w:rPr>
-          <w:color w:val="000000"/>
-          <w:sz w:val="24"/>
-          <w:szCs w:val="24"/>
-        </w:rPr>
-        <w:t xml:space="preserve"> </w:t>
-      </w:r>
-      <w:proofErr w:type="gramStart"/>
+      <w:r>
+        <w:rPr>
+          <w:color w:val="000000"/>
+          <w:sz w:val="24"/>
+          <w:szCs w:val="24"/>
+        </w:rPr>
+        <w:t xml:space="preserve">[ x ] Essencial </w:t>
+      </w:r>
       <w:r>
         <w:rPr>
           <w:color w:val="000000"/>
@@ -6424,18 +5098,8 @@
           <w:szCs w:val="24"/>
         </w:rPr>
         <w:tab/>
-        <w:t>[ ]</w:t>
-      </w:r>
-      <w:proofErr w:type="gramEnd"/>
-      <w:r>
-        <w:rPr>
-          <w:color w:val="000000"/>
-          <w:sz w:val="24"/>
-          <w:szCs w:val="24"/>
-        </w:rPr>
-        <w:t xml:space="preserve"> Importante </w:t>
-      </w:r>
-      <w:proofErr w:type="gramStart"/>
+        <w:t xml:space="preserve">[ ] Importante </w:t>
+      </w:r>
       <w:r>
         <w:rPr>
           <w:color w:val="000000"/>
@@ -6443,16 +5107,7 @@
           <w:szCs w:val="24"/>
         </w:rPr>
         <w:tab/>
-        <w:t>[ ]</w:t>
-      </w:r>
-      <w:proofErr w:type="gramEnd"/>
-      <w:r>
-        <w:rPr>
-          <w:color w:val="000000"/>
-          <w:sz w:val="24"/>
-          <w:szCs w:val="24"/>
-        </w:rPr>
-        <w:t xml:space="preserve"> Desejável </w:t>
+        <w:t xml:space="preserve">[ ] Desejável </w:t>
       </w:r>
     </w:p>
     <w:p>
@@ -6547,43 +5202,7 @@
           <w:sz w:val="24"/>
           <w:szCs w:val="24"/>
         </w:rPr>
-        <w:t xml:space="preserve">Será possível ao usuário realizar inscrição em um dos eventos disponíveis listados </w:t>
-      </w:r>
-      <w:proofErr w:type="gramStart"/>
-      <w:r>
-        <w:rPr>
-          <w:color w:val="000000"/>
-          <w:sz w:val="24"/>
-          <w:szCs w:val="24"/>
-        </w:rPr>
-        <w:t>em  [</w:t>
-      </w:r>
-      <w:proofErr w:type="gramEnd"/>
-      <w:r>
-        <w:rPr>
-          <w:color w:val="000000"/>
-          <w:sz w:val="24"/>
-          <w:szCs w:val="24"/>
-        </w:rPr>
-        <w:t xml:space="preserve">RFS08]. O participante poderá, na tela de detalhes do evento selecionado, confirmar </w:t>
-      </w:r>
-      <w:proofErr w:type="gramStart"/>
-      <w:r>
-        <w:rPr>
-          <w:color w:val="000000"/>
-          <w:sz w:val="24"/>
-          <w:szCs w:val="24"/>
-        </w:rPr>
-        <w:t>sua  participação</w:t>
-      </w:r>
-      <w:proofErr w:type="gramEnd"/>
-      <w:r>
-        <w:rPr>
-          <w:color w:val="000000"/>
-          <w:sz w:val="24"/>
-          <w:szCs w:val="24"/>
-        </w:rPr>
-        <w:t xml:space="preserve"> clicando na opção de </w:t>
+        <w:t xml:space="preserve">Será possível ao usuário realizar inscrição em um dos eventos disponíveis listados em  [RFS08]. O participante poderá, na tela de detalhes do evento selecionado, confirmar sua  participação clicando na opção de </w:t>
       </w:r>
       <w:r>
         <w:rPr>
@@ -6601,43 +5220,7 @@
           <w:sz w:val="24"/>
           <w:szCs w:val="24"/>
         </w:rPr>
-        <w:t xml:space="preserve">. Ao confirmar a inscrição, o </w:t>
-      </w:r>
-      <w:proofErr w:type="gramStart"/>
-      <w:r>
-        <w:rPr>
-          <w:color w:val="000000"/>
-          <w:sz w:val="24"/>
-          <w:szCs w:val="24"/>
-        </w:rPr>
-        <w:t>sistema  registrará</w:t>
-      </w:r>
-      <w:proofErr w:type="gramEnd"/>
-      <w:r>
-        <w:rPr>
-          <w:color w:val="000000"/>
-          <w:sz w:val="24"/>
-          <w:szCs w:val="24"/>
-        </w:rPr>
-        <w:t xml:space="preserve"> o usuário como participante daquele evento. O sistema exibirá uma </w:t>
-      </w:r>
-      <w:proofErr w:type="gramStart"/>
-      <w:r>
-        <w:rPr>
-          <w:color w:val="000000"/>
-          <w:sz w:val="24"/>
-          <w:szCs w:val="24"/>
-        </w:rPr>
-        <w:t>mensagem  de</w:t>
-      </w:r>
-      <w:proofErr w:type="gramEnd"/>
-      <w:r>
-        <w:rPr>
-          <w:color w:val="000000"/>
-          <w:sz w:val="24"/>
-          <w:szCs w:val="24"/>
-        </w:rPr>
-        <w:t xml:space="preserve"> confirmação de inscrição bem-sucedida e poderá enviar um </w:t>
+        <w:t xml:space="preserve">. Ao confirmar a inscrição, o sistema  registrará o usuário como participante daquele evento. O sistema exibirá uma mensagem  de confirmação de inscrição bem-sucedida e poderá enviar um </w:t>
       </w:r>
       <w:r>
         <w:rPr>
@@ -6649,41 +5232,13 @@
         </w:rPr>
         <w:t xml:space="preserve">e-mail de confirmação </w:t>
       </w:r>
-      <w:proofErr w:type="gramStart"/>
-      <w:r>
-        <w:rPr>
-          <w:color w:val="000000"/>
-          <w:sz w:val="24"/>
-          <w:szCs w:val="24"/>
-        </w:rPr>
-        <w:t>ao  participante</w:t>
-      </w:r>
-      <w:proofErr w:type="gramEnd"/>
-      <w:r>
-        <w:rPr>
-          <w:color w:val="000000"/>
-          <w:sz w:val="24"/>
-          <w:szCs w:val="24"/>
-        </w:rPr>
-        <w:t xml:space="preserve"> com os detalhes do evento (título, data, local e demais </w:t>
-      </w:r>
-      <w:proofErr w:type="gramStart"/>
-      <w:r>
-        <w:rPr>
-          <w:color w:val="000000"/>
-          <w:sz w:val="24"/>
-          <w:szCs w:val="24"/>
-        </w:rPr>
-        <w:t>informações  relevantes</w:t>
-      </w:r>
-      <w:proofErr w:type="gramEnd"/>
-      <w:r>
-        <w:rPr>
-          <w:color w:val="000000"/>
-          <w:sz w:val="24"/>
-          <w:szCs w:val="24"/>
-        </w:rPr>
-        <w:t xml:space="preserve">). </w:t>
+      <w:r>
+        <w:rPr>
+          <w:color w:val="000000"/>
+          <w:sz w:val="24"/>
+          <w:szCs w:val="24"/>
+        </w:rPr>
+        <w:t xml:space="preserve">ao  participante com os detalhes do evento (título, data, local e demais informações  relevantes). </w:t>
       </w:r>
     </w:p>
     <w:p>
@@ -6764,25 +5319,7 @@
           <w:sz w:val="24"/>
           <w:szCs w:val="24"/>
         </w:rPr>
-        <w:t xml:space="preserve">em cada evento. O sistema </w:t>
-      </w:r>
-      <w:proofErr w:type="gramStart"/>
-      <w:r>
-        <w:rPr>
-          <w:color w:val="000000"/>
-          <w:sz w:val="24"/>
-          <w:szCs w:val="24"/>
-        </w:rPr>
-        <w:t>deve  evitar</w:t>
-      </w:r>
-      <w:proofErr w:type="gramEnd"/>
-      <w:r>
-        <w:rPr>
-          <w:color w:val="000000"/>
-          <w:sz w:val="24"/>
-          <w:szCs w:val="24"/>
-        </w:rPr>
-        <w:t xml:space="preserve"> inscrições duplicadas do mesmo participante para o mesmo evento. </w:t>
+        <w:t xml:space="preserve">em cada evento. O sistema deve  evitar inscrições duplicadas do mesmo participante para o mesmo evento. </w:t>
       </w:r>
       <w:r>
         <w:rPr>
@@ -6817,43 +5354,7 @@
           <w:sz w:val="24"/>
           <w:szCs w:val="24"/>
         </w:rPr>
-        <w:t xml:space="preserve">(isto é, se o </w:t>
-      </w:r>
-      <w:proofErr w:type="gramStart"/>
-      <w:r>
-        <w:rPr>
-          <w:color w:val="000000"/>
-          <w:sz w:val="24"/>
-          <w:szCs w:val="24"/>
-        </w:rPr>
-        <w:t>número  máximo</w:t>
-      </w:r>
-      <w:proofErr w:type="gramEnd"/>
-      <w:r>
-        <w:rPr>
-          <w:color w:val="000000"/>
-          <w:sz w:val="24"/>
-          <w:szCs w:val="24"/>
-        </w:rPr>
-        <w:t xml:space="preserve"> de participantes já tiver sido alcançado). Neste caso, o sistema </w:t>
-      </w:r>
-      <w:proofErr w:type="gramStart"/>
-      <w:r>
-        <w:rPr>
-          <w:color w:val="000000"/>
-          <w:sz w:val="24"/>
-          <w:szCs w:val="24"/>
-        </w:rPr>
-        <w:t>deve  informar</w:t>
-      </w:r>
-      <w:proofErr w:type="gramEnd"/>
-      <w:r>
-        <w:rPr>
-          <w:color w:val="000000"/>
-          <w:sz w:val="24"/>
-          <w:szCs w:val="24"/>
-        </w:rPr>
-        <w:t xml:space="preserve"> ao usuário que não há vagas disponíveis. </w:t>
+        <w:t xml:space="preserve">(isto é, se o número  máximo de participantes já tiver sido alcançado). Neste caso, o sistema deve  informar ao usuário que não há vagas disponíveis. </w:t>
       </w:r>
     </w:p>
     <w:p>
@@ -6890,43 +5391,7 @@
           <w:sz w:val="24"/>
           <w:szCs w:val="24"/>
         </w:rPr>
-        <w:t xml:space="preserve">Novas inscrições em um evento não serão mais aceitas após a data/hora de </w:t>
-      </w:r>
-      <w:proofErr w:type="gramStart"/>
-      <w:r>
-        <w:rPr>
-          <w:color w:val="000000"/>
-          <w:sz w:val="24"/>
-          <w:szCs w:val="24"/>
-        </w:rPr>
-        <w:t>início  do</w:t>
-      </w:r>
-      <w:proofErr w:type="gramEnd"/>
-      <w:r>
-        <w:rPr>
-          <w:color w:val="000000"/>
-          <w:sz w:val="24"/>
-          <w:szCs w:val="24"/>
-        </w:rPr>
-        <w:t xml:space="preserve"> evento (inscrições se encerram automaticamente no momento em que o </w:t>
-      </w:r>
-      <w:proofErr w:type="gramStart"/>
-      <w:r>
-        <w:rPr>
-          <w:color w:val="000000"/>
-          <w:sz w:val="24"/>
-          <w:szCs w:val="24"/>
-        </w:rPr>
-        <w:t>evento  começa</w:t>
-      </w:r>
-      <w:proofErr w:type="gramEnd"/>
-      <w:r>
-        <w:rPr>
-          <w:color w:val="000000"/>
-          <w:sz w:val="24"/>
-          <w:szCs w:val="24"/>
-        </w:rPr>
-        <w:t xml:space="preserve">). </w:t>
+        <w:t xml:space="preserve">Novas inscrições em um evento não serão mais aceitas após a data/hora de início  do evento (inscrições se encerram automaticamente no momento em que o evento  começa). </w:t>
       </w:r>
     </w:p>
     <w:p>
@@ -6963,43 +5428,7 @@
           <w:sz w:val="24"/>
           <w:szCs w:val="24"/>
         </w:rPr>
-        <w:t xml:space="preserve">Ao inscrever-se com sucesso, o usuário passa a constar na lista de participantes </w:t>
-      </w:r>
-      <w:proofErr w:type="gramStart"/>
-      <w:r>
-        <w:rPr>
-          <w:color w:val="000000"/>
-          <w:sz w:val="24"/>
-          <w:szCs w:val="24"/>
-        </w:rPr>
-        <w:t>do  evento</w:t>
-      </w:r>
-      <w:proofErr w:type="gramEnd"/>
-      <w:r>
-        <w:rPr>
-          <w:color w:val="000000"/>
-          <w:sz w:val="24"/>
-          <w:szCs w:val="24"/>
-        </w:rPr>
-        <w:t xml:space="preserve">. (Opcionalmente, o participante poderá visualizar em seu perfil ou em </w:t>
-      </w:r>
-      <w:proofErr w:type="gramStart"/>
-      <w:r>
-        <w:rPr>
-          <w:color w:val="000000"/>
-          <w:sz w:val="24"/>
-          <w:szCs w:val="24"/>
-        </w:rPr>
-        <w:t>seção  específica</w:t>
-      </w:r>
-      <w:proofErr w:type="gramEnd"/>
-      <w:r>
-        <w:rPr>
-          <w:color w:val="000000"/>
-          <w:sz w:val="24"/>
-          <w:szCs w:val="24"/>
-        </w:rPr>
-        <w:t xml:space="preserve"> todos os eventos nos quais está inscrito atualmente.) </w:t>
+        <w:t xml:space="preserve">Ao inscrever-se com sucesso, o usuário passa a constar na lista de participantes do  evento. (Opcionalmente, o participante poderá visualizar em seu perfil ou em seção  específica todos os eventos nos quais está inscrito atualmente.) </w:t>
       </w:r>
     </w:p>
     <w:p>
@@ -7047,7 +5476,6 @@
           <w:szCs w:val="24"/>
         </w:rPr>
       </w:pPr>
-      <w:proofErr w:type="gramStart"/>
       <w:r>
         <w:rPr>
           <w:color w:val="000000"/>
@@ -7055,36 +5483,8 @@
           <w:szCs w:val="24"/>
         </w:rPr>
         <w:lastRenderedPageBreak/>
-        <w:t>[ x</w:t>
-      </w:r>
-      <w:proofErr w:type="gramEnd"/>
-      <w:r>
-        <w:rPr>
-          <w:color w:val="000000"/>
-          <w:sz w:val="24"/>
-          <w:szCs w:val="24"/>
-        </w:rPr>
-        <w:t xml:space="preserve"> </w:t>
-      </w:r>
-      <w:proofErr w:type="gramStart"/>
-      <w:r>
-        <w:rPr>
-          <w:color w:val="000000"/>
-          <w:sz w:val="24"/>
-          <w:szCs w:val="24"/>
-        </w:rPr>
-        <w:t>] Essencial</w:t>
-      </w:r>
-      <w:proofErr w:type="gramEnd"/>
-      <w:r>
-        <w:rPr>
-          <w:color w:val="000000"/>
-          <w:sz w:val="24"/>
-          <w:szCs w:val="24"/>
-        </w:rPr>
-        <w:t xml:space="preserve"> </w:t>
-      </w:r>
-      <w:proofErr w:type="gramStart"/>
+        <w:t xml:space="preserve">[ x ] Essencial </w:t>
+      </w:r>
       <w:r>
         <w:rPr>
           <w:color w:val="000000"/>
@@ -7092,18 +5492,8 @@
           <w:szCs w:val="24"/>
         </w:rPr>
         <w:tab/>
-        <w:t>[ ]</w:t>
-      </w:r>
-      <w:proofErr w:type="gramEnd"/>
-      <w:r>
-        <w:rPr>
-          <w:color w:val="000000"/>
-          <w:sz w:val="24"/>
-          <w:szCs w:val="24"/>
-        </w:rPr>
-        <w:t xml:space="preserve"> Importante </w:t>
-      </w:r>
-      <w:proofErr w:type="gramStart"/>
+        <w:t xml:space="preserve">[ ] Importante </w:t>
+      </w:r>
       <w:r>
         <w:rPr>
           <w:color w:val="000000"/>
@@ -7111,16 +5501,7 @@
           <w:szCs w:val="24"/>
         </w:rPr>
         <w:tab/>
-        <w:t>[ ]</w:t>
-      </w:r>
-      <w:proofErr w:type="gramEnd"/>
-      <w:r>
-        <w:rPr>
-          <w:color w:val="000000"/>
-          <w:sz w:val="24"/>
-          <w:szCs w:val="24"/>
-        </w:rPr>
-        <w:t xml:space="preserve"> Desejável</w:t>
+        <w:t>[ ] Desejável</w:t>
       </w:r>
     </w:p>
     <w:p>
@@ -7233,25 +5614,7 @@
           <w:sz w:val="24"/>
           <w:szCs w:val="24"/>
         </w:rPr>
-        <w:t xml:space="preserve">O sistema permitirá que um participante cancele sua inscrição em um evento, caso deseje desistir da participação. O usuário poderá acessar o evento (por meio da lista de eventos inscritos em seu perfil ou através da página do evento em [RFS08] se já estiver inscrito) </w:t>
-      </w:r>
-      <w:proofErr w:type="gramStart"/>
-      <w:r>
-        <w:rPr>
-          <w:color w:val="000000"/>
-          <w:sz w:val="24"/>
-          <w:szCs w:val="24"/>
-        </w:rPr>
-        <w:t>e  acionar</w:t>
-      </w:r>
-      <w:proofErr w:type="gramEnd"/>
-      <w:r>
-        <w:rPr>
-          <w:color w:val="000000"/>
-          <w:sz w:val="24"/>
-          <w:szCs w:val="24"/>
-        </w:rPr>
-        <w:t xml:space="preserve"> a opção </w:t>
+        <w:t xml:space="preserve">O sistema permitirá que um participante cancele sua inscrição em um evento, caso deseje desistir da participação. O usuário poderá acessar o evento (por meio da lista de eventos inscritos em seu perfil ou através da página do evento em [RFS08] se já estiver inscrito) e  acionar a opção </w:t>
       </w:r>
       <w:r>
         <w:rPr>
@@ -7350,25 +5713,7 @@
           <w:sz w:val="24"/>
           <w:szCs w:val="24"/>
         </w:rPr>
-        <w:t xml:space="preserve">do início do evento. </w:t>
-      </w:r>
-      <w:proofErr w:type="gramStart"/>
-      <w:r>
-        <w:rPr>
-          <w:color w:val="000000"/>
-          <w:sz w:val="24"/>
-          <w:szCs w:val="24"/>
-        </w:rPr>
-        <w:t>Após  a</w:t>
-      </w:r>
-      <w:proofErr w:type="gramEnd"/>
-      <w:r>
-        <w:rPr>
-          <w:color w:val="000000"/>
-          <w:sz w:val="24"/>
-          <w:szCs w:val="24"/>
-        </w:rPr>
-        <w:t xml:space="preserve"> data/hora de início do evento, não será possível cancelar a inscrição via sistema. </w:t>
+        <w:t xml:space="preserve">do início do evento. Após  a data/hora de início do evento, não será possível cancelar a inscrição via sistema. </w:t>
       </w:r>
     </w:p>
     <w:p>
@@ -7441,43 +5786,7 @@
           <w:sz w:val="24"/>
           <w:szCs w:val="24"/>
         </w:rPr>
-        <w:t xml:space="preserve">O sistema pode enviar uma notificação ao organizador do evento informando que </w:t>
-      </w:r>
-      <w:proofErr w:type="gramStart"/>
-      <w:r>
-        <w:rPr>
-          <w:color w:val="000000"/>
-          <w:sz w:val="24"/>
-          <w:szCs w:val="24"/>
-        </w:rPr>
-        <w:t>o  participante</w:t>
-      </w:r>
-      <w:proofErr w:type="gramEnd"/>
-      <w:r>
-        <w:rPr>
-          <w:color w:val="000000"/>
-          <w:sz w:val="24"/>
-          <w:szCs w:val="24"/>
-        </w:rPr>
-        <w:t xml:space="preserve"> cancelou sua inscrição, para controle de presença. (Regra </w:t>
-      </w:r>
-      <w:proofErr w:type="gramStart"/>
-      <w:r>
-        <w:rPr>
-          <w:color w:val="000000"/>
-          <w:sz w:val="24"/>
-          <w:szCs w:val="24"/>
-        </w:rPr>
-        <w:t>opcional,  para</w:t>
-      </w:r>
-      <w:proofErr w:type="gramEnd"/>
-      <w:r>
-        <w:rPr>
-          <w:color w:val="000000"/>
-          <w:sz w:val="24"/>
-          <w:szCs w:val="24"/>
-        </w:rPr>
-        <w:t xml:space="preserve"> acompanhamento interno.) </w:t>
+        <w:t xml:space="preserve">O sistema pode enviar uma notificação ao organizador do evento informando que o  participante cancelou sua inscrição, para controle de presença. (Regra opcional,  para acompanhamento interno.) </w:t>
       </w:r>
     </w:p>
     <w:p>
@@ -7525,23 +5834,13 @@
           <w:szCs w:val="24"/>
         </w:rPr>
       </w:pPr>
-      <w:proofErr w:type="gramStart"/>
-      <w:r>
-        <w:rPr>
-          <w:color w:val="000000"/>
-          <w:sz w:val="24"/>
-          <w:szCs w:val="24"/>
-        </w:rPr>
-        <w:t>[ ]</w:t>
-      </w:r>
-      <w:proofErr w:type="gramEnd"/>
-      <w:r>
-        <w:rPr>
-          <w:color w:val="000000"/>
-          <w:sz w:val="24"/>
-          <w:szCs w:val="24"/>
-        </w:rPr>
-        <w:t xml:space="preserve"> Essencial </w:t>
+      <w:r>
+        <w:rPr>
+          <w:color w:val="000000"/>
+          <w:sz w:val="24"/>
+          <w:szCs w:val="24"/>
+        </w:rPr>
+        <w:t xml:space="preserve">[ ] Essencial </w:t>
       </w:r>
       <w:r>
         <w:rPr>
@@ -7551,7 +5850,6 @@
         </w:rPr>
         <w:tab/>
       </w:r>
-      <w:proofErr w:type="gramStart"/>
       <w:r>
         <w:rPr>
           <w:color w:val="000000"/>
@@ -7559,36 +5857,8 @@
           <w:szCs w:val="24"/>
         </w:rPr>
         <w:tab/>
-        <w:t>[ x</w:t>
-      </w:r>
-      <w:proofErr w:type="gramEnd"/>
-      <w:r>
-        <w:rPr>
-          <w:color w:val="000000"/>
-          <w:sz w:val="24"/>
-          <w:szCs w:val="24"/>
-        </w:rPr>
-        <w:t xml:space="preserve"> </w:t>
-      </w:r>
-      <w:proofErr w:type="gramStart"/>
-      <w:r>
-        <w:rPr>
-          <w:color w:val="000000"/>
-          <w:sz w:val="24"/>
-          <w:szCs w:val="24"/>
-        </w:rPr>
-        <w:t>] Importante</w:t>
-      </w:r>
-      <w:proofErr w:type="gramEnd"/>
-      <w:r>
-        <w:rPr>
-          <w:color w:val="000000"/>
-          <w:sz w:val="24"/>
-          <w:szCs w:val="24"/>
-        </w:rPr>
-        <w:t xml:space="preserve"> </w:t>
-      </w:r>
-      <w:proofErr w:type="gramStart"/>
+        <w:t xml:space="preserve">[ x ] Importante </w:t>
+      </w:r>
       <w:r>
         <w:rPr>
           <w:color w:val="000000"/>
@@ -7596,16 +5866,7 @@
           <w:szCs w:val="24"/>
         </w:rPr>
         <w:tab/>
-        <w:t>[ ]</w:t>
-      </w:r>
-      <w:proofErr w:type="gramEnd"/>
-      <w:r>
-        <w:rPr>
-          <w:color w:val="000000"/>
-          <w:sz w:val="24"/>
-          <w:szCs w:val="24"/>
-        </w:rPr>
-        <w:t xml:space="preserve"> Desejável </w:t>
+        <w:t xml:space="preserve">[ ] Desejável </w:t>
       </w:r>
     </w:p>
     <w:p>
@@ -7765,25 +6026,7 @@
           <w:sz w:val="24"/>
           <w:szCs w:val="24"/>
         </w:rPr>
-        <w:t xml:space="preserve">Após a realização de cada evento, o sistema irá gerar automaticamente certificados </w:t>
-      </w:r>
-      <w:proofErr w:type="gramStart"/>
-      <w:r>
-        <w:rPr>
-          <w:color w:val="000000"/>
-          <w:sz w:val="24"/>
-          <w:szCs w:val="24"/>
-        </w:rPr>
-        <w:t>de  participação</w:t>
-      </w:r>
-      <w:proofErr w:type="gramEnd"/>
-      <w:r>
-        <w:rPr>
-          <w:color w:val="000000"/>
-          <w:sz w:val="24"/>
-          <w:szCs w:val="24"/>
-        </w:rPr>
-        <w:t xml:space="preserve"> em formato </w:t>
+        <w:t xml:space="preserve">Após a realização de cada evento, o sistema irá gerar automaticamente certificados de  participação em formato </w:t>
       </w:r>
       <w:r>
         <w:rPr>
@@ -7801,25 +6044,7 @@
           <w:sz w:val="24"/>
           <w:szCs w:val="24"/>
         </w:rPr>
-        <w:t xml:space="preserve">para todos os participantes inscritos no evento. </w:t>
-      </w:r>
-      <w:proofErr w:type="gramStart"/>
-      <w:r>
-        <w:rPr>
-          <w:color w:val="000000"/>
-          <w:sz w:val="24"/>
-          <w:szCs w:val="24"/>
-        </w:rPr>
-        <w:t>Cada  certificado</w:t>
-      </w:r>
-      <w:proofErr w:type="gramEnd"/>
-      <w:r>
-        <w:rPr>
-          <w:color w:val="000000"/>
-          <w:sz w:val="24"/>
-          <w:szCs w:val="24"/>
-        </w:rPr>
-        <w:t xml:space="preserve"> de participação conterá o </w:t>
+        <w:t xml:space="preserve">para todos os participantes inscritos no evento. Cada  certificado de participação conterá o </w:t>
       </w:r>
       <w:r>
         <w:rPr>
@@ -7865,9 +6090,16 @@
           <w:sz w:val="24"/>
           <w:szCs w:val="24"/>
         </w:rPr>
-        <w:t xml:space="preserve">data </w:t>
-      </w:r>
-      <w:proofErr w:type="gramStart"/>
+        <w:t xml:space="preserve">data do  evento </w:t>
+      </w:r>
+      <w:r>
+        <w:rPr>
+          <w:color w:val="000000"/>
+          <w:sz w:val="24"/>
+          <w:szCs w:val="24"/>
+        </w:rPr>
+        <w:t xml:space="preserve">e a </w:t>
+      </w:r>
       <w:r>
         <w:rPr>
           <w:b/>
@@ -7876,35 +6108,6 @@
           <w:sz w:val="24"/>
           <w:szCs w:val="24"/>
         </w:rPr>
-        <w:t>do  evento</w:t>
-      </w:r>
-      <w:proofErr w:type="gramEnd"/>
-      <w:r>
-        <w:rPr>
-          <w:b/>
-          <w:bCs/>
-          <w:color w:val="000000"/>
-          <w:sz w:val="24"/>
-          <w:szCs w:val="24"/>
-        </w:rPr>
-        <w:t xml:space="preserve"> </w:t>
-      </w:r>
-      <w:r>
-        <w:rPr>
-          <w:color w:val="000000"/>
-          <w:sz w:val="24"/>
-          <w:szCs w:val="24"/>
-        </w:rPr>
-        <w:t xml:space="preserve">e a </w:t>
-      </w:r>
-      <w:r>
-        <w:rPr>
-          <w:b/>
-          <w:bCs/>
-          <w:color w:val="000000"/>
-          <w:sz w:val="24"/>
-          <w:szCs w:val="24"/>
-        </w:rPr>
         <w:t xml:space="preserve">assinatura digitalizada do responsável </w:t>
       </w:r>
       <w:r>
@@ -7913,43 +6116,7 @@
           <w:sz w:val="24"/>
           <w:szCs w:val="24"/>
         </w:rPr>
-        <w:t xml:space="preserve">pelo evento. A assinatura </w:t>
-      </w:r>
-      <w:proofErr w:type="gramStart"/>
-      <w:r>
-        <w:rPr>
-          <w:color w:val="000000"/>
-          <w:sz w:val="24"/>
-          <w:szCs w:val="24"/>
-        </w:rPr>
-        <w:t>do  responsável</w:t>
-      </w:r>
-      <w:proofErr w:type="gramEnd"/>
-      <w:r>
-        <w:rPr>
-          <w:color w:val="000000"/>
-          <w:sz w:val="24"/>
-          <w:szCs w:val="24"/>
-        </w:rPr>
-        <w:t xml:space="preserve"> será inserida como uma imagem previamente cadastrada (ou padrão </w:t>
-      </w:r>
-      <w:proofErr w:type="gramStart"/>
-      <w:r>
-        <w:rPr>
-          <w:color w:val="000000"/>
-          <w:sz w:val="24"/>
-          <w:szCs w:val="24"/>
-        </w:rPr>
-        <w:t>do  sistema</w:t>
-      </w:r>
-      <w:proofErr w:type="gramEnd"/>
-      <w:r>
-        <w:rPr>
-          <w:color w:val="000000"/>
-          <w:sz w:val="24"/>
-          <w:szCs w:val="24"/>
-        </w:rPr>
-        <w:t xml:space="preserve">) para autenticação do certificado. </w:t>
+        <w:t xml:space="preserve">pelo evento. A assinatura do  responsável será inserida como uma imagem previamente cadastrada (ou padrão do  sistema) para autenticação do certificado. </w:t>
       </w:r>
     </w:p>
     <w:p>
@@ -7977,16 +6144,7 @@
           <w:sz w:val="24"/>
           <w:szCs w:val="24"/>
         </w:rPr>
-        <w:t xml:space="preserve">Os certificados gerados serão disponibilizados para os participantes. O usuário </w:t>
-      </w:r>
-      <w:proofErr w:type="gramStart"/>
-      <w:r>
-        <w:rPr>
-          <w:color w:val="000000"/>
-          <w:sz w:val="24"/>
-          <w:szCs w:val="24"/>
-        </w:rPr>
-        <w:t xml:space="preserve">poderá  </w:t>
+        <w:t xml:space="preserve">Os certificados gerados serão disponibilizados para os participantes. O usuário poderá  </w:t>
       </w:r>
       <w:r>
         <w:rPr>
@@ -7995,52 +6153,7 @@
           <w:szCs w:val="24"/>
         </w:rPr>
         <w:lastRenderedPageBreak/>
-        <w:t>baixar</w:t>
-      </w:r>
-      <w:proofErr w:type="gramEnd"/>
-      <w:r>
-        <w:rPr>
-          <w:color w:val="000000"/>
-          <w:sz w:val="24"/>
-          <w:szCs w:val="24"/>
-        </w:rPr>
-        <w:t xml:space="preserve"> seu certificado de participação através do sistema (por exemplo, acessando a </w:t>
-      </w:r>
-      <w:proofErr w:type="gramStart"/>
-      <w:r>
-        <w:rPr>
-          <w:color w:val="000000"/>
-          <w:sz w:val="24"/>
-          <w:szCs w:val="24"/>
-        </w:rPr>
-        <w:t>área  "</w:t>
-      </w:r>
-      <w:proofErr w:type="gramEnd"/>
-      <w:r>
-        <w:rPr>
-          <w:color w:val="000000"/>
-          <w:sz w:val="24"/>
-          <w:szCs w:val="24"/>
-        </w:rPr>
-        <w:t xml:space="preserve">Meus Certificados" ou detalhes do evento após concluído) e/ou o sistema enviará automaticamente o certificado em PDF para o e-mail do participante após o término </w:t>
-      </w:r>
-      <w:proofErr w:type="gramStart"/>
-      <w:r>
-        <w:rPr>
-          <w:color w:val="000000"/>
-          <w:sz w:val="24"/>
-          <w:szCs w:val="24"/>
-        </w:rPr>
-        <w:t>do  evento</w:t>
-      </w:r>
-      <w:proofErr w:type="gramEnd"/>
-      <w:r>
-        <w:rPr>
-          <w:color w:val="000000"/>
-          <w:sz w:val="24"/>
-          <w:szCs w:val="24"/>
-        </w:rPr>
-        <w:t xml:space="preserve">. </w:t>
+        <w:t xml:space="preserve">baixar seu certificado de participação através do sistema (por exemplo, acessando a área  "Meus Certificados" ou detalhes do evento após concluído) e/ou o sistema enviará automaticamente o certificado em PDF para o e-mail do participante após o término do  evento. </w:t>
       </w:r>
     </w:p>
     <w:p>
@@ -8103,25 +6216,7 @@
           <w:sz w:val="24"/>
           <w:szCs w:val="24"/>
         </w:rPr>
-        <w:t xml:space="preserve">Os certificados somente serão gerados após a data/hora de conclusão do </w:t>
-      </w:r>
-      <w:proofErr w:type="gramStart"/>
-      <w:r>
-        <w:rPr>
-          <w:color w:val="000000"/>
-          <w:sz w:val="24"/>
-          <w:szCs w:val="24"/>
-        </w:rPr>
-        <w:t>evento,  nunca</w:t>
-      </w:r>
-      <w:proofErr w:type="gramEnd"/>
-      <w:r>
-        <w:rPr>
-          <w:color w:val="000000"/>
-          <w:sz w:val="24"/>
-          <w:szCs w:val="24"/>
-        </w:rPr>
-        <w:t xml:space="preserve"> antes. </w:t>
+        <w:t xml:space="preserve">Os certificados somente serão gerados após a data/hora de conclusão do evento,  nunca antes. </w:t>
       </w:r>
     </w:p>
     <w:p>
@@ -8158,43 +6253,7 @@
           <w:sz w:val="24"/>
           <w:szCs w:val="24"/>
         </w:rPr>
-        <w:t xml:space="preserve">Apenas participantes que estavam inscritos no evento até sua conclusão </w:t>
-      </w:r>
-      <w:proofErr w:type="gramStart"/>
-      <w:r>
-        <w:rPr>
-          <w:color w:val="000000"/>
-          <w:sz w:val="24"/>
-          <w:szCs w:val="24"/>
-        </w:rPr>
-        <w:t>receberão  o</w:t>
-      </w:r>
-      <w:proofErr w:type="gramEnd"/>
-      <w:r>
-        <w:rPr>
-          <w:color w:val="000000"/>
-          <w:sz w:val="24"/>
-          <w:szCs w:val="24"/>
-        </w:rPr>
-        <w:t xml:space="preserve"> certificado correspondente. (Participantes não inscritos ou eventos nos quais </w:t>
-      </w:r>
-      <w:proofErr w:type="gramStart"/>
-      <w:r>
-        <w:rPr>
-          <w:color w:val="000000"/>
-          <w:sz w:val="24"/>
-          <w:szCs w:val="24"/>
-        </w:rPr>
-        <w:t>o  usuário</w:t>
-      </w:r>
-      <w:proofErr w:type="gramEnd"/>
-      <w:r>
-        <w:rPr>
-          <w:color w:val="000000"/>
-          <w:sz w:val="24"/>
-          <w:szCs w:val="24"/>
-        </w:rPr>
-        <w:t xml:space="preserve"> não estava inscrito não geram certificado para aquele usuário.) </w:t>
+        <w:t xml:space="preserve">Apenas participantes que estavam inscritos no evento até sua conclusão receberão  o certificado correspondente. (Participantes não inscritos ou eventos nos quais o  usuário não estava inscrito não geram certificado para aquele usuário.) </w:t>
       </w:r>
     </w:p>
     <w:p>
@@ -8230,25 +6289,7 @@
           <w:sz w:val="24"/>
           <w:szCs w:val="24"/>
         </w:rPr>
-        <w:t xml:space="preserve">Se um evento for cancelado ou não realizado, nenhum certificado será emitido </w:t>
-      </w:r>
-      <w:proofErr w:type="gramStart"/>
-      <w:r>
-        <w:rPr>
-          <w:color w:val="000000"/>
-          <w:sz w:val="24"/>
-          <w:szCs w:val="24"/>
-        </w:rPr>
-        <w:t>para  seus</w:t>
-      </w:r>
-      <w:proofErr w:type="gramEnd"/>
-      <w:r>
-        <w:rPr>
-          <w:color w:val="000000"/>
-          <w:sz w:val="24"/>
-          <w:szCs w:val="24"/>
-        </w:rPr>
-        <w:t xml:space="preserve"> participantes. </w:t>
+        <w:t xml:space="preserve">Se um evento for cancelado ou não realizado, nenhum certificado será emitido para  seus participantes. </w:t>
       </w:r>
     </w:p>
     <w:p>
@@ -8285,61 +6326,7 @@
           <w:sz w:val="24"/>
           <w:szCs w:val="24"/>
         </w:rPr>
-        <w:t xml:space="preserve">O certificado seguirá um </w:t>
-      </w:r>
-      <w:proofErr w:type="spellStart"/>
-      <w:r>
-        <w:rPr>
-          <w:color w:val="000000"/>
-          <w:sz w:val="24"/>
-          <w:szCs w:val="24"/>
-        </w:rPr>
-        <w:t>template</w:t>
-      </w:r>
-      <w:proofErr w:type="spellEnd"/>
-      <w:r>
-        <w:rPr>
-          <w:color w:val="000000"/>
-          <w:sz w:val="24"/>
-          <w:szCs w:val="24"/>
-        </w:rPr>
-        <w:t xml:space="preserve"> padrão definido pelo sistema, garantindo </w:t>
-      </w:r>
-      <w:proofErr w:type="gramStart"/>
-      <w:r>
-        <w:rPr>
-          <w:color w:val="000000"/>
-          <w:sz w:val="24"/>
-          <w:szCs w:val="24"/>
-        </w:rPr>
-        <w:t>que  todas</w:t>
-      </w:r>
-      <w:proofErr w:type="gramEnd"/>
-      <w:r>
-        <w:rPr>
-          <w:color w:val="000000"/>
-          <w:sz w:val="24"/>
-          <w:szCs w:val="24"/>
-        </w:rPr>
-        <w:t xml:space="preserve"> as informações obrigatórias (nome do participante, evento, data, </w:t>
-      </w:r>
-      <w:proofErr w:type="gramStart"/>
-      <w:r>
-        <w:rPr>
-          <w:color w:val="000000"/>
-          <w:sz w:val="24"/>
-          <w:szCs w:val="24"/>
-        </w:rPr>
-        <w:t>assinatura)  estejam</w:t>
-      </w:r>
-      <w:proofErr w:type="gramEnd"/>
-      <w:r>
-        <w:rPr>
-          <w:color w:val="000000"/>
-          <w:sz w:val="24"/>
-          <w:szCs w:val="24"/>
-        </w:rPr>
-        <w:t xml:space="preserve"> presentes de forma consistente. </w:t>
+        <w:t xml:space="preserve">O certificado seguirá um template padrão definido pelo sistema, garantindo que  todas as informações obrigatórias (nome do participante, evento, data, assinatura)  estejam presentes de forma consistente. </w:t>
       </w:r>
     </w:p>
     <w:p>
@@ -8387,43 +6374,14 @@
           <w:szCs w:val="24"/>
         </w:rPr>
       </w:pPr>
-      <w:proofErr w:type="gramStart"/>
-      <w:r>
-        <w:rPr>
-          <w:color w:val="000000"/>
-          <w:sz w:val="24"/>
-          <w:szCs w:val="24"/>
-        </w:rPr>
-        <w:t>[ x</w:t>
-      </w:r>
-      <w:proofErr w:type="gramEnd"/>
-      <w:r>
-        <w:rPr>
-          <w:color w:val="000000"/>
-          <w:sz w:val="24"/>
-          <w:szCs w:val="24"/>
-        </w:rPr>
-        <w:t xml:space="preserve"> </w:t>
-      </w:r>
-      <w:proofErr w:type="gramStart"/>
-      <w:r>
-        <w:rPr>
-          <w:color w:val="000000"/>
-          <w:sz w:val="24"/>
-          <w:szCs w:val="24"/>
-        </w:rPr>
-        <w:t>] Essencial</w:t>
-      </w:r>
-      <w:proofErr w:type="gramEnd"/>
-      <w:r>
-        <w:rPr>
-          <w:color w:val="000000"/>
-          <w:sz w:val="24"/>
-          <w:szCs w:val="24"/>
-        </w:rPr>
-        <w:t xml:space="preserve"> </w:t>
-      </w:r>
-      <w:proofErr w:type="gramStart"/>
+      <w:r>
+        <w:rPr>
+          <w:color w:val="000000"/>
+          <w:sz w:val="24"/>
+          <w:szCs w:val="24"/>
+        </w:rPr>
+        <w:t xml:space="preserve">[ x ] Essencial </w:t>
+      </w:r>
       <w:r>
         <w:rPr>
           <w:color w:val="000000"/>
@@ -8431,18 +6389,8 @@
           <w:szCs w:val="24"/>
         </w:rPr>
         <w:tab/>
-        <w:t>[ ]</w:t>
-      </w:r>
-      <w:proofErr w:type="gramEnd"/>
-      <w:r>
-        <w:rPr>
-          <w:color w:val="000000"/>
-          <w:sz w:val="24"/>
-          <w:szCs w:val="24"/>
-        </w:rPr>
-        <w:t xml:space="preserve"> Importante </w:t>
-      </w:r>
-      <w:proofErr w:type="gramStart"/>
+        <w:t xml:space="preserve">[ ] Importante </w:t>
+      </w:r>
       <w:r>
         <w:rPr>
           <w:color w:val="000000"/>
@@ -8450,16 +6398,7 @@
           <w:szCs w:val="24"/>
         </w:rPr>
         <w:tab/>
-        <w:t>[ ]</w:t>
-      </w:r>
-      <w:proofErr w:type="gramEnd"/>
-      <w:r>
-        <w:rPr>
-          <w:color w:val="000000"/>
-          <w:sz w:val="24"/>
-          <w:szCs w:val="24"/>
-        </w:rPr>
-        <w:t xml:space="preserve"> Desejável </w:t>
+        <w:t xml:space="preserve">[ ] Desejável </w:t>
       </w:r>
     </w:p>
     <w:p>
@@ -8593,79 +6532,7 @@
           <w:sz w:val="24"/>
           <w:szCs w:val="24"/>
         </w:rPr>
-        <w:t xml:space="preserve">Após a geração automática dos certificados (conforme RFS11), o sistema enviará uma notificação aos participantes inscritos informando que o certificado de participação já está disponível para download na plataforma. A notificação poderá ser enviada por e-mail e, opcionalmente, via </w:t>
-      </w:r>
-      <w:proofErr w:type="spellStart"/>
-      <w:r>
-        <w:rPr>
-          <w:color w:val="000000"/>
-          <w:sz w:val="24"/>
-          <w:szCs w:val="24"/>
-        </w:rPr>
-        <w:t>push</w:t>
-      </w:r>
-      <w:proofErr w:type="spellEnd"/>
-      <w:r>
-        <w:rPr>
-          <w:color w:val="000000"/>
-          <w:sz w:val="24"/>
-          <w:szCs w:val="24"/>
-        </w:rPr>
-        <w:t xml:space="preserve"> </w:t>
-      </w:r>
-      <w:proofErr w:type="spellStart"/>
-      <w:r>
-        <w:rPr>
-          <w:color w:val="000000"/>
-          <w:sz w:val="24"/>
-          <w:szCs w:val="24"/>
-        </w:rPr>
-        <w:t>notification</w:t>
-      </w:r>
-      <w:proofErr w:type="spellEnd"/>
-      <w:r>
-        <w:rPr>
-          <w:color w:val="000000"/>
-          <w:sz w:val="24"/>
-          <w:szCs w:val="24"/>
-        </w:rPr>
-        <w:t xml:space="preserve"> utilizando </w:t>
-      </w:r>
-      <w:proofErr w:type="spellStart"/>
-      <w:r>
-        <w:rPr>
-          <w:color w:val="000000"/>
-          <w:sz w:val="24"/>
-          <w:szCs w:val="24"/>
-        </w:rPr>
-        <w:t>Firebase</w:t>
-      </w:r>
-      <w:proofErr w:type="spellEnd"/>
-      <w:r>
-        <w:rPr>
-          <w:color w:val="000000"/>
-          <w:sz w:val="24"/>
-          <w:szCs w:val="24"/>
-        </w:rPr>
-        <w:t xml:space="preserve"> Cloud </w:t>
-      </w:r>
-      <w:proofErr w:type="spellStart"/>
-      <w:r>
-        <w:rPr>
-          <w:color w:val="000000"/>
-          <w:sz w:val="24"/>
-          <w:szCs w:val="24"/>
-        </w:rPr>
-        <w:t>Messaging</w:t>
-      </w:r>
-      <w:proofErr w:type="spellEnd"/>
-      <w:r>
-        <w:rPr>
-          <w:color w:val="000000"/>
-          <w:sz w:val="24"/>
-          <w:szCs w:val="24"/>
-        </w:rPr>
-        <w:t xml:space="preserve"> (FCM), caso o usuário tenha permitido o recebimento de notificações.</w:t>
+        <w:t>Após a geração automática dos certificados (conforme RFS11), o sistema enviará uma notificação aos participantes inscritos informando que o certificado de participação já está disponível para download na plataforma. A notificação poderá ser enviada por e-mail e, opcionalmente, via push notification utilizando Firebase Cloud Messaging (FCM), caso o usuário tenha permitido o recebimento de notificações.</w:t>
       </w:r>
     </w:p>
     <w:p>
@@ -8784,25 +6651,7 @@
           <w:sz w:val="24"/>
           <w:szCs w:val="24"/>
         </w:rPr>
-        <w:t xml:space="preserve">Notificações </w:t>
-      </w:r>
-      <w:proofErr w:type="spellStart"/>
-      <w:r>
-        <w:rPr>
-          <w:color w:val="000000"/>
-          <w:sz w:val="24"/>
-          <w:szCs w:val="24"/>
-        </w:rPr>
-        <w:t>push</w:t>
-      </w:r>
-      <w:proofErr w:type="spellEnd"/>
-      <w:r>
-        <w:rPr>
-          <w:color w:val="000000"/>
-          <w:sz w:val="24"/>
-          <w:szCs w:val="24"/>
-        </w:rPr>
-        <w:t xml:space="preserve"> (quando habilitadas pelo usuário) devem incluir o mesmo conteúdo resumido.</w:t>
+        <w:t>Notificações push (quando habilitadas pelo usuário) devem incluir o mesmo conteúdo resumido.</w:t>
       </w:r>
     </w:p>
     <w:p>
@@ -8883,6 +6732,7 @@
           <w:szCs w:val="24"/>
         </w:rPr>
       </w:pPr>
+      <w:bookmarkStart w:id="0" w:name="_Hlk214288816"/>
       <w:r>
         <w:rPr>
           <w:b/>
@@ -8985,6 +6835,7 @@
         <w:t xml:space="preserve"> Desejável</w:t>
       </w:r>
     </w:p>
+    <w:bookmarkEnd w:id="0"/>
     <w:p>
       <w:pPr>
         <w:widowControl w:val="0"/>
@@ -9003,6 +6854,922 @@
           <w:szCs w:val="24"/>
         </w:rPr>
       </w:pPr>
+    </w:p>
+    <w:p>
+      <w:pPr>
+        <w:widowControl w:val="0"/>
+        <w:pBdr>
+          <w:top w:val="nil"/>
+          <w:left w:val="nil"/>
+          <w:bottom w:val="nil"/>
+          <w:right w:val="nil"/>
+          <w:between w:val="nil"/>
+        </w:pBdr>
+        <w:spacing w:before="12" w:line="240" w:lineRule="auto"/>
+        <w:ind w:left="26"/>
+        <w:rPr>
+          <w:b/>
+          <w:bCs/>
+          <w:color w:val="000000"/>
+          <w:sz w:val="24"/>
+          <w:szCs w:val="24"/>
+        </w:rPr>
+      </w:pPr>
+    </w:p>
+    <w:p>
+      <w:pPr>
+        <w:widowControl w:val="0"/>
+        <w:pBdr>
+          <w:top w:val="nil"/>
+          <w:left w:val="nil"/>
+          <w:bottom w:val="nil"/>
+          <w:right w:val="nil"/>
+          <w:between w:val="nil"/>
+        </w:pBdr>
+        <w:spacing w:before="12" w:line="240" w:lineRule="auto"/>
+        <w:ind w:left="26"/>
+        <w:rPr>
+          <w:b/>
+          <w:bCs/>
+          <w:color w:val="000000"/>
+          <w:sz w:val="24"/>
+          <w:szCs w:val="24"/>
+        </w:rPr>
+      </w:pPr>
+    </w:p>
+    <w:p>
+      <w:pPr>
+        <w:widowControl w:val="0"/>
+        <w:pBdr>
+          <w:top w:val="nil"/>
+          <w:left w:val="nil"/>
+          <w:bottom w:val="nil"/>
+          <w:right w:val="nil"/>
+          <w:between w:val="nil"/>
+        </w:pBdr>
+        <w:spacing w:before="12" w:line="240" w:lineRule="auto"/>
+        <w:ind w:left="26"/>
+        <w:rPr>
+          <w:b/>
+          <w:bCs/>
+          <w:color w:val="000000"/>
+          <w:sz w:val="24"/>
+          <w:szCs w:val="24"/>
+        </w:rPr>
+      </w:pPr>
+      <w:r>
+        <w:rPr>
+          <w:b/>
+          <w:bCs/>
+          <w:color w:val="000000"/>
+          <w:sz w:val="24"/>
+          <w:szCs w:val="24"/>
+        </w:rPr>
+        <w:lastRenderedPageBreak/>
+        <w:t>[RFS17]</w:t>
+      </w:r>
+      <w:r>
+        <w:rPr>
+          <w:b/>
+          <w:bCs/>
+          <w:color w:val="000000"/>
+          <w:sz w:val="24"/>
+          <w:szCs w:val="24"/>
+        </w:rPr>
+        <w:t xml:space="preserve"> - Gerenciar Assinatura Digital de Organizadores</w:t>
+      </w:r>
+    </w:p>
+    <w:p>
+      <w:pPr>
+        <w:widowControl w:val="0"/>
+        <w:pBdr>
+          <w:top w:val="nil"/>
+          <w:left w:val="nil"/>
+          <w:bottom w:val="nil"/>
+          <w:right w:val="nil"/>
+          <w:between w:val="nil"/>
+        </w:pBdr>
+        <w:spacing w:before="12" w:line="240" w:lineRule="auto"/>
+        <w:ind w:left="26"/>
+        <w:rPr>
+          <w:color w:val="000000"/>
+          <w:sz w:val="24"/>
+          <w:szCs w:val="24"/>
+        </w:rPr>
+      </w:pPr>
+      <w:r>
+        <w:rPr>
+          <w:b/>
+          <w:bCs/>
+          <w:color w:val="000000"/>
+          <w:sz w:val="24"/>
+          <w:szCs w:val="24"/>
+        </w:rPr>
+        <w:t>Atores:</w:t>
+      </w:r>
+      <w:r>
+        <w:rPr>
+          <w:color w:val="000000"/>
+          <w:sz w:val="24"/>
+          <w:szCs w:val="24"/>
+        </w:rPr>
+        <w:t> Usuário autenticado (Organizador)</w:t>
+      </w:r>
+    </w:p>
+    <w:p>
+      <w:pPr>
+        <w:widowControl w:val="0"/>
+        <w:pBdr>
+          <w:top w:val="nil"/>
+          <w:left w:val="nil"/>
+          <w:bottom w:val="nil"/>
+          <w:right w:val="nil"/>
+          <w:between w:val="nil"/>
+        </w:pBdr>
+        <w:spacing w:before="12" w:line="240" w:lineRule="auto"/>
+        <w:ind w:left="26"/>
+        <w:rPr>
+          <w:color w:val="000000"/>
+          <w:sz w:val="24"/>
+          <w:szCs w:val="24"/>
+        </w:rPr>
+      </w:pPr>
+      <w:r>
+        <w:rPr>
+          <w:b/>
+          <w:bCs/>
+          <w:color w:val="000000"/>
+          <w:sz w:val="24"/>
+          <w:szCs w:val="24"/>
+        </w:rPr>
+        <w:t>Descrição:</w:t>
+      </w:r>
+      <w:r>
+        <w:rPr>
+          <w:color w:val="000000"/>
+          <w:sz w:val="24"/>
+          <w:szCs w:val="24"/>
+        </w:rPr>
+        <w:t> Permite que organizadores cadastrem e gerenciem suas assinaturas digitais no sistema para serem utilizadas automaticamente na geração de certificados dos eventos que criarem. O organizador poderá fazer upload de uma imagem da sua assinatura (PNG, JPG ou JPEG) através de uma interface dedicada. A assinatura será armazenada de forma segura e vinculada ao perfil do organizador.</w:t>
+      </w:r>
+    </w:p>
+    <w:p>
+      <w:pPr>
+        <w:widowControl w:val="0"/>
+        <w:pBdr>
+          <w:top w:val="nil"/>
+          <w:left w:val="nil"/>
+          <w:bottom w:val="nil"/>
+          <w:right w:val="nil"/>
+          <w:between w:val="nil"/>
+        </w:pBdr>
+        <w:spacing w:before="12" w:line="240" w:lineRule="auto"/>
+        <w:ind w:left="26"/>
+        <w:rPr>
+          <w:color w:val="000000"/>
+          <w:sz w:val="24"/>
+          <w:szCs w:val="24"/>
+        </w:rPr>
+      </w:pPr>
+      <w:r>
+        <w:rPr>
+          <w:color w:val="000000"/>
+          <w:sz w:val="24"/>
+          <w:szCs w:val="24"/>
+        </w:rPr>
+        <w:t>Quando um certificado for gerado automaticamente (RFS11), o sistema utilizará a assinatura digital cadastrada pelo organizador responsável pelo evento. Se o organizador não possuir assinatura cadastrada, será utilizada uma assinatura padrão do sistema.</w:t>
+      </w:r>
+    </w:p>
+    <w:p>
+      <w:pPr>
+        <w:widowControl w:val="0"/>
+        <w:pBdr>
+          <w:top w:val="nil"/>
+          <w:left w:val="nil"/>
+          <w:bottom w:val="nil"/>
+          <w:right w:val="nil"/>
+          <w:between w:val="nil"/>
+        </w:pBdr>
+        <w:spacing w:before="12" w:line="240" w:lineRule="auto"/>
+        <w:ind w:left="26"/>
+        <w:rPr>
+          <w:color w:val="000000"/>
+          <w:sz w:val="24"/>
+          <w:szCs w:val="24"/>
+        </w:rPr>
+      </w:pPr>
+      <w:r>
+        <w:rPr>
+          <w:color w:val="000000"/>
+          <w:sz w:val="24"/>
+          <w:szCs w:val="24"/>
+        </w:rPr>
+        <w:t>A interface permitirá ao organizador:</w:t>
+      </w:r>
+    </w:p>
+    <w:p>
+      <w:pPr>
+        <w:widowControl w:val="0"/>
+        <w:numPr>
+          <w:ilvl w:val="0"/>
+          <w:numId w:val="4"/>
+        </w:numPr>
+        <w:pBdr>
+          <w:top w:val="nil"/>
+          <w:left w:val="nil"/>
+          <w:bottom w:val="nil"/>
+          <w:right w:val="nil"/>
+          <w:between w:val="nil"/>
+        </w:pBdr>
+        <w:spacing w:before="12" w:line="240" w:lineRule="auto"/>
+        <w:rPr>
+          <w:color w:val="000000"/>
+          <w:sz w:val="24"/>
+          <w:szCs w:val="24"/>
+        </w:rPr>
+      </w:pPr>
+      <w:r>
+        <w:rPr>
+          <w:color w:val="000000"/>
+          <w:sz w:val="24"/>
+          <w:szCs w:val="24"/>
+        </w:rPr>
+        <w:t>Fazer upload de nova assinatura</w:t>
+      </w:r>
+    </w:p>
+    <w:p>
+      <w:pPr>
+        <w:widowControl w:val="0"/>
+        <w:numPr>
+          <w:ilvl w:val="0"/>
+          <w:numId w:val="4"/>
+        </w:numPr>
+        <w:pBdr>
+          <w:top w:val="nil"/>
+          <w:left w:val="nil"/>
+          <w:bottom w:val="nil"/>
+          <w:right w:val="nil"/>
+          <w:between w:val="nil"/>
+        </w:pBdr>
+        <w:spacing w:before="12" w:line="240" w:lineRule="auto"/>
+        <w:rPr>
+          <w:color w:val="000000"/>
+          <w:sz w:val="24"/>
+          <w:szCs w:val="24"/>
+        </w:rPr>
+      </w:pPr>
+      <w:r>
+        <w:rPr>
+          <w:color w:val="000000"/>
+          <w:sz w:val="24"/>
+          <w:szCs w:val="24"/>
+        </w:rPr>
+        <w:t>Visualizar a assinatura atual</w:t>
+      </w:r>
+    </w:p>
+    <w:p>
+      <w:pPr>
+        <w:widowControl w:val="0"/>
+        <w:numPr>
+          <w:ilvl w:val="0"/>
+          <w:numId w:val="4"/>
+        </w:numPr>
+        <w:pBdr>
+          <w:top w:val="nil"/>
+          <w:left w:val="nil"/>
+          <w:bottom w:val="nil"/>
+          <w:right w:val="nil"/>
+          <w:between w:val="nil"/>
+        </w:pBdr>
+        <w:spacing w:before="12" w:line="240" w:lineRule="auto"/>
+        <w:rPr>
+          <w:color w:val="000000"/>
+          <w:sz w:val="24"/>
+          <w:szCs w:val="24"/>
+        </w:rPr>
+      </w:pPr>
+      <w:r>
+        <w:rPr>
+          <w:color w:val="000000"/>
+          <w:sz w:val="24"/>
+          <w:szCs w:val="24"/>
+        </w:rPr>
+        <w:t>Substituir assinatura existente</w:t>
+      </w:r>
+    </w:p>
+    <w:p>
+      <w:pPr>
+        <w:widowControl w:val="0"/>
+        <w:numPr>
+          <w:ilvl w:val="0"/>
+          <w:numId w:val="4"/>
+        </w:numPr>
+        <w:pBdr>
+          <w:top w:val="nil"/>
+          <w:left w:val="nil"/>
+          <w:bottom w:val="nil"/>
+          <w:right w:val="nil"/>
+          <w:between w:val="nil"/>
+        </w:pBdr>
+        <w:spacing w:before="12" w:line="240" w:lineRule="auto"/>
+        <w:rPr>
+          <w:color w:val="000000"/>
+          <w:sz w:val="24"/>
+          <w:szCs w:val="24"/>
+        </w:rPr>
+      </w:pPr>
+      <w:r>
+        <w:rPr>
+          <w:color w:val="000000"/>
+          <w:sz w:val="24"/>
+          <w:szCs w:val="24"/>
+        </w:rPr>
+        <w:t>Remover assinatura (volta para padrão do sistema)</w:t>
+      </w:r>
+    </w:p>
+    <w:p>
+      <w:pPr>
+        <w:widowControl w:val="0"/>
+        <w:pBdr>
+          <w:top w:val="nil"/>
+          <w:left w:val="nil"/>
+          <w:bottom w:val="nil"/>
+          <w:right w:val="nil"/>
+          <w:between w:val="nil"/>
+        </w:pBdr>
+        <w:spacing w:before="12" w:line="240" w:lineRule="auto"/>
+        <w:ind w:left="720"/>
+        <w:rPr>
+          <w:color w:val="000000"/>
+          <w:sz w:val="24"/>
+          <w:szCs w:val="24"/>
+        </w:rPr>
+      </w:pPr>
+    </w:p>
+    <w:p>
+      <w:pPr>
+        <w:widowControl w:val="0"/>
+        <w:pBdr>
+          <w:top w:val="nil"/>
+          <w:left w:val="nil"/>
+          <w:bottom w:val="nil"/>
+          <w:right w:val="nil"/>
+          <w:between w:val="nil"/>
+        </w:pBdr>
+        <w:spacing w:before="12" w:line="240" w:lineRule="auto"/>
+        <w:ind w:left="26"/>
+        <w:rPr>
+          <w:color w:val="000000"/>
+          <w:sz w:val="24"/>
+          <w:szCs w:val="24"/>
+        </w:rPr>
+      </w:pPr>
+      <w:r>
+        <w:rPr>
+          <w:b/>
+          <w:bCs/>
+          <w:color w:val="000000"/>
+          <w:sz w:val="24"/>
+          <w:szCs w:val="24"/>
+        </w:rPr>
+        <w:t>Regras de Negócio:</w:t>
+      </w:r>
+      <w:r>
+        <w:rPr>
+          <w:color w:val="000000"/>
+          <w:sz w:val="24"/>
+          <w:szCs w:val="24"/>
+        </w:rPr>
+        <w:br/>
+        <w:t>• Apenas usuários do tipo ORGANIZER podem cadastrar assinaturas digitais.</w:t>
+      </w:r>
+      <w:r>
+        <w:rPr>
+          <w:color w:val="000000"/>
+          <w:sz w:val="24"/>
+          <w:szCs w:val="24"/>
+        </w:rPr>
+        <w:br/>
+        <w:t>• A imagem da assinatura deve ter no máximo 2MB de tamanho.</w:t>
+      </w:r>
+      <w:r>
+        <w:rPr>
+          <w:color w:val="000000"/>
+          <w:sz w:val="24"/>
+          <w:szCs w:val="24"/>
+        </w:rPr>
+        <w:br/>
+        <w:t>• Formatos aceitos: PNG, JPG, JPEG.</w:t>
+      </w:r>
+      <w:r>
+        <w:rPr>
+          <w:color w:val="000000"/>
+          <w:sz w:val="24"/>
+          <w:szCs w:val="24"/>
+        </w:rPr>
+        <w:br/>
+        <w:t>• Dimensões recomendadas: máximo 400x200 pixels (será redimensionada automaticamente se necessário).</w:t>
+      </w:r>
+      <w:r>
+        <w:rPr>
+          <w:color w:val="000000"/>
+          <w:sz w:val="24"/>
+          <w:szCs w:val="24"/>
+        </w:rPr>
+        <w:br/>
+        <w:t>• Cada organizador pode ter apenas uma assinatura ativa por vez.</w:t>
+      </w:r>
+      <w:r>
+        <w:rPr>
+          <w:color w:val="000000"/>
+          <w:sz w:val="24"/>
+          <w:szCs w:val="24"/>
+        </w:rPr>
+        <w:br/>
+        <w:t>• A assinatura será aplicada automaticamente em todos os certificados dos eventos criados por aquele organizador.</w:t>
+      </w:r>
+      <w:r>
+        <w:rPr>
+          <w:color w:val="000000"/>
+          <w:sz w:val="24"/>
+          <w:szCs w:val="24"/>
+        </w:rPr>
+        <w:br/>
+        <w:t>• Se um organizador não possuir assinatura cadastrada, será utilizada a assinatura padrão do sistema.</w:t>
+      </w:r>
+      <w:r>
+        <w:rPr>
+          <w:color w:val="000000"/>
+          <w:sz w:val="24"/>
+          <w:szCs w:val="24"/>
+        </w:rPr>
+        <w:br/>
+        <w:t>• As imagens de assinatura serão armazenadas na pasta instance/signatures/ do sistema.</w:t>
+      </w:r>
+      <w:r>
+        <w:rPr>
+          <w:color w:val="000000"/>
+          <w:sz w:val="24"/>
+          <w:szCs w:val="24"/>
+        </w:rPr>
+        <w:br/>
+        <w:t>• Ao substituir uma assinatura, a imagem anterior será removida do sistema para economizar espaço.</w:t>
+      </w:r>
+      <w:r>
+        <w:rPr>
+          <w:color w:val="000000"/>
+          <w:sz w:val="24"/>
+          <w:szCs w:val="24"/>
+        </w:rPr>
+        <w:br/>
+        <w:t>• A assinatura será exibida no certificado com transparência adequada e posicionamento padronizado.</w:t>
+      </w:r>
+    </w:p>
+    <w:p>
+      <w:pPr>
+        <w:widowControl w:val="0"/>
+        <w:pBdr>
+          <w:top w:val="nil"/>
+          <w:left w:val="nil"/>
+          <w:bottom w:val="nil"/>
+          <w:right w:val="nil"/>
+          <w:between w:val="nil"/>
+        </w:pBdr>
+        <w:spacing w:before="12" w:line="240" w:lineRule="auto"/>
+        <w:ind w:left="26"/>
+        <w:rPr>
+          <w:b/>
+          <w:bCs/>
+          <w:color w:val="000000"/>
+          <w:sz w:val="24"/>
+          <w:szCs w:val="24"/>
+        </w:rPr>
+      </w:pPr>
+    </w:p>
+    <w:p>
+      <w:pPr>
+        <w:widowControl w:val="0"/>
+        <w:pBdr>
+          <w:top w:val="nil"/>
+          <w:left w:val="nil"/>
+          <w:bottom w:val="nil"/>
+          <w:right w:val="nil"/>
+          <w:between w:val="nil"/>
+        </w:pBdr>
+        <w:spacing w:before="12" w:line="240" w:lineRule="auto"/>
+        <w:ind w:left="26"/>
+        <w:rPr>
+          <w:color w:val="000000"/>
+          <w:sz w:val="24"/>
+          <w:szCs w:val="24"/>
+        </w:rPr>
+      </w:pPr>
+      <w:r>
+        <w:rPr>
+          <w:b/>
+          <w:bCs/>
+          <w:color w:val="000000"/>
+          <w:sz w:val="24"/>
+          <w:szCs w:val="24"/>
+        </w:rPr>
+        <w:t>Prioridade:</w:t>
+      </w:r>
+      <w:r>
+        <w:rPr>
+          <w:color w:val="000000"/>
+          <w:sz w:val="24"/>
+          <w:szCs w:val="24"/>
+        </w:rPr>
+        <w:br/>
+      </w:r>
+      <w:r>
+        <w:rPr>
+          <w:rFonts w:ascii="Segoe UI Symbol" w:hAnsi="Segoe UI Symbol" w:cs="Segoe UI Symbol"/>
+          <w:color w:val="000000"/>
+          <w:sz w:val="24"/>
+          <w:szCs w:val="24"/>
+        </w:rPr>
+        <w:t>✔</w:t>
+      </w:r>
+      <w:r>
+        <w:rPr>
+          <w:rFonts w:ascii="Segoe UI Symbol" w:hAnsi="Segoe UI Symbol" w:cs="Segoe UI Symbol"/>
+          <w:color w:val="000000"/>
+          <w:sz w:val="24"/>
+          <w:szCs w:val="24"/>
+        </w:rPr>
+        <w:t xml:space="preserve"> </w:t>
+      </w:r>
+      <w:r>
+        <w:rPr>
+          <w:color w:val="000000"/>
+          <w:sz w:val="24"/>
+          <w:szCs w:val="24"/>
+        </w:rPr>
+        <w:t>Essencial</w:t>
+      </w:r>
+      <w:r>
+        <w:rPr>
+          <w:color w:val="000000"/>
+          <w:sz w:val="24"/>
+          <w:szCs w:val="24"/>
+        </w:rPr>
+        <w:t> </w:t>
+      </w:r>
+      <w:r>
+        <w:rPr>
+          <w:color w:val="000000"/>
+          <w:sz w:val="24"/>
+          <w:szCs w:val="24"/>
+        </w:rPr>
+        <w:t> </w:t>
+      </w:r>
+      <w:r>
+        <w:rPr>
+          <w:rFonts w:ascii="Segoe UI Symbol" w:hAnsi="Segoe UI Symbol" w:cs="Segoe UI Symbol"/>
+          <w:color w:val="000000"/>
+          <w:sz w:val="24"/>
+          <w:szCs w:val="24"/>
+        </w:rPr>
+        <w:t>☐</w:t>
+      </w:r>
+      <w:r>
+        <w:rPr>
+          <w:color w:val="000000"/>
+          <w:sz w:val="24"/>
+          <w:szCs w:val="24"/>
+        </w:rPr>
+        <w:t xml:space="preserve"> Importante</w:t>
+      </w:r>
+      <w:r>
+        <w:rPr>
+          <w:color w:val="000000"/>
+          <w:sz w:val="24"/>
+          <w:szCs w:val="24"/>
+        </w:rPr>
+        <w:t> </w:t>
+      </w:r>
+      <w:r>
+        <w:rPr>
+          <w:color w:val="000000"/>
+          <w:sz w:val="24"/>
+          <w:szCs w:val="24"/>
+        </w:rPr>
+        <w:t> </w:t>
+      </w:r>
+      <w:r>
+        <w:rPr>
+          <w:rFonts w:ascii="Segoe UI Symbol" w:hAnsi="Segoe UI Symbol" w:cs="Segoe UI Symbol"/>
+          <w:color w:val="000000"/>
+          <w:sz w:val="24"/>
+          <w:szCs w:val="24"/>
+        </w:rPr>
+        <w:t>☐</w:t>
+      </w:r>
+      <w:r>
+        <w:rPr>
+          <w:color w:val="000000"/>
+          <w:sz w:val="24"/>
+          <w:szCs w:val="24"/>
+        </w:rPr>
+        <w:t xml:space="preserve"> Desejável</w:t>
+      </w:r>
+    </w:p>
+    <w:p>
+      <w:pPr>
+        <w:widowControl w:val="0"/>
+        <w:pBdr>
+          <w:top w:val="nil"/>
+          <w:left w:val="nil"/>
+          <w:bottom w:val="nil"/>
+          <w:right w:val="nil"/>
+          <w:between w:val="nil"/>
+        </w:pBdr>
+        <w:spacing w:before="12" w:line="240" w:lineRule="auto"/>
+        <w:ind w:left="26"/>
+        <w:rPr>
+          <w:b/>
+          <w:bCs/>
+          <w:color w:val="000000"/>
+          <w:sz w:val="24"/>
+          <w:szCs w:val="24"/>
+        </w:rPr>
+      </w:pPr>
+    </w:p>
+    <w:p>
+      <w:pPr>
+        <w:widowControl w:val="0"/>
+        <w:pBdr>
+          <w:top w:val="nil"/>
+          <w:left w:val="nil"/>
+          <w:bottom w:val="nil"/>
+          <w:right w:val="nil"/>
+          <w:between w:val="nil"/>
+        </w:pBdr>
+        <w:spacing w:before="12" w:line="240" w:lineRule="auto"/>
+        <w:ind w:left="26"/>
+        <w:rPr>
+          <w:color w:val="000000"/>
+          <w:sz w:val="24"/>
+          <w:szCs w:val="24"/>
+        </w:rPr>
+      </w:pPr>
+      <w:r>
+        <w:rPr>
+          <w:b/>
+          <w:bCs/>
+          <w:color w:val="000000"/>
+          <w:sz w:val="24"/>
+          <w:szCs w:val="24"/>
+        </w:rPr>
+        <w:t>Dependências:</w:t>
+      </w:r>
+      <w:r>
+        <w:rPr>
+          <w:color w:val="000000"/>
+          <w:sz w:val="24"/>
+          <w:szCs w:val="24"/>
+        </w:rPr>
+        <w:t> RFS11 (Emitir Certificados de Participação)</w:t>
+      </w:r>
+    </w:p>
+    <w:p>
+      <w:pPr>
+        <w:widowControl w:val="0"/>
+        <w:pBdr>
+          <w:top w:val="nil"/>
+          <w:left w:val="nil"/>
+          <w:bottom w:val="nil"/>
+          <w:right w:val="nil"/>
+          <w:between w:val="nil"/>
+        </w:pBdr>
+        <w:spacing w:before="12" w:line="240" w:lineRule="auto"/>
+        <w:ind w:left="26"/>
+        <w:rPr>
+          <w:color w:val="000000"/>
+          <w:sz w:val="24"/>
+          <w:szCs w:val="24"/>
+        </w:rPr>
+      </w:pPr>
+      <w:r>
+        <w:rPr>
+          <w:color w:val="000000"/>
+          <w:sz w:val="24"/>
+          <w:szCs w:val="24"/>
+        </w:rPr>
+        <w:pict w14:anchorId="51889323">
+          <v:rect id="_x0000_i1031" style="width:0;height:1.5pt" o:hralign="center" o:hrstd="t" o:hr="t" fillcolor="#a0a0a0" stroked="f"/>
+        </w:pict>
+      </w:r>
+    </w:p>
+    <w:p>
+      <w:pPr>
+        <w:widowControl w:val="0"/>
+        <w:pBdr>
+          <w:top w:val="nil"/>
+          <w:left w:val="nil"/>
+          <w:bottom w:val="nil"/>
+          <w:right w:val="nil"/>
+          <w:between w:val="nil"/>
+        </w:pBdr>
+        <w:spacing w:before="12" w:line="240" w:lineRule="auto"/>
+        <w:ind w:left="26"/>
+        <w:rPr>
+          <w:color w:val="000000"/>
+          <w:sz w:val="24"/>
+          <w:szCs w:val="24"/>
+        </w:rPr>
+      </w:pPr>
+      <w:r>
+        <w:rPr>
+          <w:b/>
+          <w:bCs/>
+          <w:color w:val="000000"/>
+          <w:sz w:val="24"/>
+          <w:szCs w:val="24"/>
+        </w:rPr>
+        <w:t>Endpoints da API propostos:</w:t>
+      </w:r>
+    </w:p>
+    <w:p>
+      <w:pPr>
+        <w:widowControl w:val="0"/>
+        <w:numPr>
+          <w:ilvl w:val="0"/>
+          <w:numId w:val="5"/>
+        </w:numPr>
+        <w:pBdr>
+          <w:top w:val="nil"/>
+          <w:left w:val="nil"/>
+          <w:bottom w:val="nil"/>
+          <w:right w:val="nil"/>
+          <w:between w:val="nil"/>
+        </w:pBdr>
+        <w:spacing w:before="12" w:line="240" w:lineRule="auto"/>
+        <w:rPr>
+          <w:color w:val="000000"/>
+          <w:sz w:val="24"/>
+          <w:szCs w:val="24"/>
+        </w:rPr>
+      </w:pPr>
+      <w:r>
+        <w:rPr>
+          <w:color w:val="000000"/>
+          <w:sz w:val="24"/>
+          <w:szCs w:val="24"/>
+        </w:rPr>
+        <w:t>POST /users/signature - Upload de assinatura</w:t>
+      </w:r>
+    </w:p>
+    <w:p>
+      <w:pPr>
+        <w:widowControl w:val="0"/>
+        <w:numPr>
+          <w:ilvl w:val="0"/>
+          <w:numId w:val="5"/>
+        </w:numPr>
+        <w:pBdr>
+          <w:top w:val="nil"/>
+          <w:left w:val="nil"/>
+          <w:bottom w:val="nil"/>
+          <w:right w:val="nil"/>
+          <w:between w:val="nil"/>
+        </w:pBdr>
+        <w:spacing w:before="12" w:line="240" w:lineRule="auto"/>
+        <w:rPr>
+          <w:color w:val="000000"/>
+          <w:sz w:val="24"/>
+          <w:szCs w:val="24"/>
+        </w:rPr>
+      </w:pPr>
+      <w:r>
+        <w:rPr>
+          <w:color w:val="000000"/>
+          <w:sz w:val="24"/>
+          <w:szCs w:val="24"/>
+        </w:rPr>
+        <w:t>GET /users/signature - Visualizar assinatura atual</w:t>
+      </w:r>
+    </w:p>
+    <w:p>
+      <w:pPr>
+        <w:widowControl w:val="0"/>
+        <w:numPr>
+          <w:ilvl w:val="0"/>
+          <w:numId w:val="5"/>
+        </w:numPr>
+        <w:pBdr>
+          <w:top w:val="nil"/>
+          <w:left w:val="nil"/>
+          <w:bottom w:val="nil"/>
+          <w:right w:val="nil"/>
+          <w:between w:val="nil"/>
+        </w:pBdr>
+        <w:spacing w:before="12" w:line="240" w:lineRule="auto"/>
+        <w:rPr>
+          <w:color w:val="000000"/>
+          <w:sz w:val="24"/>
+          <w:szCs w:val="24"/>
+        </w:rPr>
+      </w:pPr>
+      <w:r>
+        <w:rPr>
+          <w:color w:val="000000"/>
+          <w:sz w:val="24"/>
+          <w:szCs w:val="24"/>
+        </w:rPr>
+        <w:t>DELETE /users/signature - Remover assinatura</w:t>
+      </w:r>
+    </w:p>
+    <w:p>
+      <w:pPr>
+        <w:widowControl w:val="0"/>
+        <w:numPr>
+          <w:ilvl w:val="0"/>
+          <w:numId w:val="5"/>
+        </w:numPr>
+        <w:pBdr>
+          <w:top w:val="nil"/>
+          <w:left w:val="nil"/>
+          <w:bottom w:val="nil"/>
+          <w:right w:val="nil"/>
+          <w:between w:val="nil"/>
+        </w:pBdr>
+        <w:spacing w:before="12" w:line="240" w:lineRule="auto"/>
+        <w:rPr>
+          <w:color w:val="000000"/>
+          <w:sz w:val="24"/>
+          <w:szCs w:val="24"/>
+        </w:rPr>
+      </w:pPr>
+      <w:r>
+        <w:rPr>
+          <w:color w:val="000000"/>
+          <w:sz w:val="24"/>
+          <w:szCs w:val="24"/>
+        </w:rPr>
+        <w:t>GET /users/signature/download - Baixar arquivo da assinatura</w:t>
+      </w:r>
+    </w:p>
+    <w:p>
+      <w:pPr>
+        <w:widowControl w:val="0"/>
+        <w:pBdr>
+          <w:top w:val="nil"/>
+          <w:left w:val="nil"/>
+          <w:bottom w:val="nil"/>
+          <w:right w:val="nil"/>
+          <w:between w:val="nil"/>
+        </w:pBdr>
+        <w:spacing w:before="12" w:line="240" w:lineRule="auto"/>
+        <w:ind w:left="26"/>
+        <w:rPr>
+          <w:color w:val="000000"/>
+          <w:sz w:val="24"/>
+          <w:szCs w:val="24"/>
+        </w:rPr>
+      </w:pPr>
+      <w:r>
+        <w:rPr>
+          <w:b/>
+          <w:bCs/>
+          <w:color w:val="000000"/>
+          <w:sz w:val="24"/>
+          <w:szCs w:val="24"/>
+        </w:rPr>
+        <w:lastRenderedPageBreak/>
+        <w:t>Campos adicionais no modelo User:</w:t>
+      </w:r>
+    </w:p>
+    <w:p>
+      <w:pPr>
+        <w:widowControl w:val="0"/>
+        <w:numPr>
+          <w:ilvl w:val="0"/>
+          <w:numId w:val="6"/>
+        </w:numPr>
+        <w:pBdr>
+          <w:top w:val="nil"/>
+          <w:left w:val="nil"/>
+          <w:bottom w:val="nil"/>
+          <w:right w:val="nil"/>
+          <w:between w:val="nil"/>
+        </w:pBdr>
+        <w:spacing w:before="12" w:line="240" w:lineRule="auto"/>
+        <w:rPr>
+          <w:color w:val="000000"/>
+          <w:sz w:val="24"/>
+          <w:szCs w:val="24"/>
+        </w:rPr>
+      </w:pPr>
+      <w:r>
+        <w:rPr>
+          <w:color w:val="000000"/>
+          <w:sz w:val="24"/>
+          <w:szCs w:val="24"/>
+        </w:rPr>
+        <w:t>signature_path (String, nullable) - Caminho para arquivo da assinatura</w:t>
+      </w:r>
     </w:p>
     <w:p>
       <w:pPr>
@@ -9028,8 +7795,23 @@
           <w:sz w:val="31"/>
           <w:szCs w:val="31"/>
         </w:rPr>
-        <w:lastRenderedPageBreak/>
-        <w:t xml:space="preserve">[RFC05] Login e Recuperação de Senha </w:t>
+        <w:t>[RFC05] Login e Rec</w:t>
+      </w:r>
+      <w:r>
+        <w:rPr>
+          <w:color w:val="0F4761"/>
+          <w:sz w:val="31"/>
+          <w:szCs w:val="31"/>
+        </w:rPr>
+        <w:t>up</w:t>
+      </w:r>
+      <w:r>
+        <w:rPr>
+          <w:color w:val="0F4761"/>
+          <w:sz w:val="31"/>
+          <w:szCs w:val="31"/>
+        </w:rPr>
+        <w:t xml:space="preserve">eração de Senha </w:t>
       </w:r>
     </w:p>
     <w:p>
@@ -9142,105 +7924,7 @@
           <w:sz w:val="24"/>
           <w:szCs w:val="24"/>
         </w:rPr>
-        <w:t xml:space="preserve">, o usuário deverá fornecer seu e-mail cadastrado e senha. Caso </w:t>
-      </w:r>
-      <w:proofErr w:type="gramStart"/>
-      <w:r>
-        <w:rPr>
-          <w:color w:val="000000"/>
-          <w:sz w:val="24"/>
-          <w:szCs w:val="24"/>
-        </w:rPr>
-        <w:t>as  credenciais</w:t>
-      </w:r>
-      <w:proofErr w:type="gramEnd"/>
-      <w:r>
-        <w:rPr>
-          <w:color w:val="000000"/>
-          <w:sz w:val="24"/>
-          <w:szCs w:val="24"/>
-        </w:rPr>
-        <w:t xml:space="preserve"> fornecidas sejam válidas, o usuário será autenticado e terá acesso </w:t>
-      </w:r>
-      <w:proofErr w:type="gramStart"/>
-      <w:r>
-        <w:rPr>
-          <w:color w:val="000000"/>
-          <w:sz w:val="24"/>
-          <w:szCs w:val="24"/>
-        </w:rPr>
-        <w:t>às  funcionalidades</w:t>
-      </w:r>
-      <w:proofErr w:type="gramEnd"/>
-      <w:r>
-        <w:rPr>
-          <w:color w:val="000000"/>
-          <w:sz w:val="24"/>
-          <w:szCs w:val="24"/>
-        </w:rPr>
-        <w:t xml:space="preserve"> do sistema de acordo com seu perfil/permissões (por exemplo, acesso </w:t>
-      </w:r>
-      <w:proofErr w:type="gramStart"/>
-      <w:r>
-        <w:rPr>
-          <w:color w:val="000000"/>
-          <w:sz w:val="24"/>
-          <w:szCs w:val="24"/>
-        </w:rPr>
-        <w:t>de  administrador</w:t>
-      </w:r>
-      <w:proofErr w:type="gramEnd"/>
-      <w:r>
-        <w:rPr>
-          <w:color w:val="000000"/>
-          <w:sz w:val="24"/>
-          <w:szCs w:val="24"/>
-        </w:rPr>
-        <w:t xml:space="preserve"> para gerenciar eventos ou acesso de participante para inscrever-se).  Alternativamente, se o usuário tiver se cadastrado através de um login social integrado, </w:t>
-      </w:r>
-      <w:proofErr w:type="gramStart"/>
-      <w:r>
-        <w:rPr>
-          <w:color w:val="000000"/>
-          <w:sz w:val="24"/>
-          <w:szCs w:val="24"/>
-        </w:rPr>
-        <w:t>ele  poderá</w:t>
-      </w:r>
-      <w:proofErr w:type="gramEnd"/>
-      <w:r>
-        <w:rPr>
-          <w:color w:val="000000"/>
-          <w:sz w:val="24"/>
-          <w:szCs w:val="24"/>
-        </w:rPr>
-        <w:t xml:space="preserve"> optar por autenticar-se via esse provedor (por exemplo, usando a conta </w:t>
-      </w:r>
-      <w:proofErr w:type="gramStart"/>
-      <w:r>
-        <w:rPr>
-          <w:color w:val="000000"/>
-          <w:sz w:val="24"/>
-          <w:szCs w:val="24"/>
-        </w:rPr>
-        <w:t>Google  vinc</w:t>
-      </w:r>
-      <w:r>
-        <w:rPr>
-          <w:color w:val="000000"/>
-          <w:sz w:val="24"/>
-          <w:szCs w:val="24"/>
-        </w:rPr>
-        <w:t>ulada</w:t>
-      </w:r>
-      <w:proofErr w:type="gramEnd"/>
-      <w:r>
-        <w:rPr>
-          <w:color w:val="000000"/>
-          <w:sz w:val="24"/>
-          <w:szCs w:val="24"/>
-        </w:rPr>
-        <w:t xml:space="preserve">). </w:t>
+        <w:t xml:space="preserve">, o usuário deverá fornecer seu e-mail cadastrado e senha. Caso as  credenciais fornecidas sejam válidas, o usuário será autenticado e terá acesso às  funcionalidades do sistema de acordo com seu perfil/permissões (por exemplo, acesso de  administrador para gerenciar eventos ou acesso de participante para inscrever-se).  Alternativamente, se o usuário tiver se cadastrado através de um login social integrado, ele  poderá optar por autenticar-se via esse provedor (por exemplo, usando a conta Google  vinculada). </w:t>
       </w:r>
     </w:p>
     <w:p>
@@ -9304,43 +7988,7 @@
           <w:sz w:val="24"/>
           <w:szCs w:val="24"/>
         </w:rPr>
-        <w:t xml:space="preserve">E-mail (ou identificador de usuário) e senha são obrigatórios para realizar </w:t>
-      </w:r>
-      <w:proofErr w:type="gramStart"/>
-      <w:r>
-        <w:rPr>
-          <w:color w:val="000000"/>
-          <w:sz w:val="24"/>
-          <w:szCs w:val="24"/>
-        </w:rPr>
-        <w:t>a  autenticação</w:t>
-      </w:r>
-      <w:proofErr w:type="gramEnd"/>
-      <w:r>
-        <w:rPr>
-          <w:color w:val="000000"/>
-          <w:sz w:val="24"/>
-          <w:szCs w:val="24"/>
-        </w:rPr>
-        <w:t xml:space="preserve"> no sistema (exceto no caso de uso de login social, em que </w:t>
-      </w:r>
-      <w:proofErr w:type="gramStart"/>
-      <w:r>
-        <w:rPr>
-          <w:color w:val="000000"/>
-          <w:sz w:val="24"/>
-          <w:szCs w:val="24"/>
-        </w:rPr>
-        <w:t>a  autenticação</w:t>
-      </w:r>
-      <w:proofErr w:type="gramEnd"/>
-      <w:r>
-        <w:rPr>
-          <w:color w:val="000000"/>
-          <w:sz w:val="24"/>
-          <w:szCs w:val="24"/>
-        </w:rPr>
-        <w:t xml:space="preserve"> é delegada ao provedor externo). </w:t>
+        <w:t xml:space="preserve">E-mail (ou identificador de usuário) e senha são obrigatórios para realizar a  autenticação no sistema (exceto no caso de uso de login social, em que a  autenticação é delegada ao provedor externo). </w:t>
       </w:r>
     </w:p>
     <w:p>
@@ -9395,43 +8043,7 @@
           <w:sz w:val="24"/>
           <w:szCs w:val="24"/>
         </w:rPr>
-        <w:t xml:space="preserve">de login (senha incorreta), o sistema </w:t>
-      </w:r>
-      <w:proofErr w:type="gramStart"/>
-      <w:r>
-        <w:rPr>
-          <w:color w:val="000000"/>
-          <w:sz w:val="24"/>
-          <w:szCs w:val="24"/>
-        </w:rPr>
-        <w:t>bloqueará  temporariamente</w:t>
-      </w:r>
-      <w:proofErr w:type="gramEnd"/>
-      <w:r>
-        <w:rPr>
-          <w:color w:val="000000"/>
-          <w:sz w:val="24"/>
-          <w:szCs w:val="24"/>
-        </w:rPr>
-        <w:t xml:space="preserve"> novas tentativas para aquele usuário por segurança (por </w:t>
-      </w:r>
-      <w:proofErr w:type="gramStart"/>
-      <w:r>
-        <w:rPr>
-          <w:color w:val="000000"/>
-          <w:sz w:val="24"/>
-          <w:szCs w:val="24"/>
-        </w:rPr>
-        <w:t>exemplo,  bloqueio</w:t>
-      </w:r>
-      <w:proofErr w:type="gramEnd"/>
-      <w:r>
-        <w:rPr>
-          <w:color w:val="000000"/>
-          <w:sz w:val="24"/>
-          <w:szCs w:val="24"/>
-        </w:rPr>
-        <w:t xml:space="preserve"> de 15 minutos) antes de permitir novas tentativas de acesso. </w:t>
+        <w:t xml:space="preserve">de login (senha incorreta), o sistema bloqueará  temporariamente novas tentativas para aquele usuário por segurança (por exemplo,  bloqueio de 15 minutos) antes de permitir novas tentativas de acesso. </w:t>
       </w:r>
     </w:p>
     <w:p>
@@ -9468,43 +8080,7 @@
           <w:sz w:val="24"/>
           <w:szCs w:val="24"/>
         </w:rPr>
-        <w:t xml:space="preserve">O processo de autenticação deve garantir a proteção dos dados de login do </w:t>
-      </w:r>
-      <w:proofErr w:type="gramStart"/>
-      <w:r>
-        <w:rPr>
-          <w:color w:val="000000"/>
-          <w:sz w:val="24"/>
-          <w:szCs w:val="24"/>
-        </w:rPr>
-        <w:t>usuário,  utilizando</w:t>
-      </w:r>
-      <w:proofErr w:type="gramEnd"/>
-      <w:r>
-        <w:rPr>
-          <w:color w:val="000000"/>
-          <w:sz w:val="24"/>
-          <w:szCs w:val="24"/>
-        </w:rPr>
-        <w:t xml:space="preserve"> transmissão segura e verificação das credenciais em comparação com </w:t>
-      </w:r>
-      <w:proofErr w:type="gramStart"/>
-      <w:r>
-        <w:rPr>
-          <w:color w:val="000000"/>
-          <w:sz w:val="24"/>
-          <w:szCs w:val="24"/>
-        </w:rPr>
-        <w:t>os  dados</w:t>
-      </w:r>
-      <w:proofErr w:type="gramEnd"/>
-      <w:r>
-        <w:rPr>
-          <w:color w:val="000000"/>
-          <w:sz w:val="24"/>
-          <w:szCs w:val="24"/>
-        </w:rPr>
-        <w:t xml:space="preserve"> cadastrados (a senha do usuário deve estar armazenada de forma segura, e.g.  criptografada, no banco de dados).</w:t>
+        <w:t>O processo de autenticação deve garantir a proteção dos dados de login do usuário,  utilizando transmissão segura e verificação das credenciais em comparação com os  dados cadastrados (a senha do usuário deve estar armazenada de forma segura, e.g.  criptografada, no banco de dados).</w:t>
       </w:r>
     </w:p>
     <w:p>
@@ -9571,43 +8147,14 @@
           <w:szCs w:val="24"/>
         </w:rPr>
       </w:pPr>
-      <w:proofErr w:type="gramStart"/>
-      <w:r>
-        <w:rPr>
-          <w:color w:val="000000"/>
-          <w:sz w:val="24"/>
-          <w:szCs w:val="24"/>
-        </w:rPr>
-        <w:t>[ x</w:t>
-      </w:r>
-      <w:proofErr w:type="gramEnd"/>
-      <w:r>
-        <w:rPr>
-          <w:color w:val="000000"/>
-          <w:sz w:val="24"/>
-          <w:szCs w:val="24"/>
-        </w:rPr>
-        <w:t xml:space="preserve"> </w:t>
-      </w:r>
-      <w:proofErr w:type="gramStart"/>
-      <w:r>
-        <w:rPr>
-          <w:color w:val="000000"/>
-          <w:sz w:val="24"/>
-          <w:szCs w:val="24"/>
-        </w:rPr>
-        <w:t>] Essencial</w:t>
-      </w:r>
-      <w:proofErr w:type="gramEnd"/>
-      <w:r>
-        <w:rPr>
-          <w:color w:val="000000"/>
-          <w:sz w:val="24"/>
-          <w:szCs w:val="24"/>
-        </w:rPr>
-        <w:t xml:space="preserve"> </w:t>
-      </w:r>
-      <w:proofErr w:type="gramStart"/>
+      <w:r>
+        <w:rPr>
+          <w:color w:val="000000"/>
+          <w:sz w:val="24"/>
+          <w:szCs w:val="24"/>
+        </w:rPr>
+        <w:t xml:space="preserve">[ x ] Essencial </w:t>
+      </w:r>
       <w:r>
         <w:rPr>
           <w:color w:val="000000"/>
@@ -9615,18 +8162,8 @@
           <w:szCs w:val="24"/>
         </w:rPr>
         <w:tab/>
-        <w:t>[ ]</w:t>
-      </w:r>
-      <w:proofErr w:type="gramEnd"/>
-      <w:r>
-        <w:rPr>
-          <w:color w:val="000000"/>
-          <w:sz w:val="24"/>
-          <w:szCs w:val="24"/>
-        </w:rPr>
-        <w:t xml:space="preserve"> Importante </w:t>
-      </w:r>
-      <w:proofErr w:type="gramStart"/>
+        <w:t xml:space="preserve">[ ] Importante </w:t>
+      </w:r>
       <w:r>
         <w:rPr>
           <w:color w:val="000000"/>
@@ -9634,16 +8171,7 @@
           <w:szCs w:val="24"/>
         </w:rPr>
         <w:tab/>
-        <w:t>[ ]</w:t>
-      </w:r>
-      <w:proofErr w:type="gramEnd"/>
-      <w:r>
-        <w:rPr>
-          <w:color w:val="000000"/>
-          <w:sz w:val="24"/>
-          <w:szCs w:val="24"/>
-        </w:rPr>
-        <w:t xml:space="preserve"> Desejável </w:t>
+        <w:t xml:space="preserve">[ ] Desejável </w:t>
       </w:r>
     </w:p>
     <w:p>
@@ -9674,29 +8202,7 @@
           <w:sz w:val="24"/>
           <w:szCs w:val="24"/>
         </w:rPr>
-        <w:t>[RFS13</w:t>
-      </w:r>
-      <w:proofErr w:type="gramStart"/>
-      <w:r>
-        <w:rPr>
-          <w:b/>
-          <w:bCs/>
-          <w:color w:val="000000"/>
-          <w:sz w:val="24"/>
-          <w:szCs w:val="24"/>
-        </w:rPr>
-        <w:t>] Informar</w:t>
-      </w:r>
-      <w:proofErr w:type="gramEnd"/>
-      <w:r>
-        <w:rPr>
-          <w:b/>
-          <w:bCs/>
-          <w:color w:val="000000"/>
-          <w:sz w:val="24"/>
-          <w:szCs w:val="24"/>
-        </w:rPr>
-        <w:t xml:space="preserve"> e-mail para Recuperação </w:t>
+        <w:t xml:space="preserve">[RFS13] Informar e-mail para Recuperação </w:t>
       </w:r>
     </w:p>
     <w:p>
@@ -9760,25 +8266,7 @@
           <w:sz w:val="24"/>
           <w:szCs w:val="24"/>
         </w:rPr>
-        <w:t xml:space="preserve">O sistema permitirá a recuperação de senha para usuários que perderam/esqueceram </w:t>
-      </w:r>
-      <w:proofErr w:type="gramStart"/>
-      <w:r>
-        <w:rPr>
-          <w:color w:val="000000"/>
-          <w:sz w:val="24"/>
-          <w:szCs w:val="24"/>
-        </w:rPr>
-        <w:t>suas  credenciais</w:t>
-      </w:r>
-      <w:proofErr w:type="gramEnd"/>
-      <w:r>
-        <w:rPr>
-          <w:color w:val="000000"/>
-          <w:sz w:val="24"/>
-          <w:szCs w:val="24"/>
-        </w:rPr>
-        <w:t xml:space="preserve">, desde que a conta </w:t>
+        <w:t xml:space="preserve">O sistema permitirá a recuperação de senha para usuários que perderam/esqueceram suas  credenciais, desde que a conta </w:t>
       </w:r>
       <w:r>
         <w:rPr>
@@ -9796,43 +8284,7 @@
           <w:sz w:val="24"/>
           <w:szCs w:val="24"/>
         </w:rPr>
-        <w:t xml:space="preserve">tenha sido criada via login social. Para iniciar </w:t>
-      </w:r>
-      <w:proofErr w:type="gramStart"/>
-      <w:r>
-        <w:rPr>
-          <w:color w:val="000000"/>
-          <w:sz w:val="24"/>
-          <w:szCs w:val="24"/>
-        </w:rPr>
-        <w:t>o  processo</w:t>
-      </w:r>
-      <w:proofErr w:type="gramEnd"/>
-      <w:r>
-        <w:rPr>
-          <w:color w:val="000000"/>
-          <w:sz w:val="24"/>
-          <w:szCs w:val="24"/>
-        </w:rPr>
-        <w:t xml:space="preserve"> de recuperação, o usuário deverá informar o endereço de e-mail associado à </w:t>
-      </w:r>
-      <w:proofErr w:type="gramStart"/>
-      <w:r>
-        <w:rPr>
-          <w:color w:val="000000"/>
-          <w:sz w:val="24"/>
-          <w:szCs w:val="24"/>
-        </w:rPr>
-        <w:t>sua  conta</w:t>
-      </w:r>
-      <w:proofErr w:type="gramEnd"/>
-      <w:r>
-        <w:rPr>
-          <w:color w:val="000000"/>
-          <w:sz w:val="24"/>
-          <w:szCs w:val="24"/>
-        </w:rPr>
-        <w:t xml:space="preserve">. O sistema então enviará um </w:t>
+        <w:t xml:space="preserve">tenha sido criada via login social. Para iniciar o  processo de recuperação, o usuário deverá informar o endereço de e-mail associado à sua  conta. O sistema então enviará um </w:t>
       </w:r>
       <w:r>
         <w:rPr>
@@ -9850,25 +8302,16 @@
           <w:sz w:val="24"/>
           <w:szCs w:val="24"/>
         </w:rPr>
-        <w:t xml:space="preserve">(ou link de redefinição) único </w:t>
-      </w:r>
-      <w:proofErr w:type="gramStart"/>
-      <w:r>
-        <w:rPr>
-          <w:color w:val="000000"/>
-          <w:sz w:val="24"/>
-          <w:szCs w:val="24"/>
-        </w:rPr>
-        <w:t>para  o</w:t>
-      </w:r>
-      <w:proofErr w:type="gramEnd"/>
-      <w:r>
-        <w:rPr>
-          <w:color w:val="000000"/>
-          <w:sz w:val="24"/>
-          <w:szCs w:val="24"/>
-        </w:rPr>
-        <w:t xml:space="preserve"> e-mail informado, que permitirá a criação de uma nova senha (ver [RFS14]). </w:t>
+        <w:t xml:space="preserve">(ou link de redefinição) </w:t>
+      </w:r>
+      <w:r>
+        <w:rPr>
+          <w:color w:val="000000"/>
+          <w:sz w:val="24"/>
+          <w:szCs w:val="24"/>
+        </w:rPr>
+        <w:lastRenderedPageBreak/>
+        <w:t xml:space="preserve">único para  o e-mail informado, que permitirá a criação de uma nova senha (ver [RFS14]). </w:t>
       </w:r>
     </w:p>
     <w:p>
@@ -9924,7 +8367,6 @@
           <w:sz w:val="24"/>
           <w:szCs w:val="24"/>
         </w:rPr>
-        <w:lastRenderedPageBreak/>
         <w:t xml:space="preserve">• </w:t>
       </w:r>
       <w:r>
@@ -9945,41 +8387,13 @@
         </w:rPr>
         <w:t xml:space="preserve">5 minutos </w:t>
       </w:r>
-      <w:proofErr w:type="gramStart"/>
-      <w:r>
-        <w:rPr>
-          <w:color w:val="000000"/>
-          <w:sz w:val="24"/>
-          <w:szCs w:val="24"/>
-        </w:rPr>
-        <w:t>a  partir</w:t>
-      </w:r>
-      <w:proofErr w:type="gramEnd"/>
-      <w:r>
-        <w:rPr>
-          <w:color w:val="000000"/>
-          <w:sz w:val="24"/>
-          <w:szCs w:val="24"/>
-        </w:rPr>
-        <w:t xml:space="preserve"> do momento de seu envio. Após esse período, expira e não poderá mais </w:t>
-      </w:r>
-      <w:proofErr w:type="gramStart"/>
-      <w:r>
-        <w:rPr>
-          <w:color w:val="000000"/>
-          <w:sz w:val="24"/>
-          <w:szCs w:val="24"/>
-        </w:rPr>
-        <w:t>ser  utilizado</w:t>
-      </w:r>
-      <w:proofErr w:type="gramEnd"/>
-      <w:r>
-        <w:rPr>
-          <w:color w:val="000000"/>
-          <w:sz w:val="24"/>
-          <w:szCs w:val="24"/>
-        </w:rPr>
-        <w:t xml:space="preserve"> para redefinição, sendo necessário solicitar um novo código. </w:t>
+      <w:r>
+        <w:rPr>
+          <w:color w:val="000000"/>
+          <w:sz w:val="24"/>
+          <w:szCs w:val="24"/>
+        </w:rPr>
+        <w:t xml:space="preserve">a  partir do momento de seu envio. Após esse período, expira e não poderá mais ser  utilizado para redefinição, sendo necessário solicitar um novo código. </w:t>
       </w:r>
     </w:p>
     <w:p>
@@ -10018,61 +8432,7 @@
           <w:sz w:val="24"/>
           <w:szCs w:val="24"/>
         </w:rPr>
-        <w:t xml:space="preserve">Se o usuário solicitar recuperação para um e-mail não cadastrado no sistema, </w:t>
-      </w:r>
-      <w:proofErr w:type="gramStart"/>
-      <w:r>
-        <w:rPr>
-          <w:color w:val="000000"/>
-          <w:sz w:val="24"/>
-          <w:szCs w:val="24"/>
-        </w:rPr>
-        <w:t>o  sistema</w:t>
-      </w:r>
-      <w:proofErr w:type="gramEnd"/>
-      <w:r>
-        <w:rPr>
-          <w:color w:val="000000"/>
-          <w:sz w:val="24"/>
-          <w:szCs w:val="24"/>
-        </w:rPr>
-        <w:t xml:space="preserve"> não deve detalhar o erro por razões de segurança (deve apresentar </w:t>
-      </w:r>
-      <w:proofErr w:type="gramStart"/>
-      <w:r>
-        <w:rPr>
-          <w:color w:val="000000"/>
-          <w:sz w:val="24"/>
-          <w:szCs w:val="24"/>
-        </w:rPr>
-        <w:t>uma  mensagem</w:t>
-      </w:r>
-      <w:proofErr w:type="gramEnd"/>
-      <w:r>
-        <w:rPr>
-          <w:color w:val="000000"/>
-          <w:sz w:val="24"/>
-          <w:szCs w:val="24"/>
-        </w:rPr>
-        <w:t xml:space="preserve"> genérica, por exemplo: "Se o e-mail estiver cadastrado, você receberá </w:t>
-      </w:r>
-      <w:proofErr w:type="gramStart"/>
-      <w:r>
-        <w:rPr>
-          <w:color w:val="000000"/>
-          <w:sz w:val="24"/>
-          <w:szCs w:val="24"/>
-        </w:rPr>
-        <w:t>as  instruções</w:t>
-      </w:r>
-      <w:proofErr w:type="gramEnd"/>
-      <w:r>
-        <w:rPr>
-          <w:color w:val="000000"/>
-          <w:sz w:val="24"/>
-          <w:szCs w:val="24"/>
-        </w:rPr>
-        <w:t xml:space="preserve"> de recuperação"). </w:t>
+        <w:t xml:space="preserve">Se o usuário solicitar recuperação para um e-mail não cadastrado no sistema, o  sistema não deve detalhar o erro por razões de segurança (deve apresentar uma  mensagem genérica, por exemplo: "Se o e-mail estiver cadastrado, você receberá as  instruções de recuperação"). </w:t>
       </w:r>
       <w:r>
         <w:rPr>
@@ -10130,43 +8490,14 @@
           <w:szCs w:val="24"/>
         </w:rPr>
       </w:pPr>
-      <w:proofErr w:type="gramStart"/>
-      <w:r>
-        <w:rPr>
-          <w:color w:val="000000"/>
-          <w:sz w:val="24"/>
-          <w:szCs w:val="24"/>
-        </w:rPr>
-        <w:t>[ x</w:t>
-      </w:r>
-      <w:proofErr w:type="gramEnd"/>
-      <w:r>
-        <w:rPr>
-          <w:color w:val="000000"/>
-          <w:sz w:val="24"/>
-          <w:szCs w:val="24"/>
-        </w:rPr>
-        <w:t xml:space="preserve"> </w:t>
-      </w:r>
-      <w:proofErr w:type="gramStart"/>
-      <w:r>
-        <w:rPr>
-          <w:color w:val="000000"/>
-          <w:sz w:val="24"/>
-          <w:szCs w:val="24"/>
-        </w:rPr>
-        <w:t>] Essencial</w:t>
-      </w:r>
-      <w:proofErr w:type="gramEnd"/>
-      <w:r>
-        <w:rPr>
-          <w:color w:val="000000"/>
-          <w:sz w:val="24"/>
-          <w:szCs w:val="24"/>
-        </w:rPr>
-        <w:t xml:space="preserve"> </w:t>
-      </w:r>
-      <w:proofErr w:type="gramStart"/>
+      <w:r>
+        <w:rPr>
+          <w:color w:val="000000"/>
+          <w:sz w:val="24"/>
+          <w:szCs w:val="24"/>
+        </w:rPr>
+        <w:t xml:space="preserve">[ x ] Essencial </w:t>
+      </w:r>
       <w:r>
         <w:rPr>
           <w:color w:val="000000"/>
@@ -10174,18 +8505,8 @@
           <w:szCs w:val="24"/>
         </w:rPr>
         <w:tab/>
-        <w:t>[ ]</w:t>
-      </w:r>
-      <w:proofErr w:type="gramEnd"/>
-      <w:r>
-        <w:rPr>
-          <w:color w:val="000000"/>
-          <w:sz w:val="24"/>
-          <w:szCs w:val="24"/>
-        </w:rPr>
-        <w:t xml:space="preserve"> Importante </w:t>
-      </w:r>
-      <w:proofErr w:type="gramStart"/>
+        <w:t xml:space="preserve">[ ] Importante </w:t>
+      </w:r>
       <w:r>
         <w:rPr>
           <w:color w:val="000000"/>
@@ -10193,16 +8514,7 @@
           <w:szCs w:val="24"/>
         </w:rPr>
         <w:tab/>
-        <w:t>[ ]</w:t>
-      </w:r>
-      <w:proofErr w:type="gramEnd"/>
-      <w:r>
-        <w:rPr>
-          <w:color w:val="000000"/>
-          <w:sz w:val="24"/>
-          <w:szCs w:val="24"/>
-        </w:rPr>
-        <w:t xml:space="preserve"> Desejável </w:t>
+        <w:t xml:space="preserve">[ ] Desejável </w:t>
       </w:r>
     </w:p>
     <w:p>
@@ -10297,43 +8609,7 @@
           <w:sz w:val="24"/>
           <w:szCs w:val="24"/>
         </w:rPr>
-        <w:t>Após o usuário ter solicitado a recuperação e recebido o código de verificação (</w:t>
-      </w:r>
-      <w:proofErr w:type="gramStart"/>
-      <w:r>
-        <w:rPr>
-          <w:color w:val="000000"/>
-          <w:sz w:val="24"/>
-          <w:szCs w:val="24"/>
-        </w:rPr>
-        <w:t>conforme  [</w:t>
-      </w:r>
-      <w:proofErr w:type="gramEnd"/>
-      <w:r>
-        <w:rPr>
-          <w:color w:val="000000"/>
-          <w:sz w:val="24"/>
-          <w:szCs w:val="24"/>
-        </w:rPr>
-        <w:t xml:space="preserve">RFS13]), o sistema permitirá a criação de uma nova senha para a conta. O usuário </w:t>
-      </w:r>
-      <w:proofErr w:type="gramStart"/>
-      <w:r>
-        <w:rPr>
-          <w:color w:val="000000"/>
-          <w:sz w:val="24"/>
-          <w:szCs w:val="24"/>
-        </w:rPr>
-        <w:t>deverá  acessar</w:t>
-      </w:r>
-      <w:proofErr w:type="gramEnd"/>
-      <w:r>
-        <w:rPr>
-          <w:color w:val="000000"/>
-          <w:sz w:val="24"/>
-          <w:szCs w:val="24"/>
-        </w:rPr>
-        <w:t xml:space="preserve"> a funcionalidade de redefinição, fornecer o </w:t>
+        <w:t xml:space="preserve">Após o usuário ter solicitado a recuperação e recebido o código de verificação (conforme  [RFS13]), o sistema permitirá a criação de uma nova senha para a conta. O usuário deverá  acessar a funcionalidade de redefinição, fornecer o </w:t>
       </w:r>
       <w:r>
         <w:rPr>
@@ -10351,25 +8627,7 @@
           <w:sz w:val="24"/>
           <w:szCs w:val="24"/>
         </w:rPr>
-        <w:t xml:space="preserve">recebido em </w:t>
-      </w:r>
-      <w:proofErr w:type="gramStart"/>
-      <w:r>
-        <w:rPr>
-          <w:color w:val="000000"/>
-          <w:sz w:val="24"/>
-          <w:szCs w:val="24"/>
-        </w:rPr>
-        <w:t>seu  e-mail</w:t>
-      </w:r>
-      <w:proofErr w:type="gramEnd"/>
-      <w:r>
-        <w:rPr>
-          <w:color w:val="000000"/>
-          <w:sz w:val="24"/>
-          <w:szCs w:val="24"/>
-        </w:rPr>
-        <w:t xml:space="preserve"> e então informar a </w:t>
+        <w:t xml:space="preserve">recebido em seu  e-mail e então informar a </w:t>
       </w:r>
       <w:r>
         <w:rPr>
@@ -10387,25 +8645,7 @@
           <w:sz w:val="24"/>
           <w:szCs w:val="24"/>
         </w:rPr>
-        <w:t xml:space="preserve">desejada. O sistema validará o código e, estando correto e dentro do prazo de validade, atualizará a senha da conta do usuário, concluindo </w:t>
-      </w:r>
-      <w:proofErr w:type="gramStart"/>
-      <w:r>
-        <w:rPr>
-          <w:color w:val="000000"/>
-          <w:sz w:val="24"/>
-          <w:szCs w:val="24"/>
-        </w:rPr>
-        <w:t>o  processo</w:t>
-      </w:r>
-      <w:proofErr w:type="gramEnd"/>
-      <w:r>
-        <w:rPr>
-          <w:color w:val="000000"/>
-          <w:sz w:val="24"/>
-          <w:szCs w:val="24"/>
-        </w:rPr>
-        <w:t xml:space="preserve"> de recuperação de acesso. </w:t>
+        <w:t xml:space="preserve">desejada. O sistema validará o código e, estando correto e dentro do prazo de validade, atualizará a senha da conta do usuário, concluindo o  processo de recuperação de acesso. </w:t>
       </w:r>
     </w:p>
     <w:p>
@@ -10487,23 +8727,13 @@
         </w:rPr>
         <w:t xml:space="preserve">solicitar um novo código </w:t>
       </w:r>
-      <w:proofErr w:type="gramStart"/>
-      <w:r>
-        <w:rPr>
-          <w:color w:val="000000"/>
-          <w:sz w:val="24"/>
-          <w:szCs w:val="24"/>
-        </w:rPr>
-        <w:t>de  verificação</w:t>
-      </w:r>
-      <w:proofErr w:type="gramEnd"/>
-      <w:r>
-        <w:rPr>
-          <w:color w:val="000000"/>
-          <w:sz w:val="24"/>
-          <w:szCs w:val="24"/>
-        </w:rPr>
-        <w:t xml:space="preserve"> através do passo [RFS13] para continuar o processo de recuperação. </w:t>
+      <w:r>
+        <w:rPr>
+          <w:color w:val="000000"/>
+          <w:sz w:val="24"/>
+          <w:szCs w:val="24"/>
+        </w:rPr>
+        <w:t xml:space="preserve">de  verificação através do passo [RFS13] para continuar o processo de recuperação. </w:t>
       </w:r>
     </w:p>
     <w:p>
@@ -10539,25 +8769,7 @@
           <w:sz w:val="24"/>
           <w:szCs w:val="24"/>
         </w:rPr>
-        <w:t>A nova senha deve atender aos critérios mínimos de segurança estabelecidos (</w:t>
-      </w:r>
-      <w:proofErr w:type="gramStart"/>
-      <w:r>
-        <w:rPr>
-          <w:color w:val="000000"/>
-          <w:sz w:val="24"/>
-          <w:szCs w:val="24"/>
-        </w:rPr>
-        <w:t>por  exemplo</w:t>
-      </w:r>
-      <w:proofErr w:type="gramEnd"/>
-      <w:r>
-        <w:rPr>
-          <w:color w:val="000000"/>
-          <w:sz w:val="24"/>
-          <w:szCs w:val="24"/>
-        </w:rPr>
-        <w:t xml:space="preserve">, no mínimo 8 caracteres, exigindo combinação de letras e números, similar </w:t>
+        <w:t xml:space="preserve">A nova senha deve atender aos critérios mínimos de segurança estabelecidos (por  exemplo, no mínimo 8 caracteres, exigindo combinação de letras e números, similar </w:t>
       </w:r>
     </w:p>
     <w:p>
@@ -10584,25 +8796,7 @@
           <w:sz w:val="24"/>
           <w:szCs w:val="24"/>
         </w:rPr>
-        <w:t xml:space="preserve">às regras de cadastro). Caso a nova senha não atenda a esses requisitos, o </w:t>
-      </w:r>
-      <w:proofErr w:type="gramStart"/>
-      <w:r>
-        <w:rPr>
-          <w:color w:val="000000"/>
-          <w:sz w:val="24"/>
-          <w:szCs w:val="24"/>
-        </w:rPr>
-        <w:t>sistema  deverá</w:t>
-      </w:r>
-      <w:proofErr w:type="gramEnd"/>
-      <w:r>
-        <w:rPr>
-          <w:color w:val="000000"/>
-          <w:sz w:val="24"/>
-          <w:szCs w:val="24"/>
-        </w:rPr>
-        <w:t xml:space="preserve"> alertar o usuário para escolher outra senha. </w:t>
+        <w:t xml:space="preserve">às regras de cadastro). Caso a nova senha não atenda a esses requisitos, o sistema  deverá alertar o usuário para escolher outra senha. </w:t>
       </w:r>
     </w:p>
     <w:p>
@@ -10639,43 +8833,7 @@
           <w:sz w:val="24"/>
           <w:szCs w:val="24"/>
         </w:rPr>
-        <w:t>Uma vez definida a nova senha com sucesso, o usuário poderá autenticar-</w:t>
-      </w:r>
-      <w:proofErr w:type="gramStart"/>
-      <w:r>
-        <w:rPr>
-          <w:color w:val="000000"/>
-          <w:sz w:val="24"/>
-          <w:szCs w:val="24"/>
-        </w:rPr>
-        <w:t>se  normalmente</w:t>
-      </w:r>
-      <w:proofErr w:type="gramEnd"/>
-      <w:r>
-        <w:rPr>
-          <w:color w:val="000000"/>
-          <w:sz w:val="24"/>
-          <w:szCs w:val="24"/>
-        </w:rPr>
-        <w:t xml:space="preserve"> no sistema utilizando a nova credencial. O código de </w:t>
-      </w:r>
-      <w:proofErr w:type="gramStart"/>
-      <w:r>
-        <w:rPr>
-          <w:color w:val="000000"/>
-          <w:sz w:val="24"/>
-          <w:szCs w:val="24"/>
-        </w:rPr>
-        <w:t>verificação  utilizado</w:t>
-      </w:r>
-      <w:proofErr w:type="gramEnd"/>
-      <w:r>
-        <w:rPr>
-          <w:color w:val="000000"/>
-          <w:sz w:val="24"/>
-          <w:szCs w:val="24"/>
-        </w:rPr>
-        <w:t xml:space="preserve"> torna-se inválido após a redefinição bem-sucedida (uso único). </w:t>
+        <w:t xml:space="preserve">Uma vez definida a nova senha com sucesso, o usuário poderá autenticar-se  normalmente no sistema utilizando a nova credencial. O código de verificação  utilizado torna-se inválido após a redefinição bem-sucedida (uso único). </w:t>
       </w:r>
     </w:p>
     <w:p>
@@ -10723,43 +8881,14 @@
           <w:szCs w:val="24"/>
         </w:rPr>
       </w:pPr>
-      <w:proofErr w:type="gramStart"/>
-      <w:r>
-        <w:rPr>
-          <w:color w:val="000000"/>
-          <w:sz w:val="24"/>
-          <w:szCs w:val="24"/>
-        </w:rPr>
-        <w:t>[ x</w:t>
-      </w:r>
-      <w:proofErr w:type="gramEnd"/>
-      <w:r>
-        <w:rPr>
-          <w:color w:val="000000"/>
-          <w:sz w:val="24"/>
-          <w:szCs w:val="24"/>
-        </w:rPr>
-        <w:t xml:space="preserve"> </w:t>
-      </w:r>
-      <w:proofErr w:type="gramStart"/>
-      <w:r>
-        <w:rPr>
-          <w:color w:val="000000"/>
-          <w:sz w:val="24"/>
-          <w:szCs w:val="24"/>
-        </w:rPr>
-        <w:t>] Essencial</w:t>
-      </w:r>
-      <w:proofErr w:type="gramEnd"/>
-      <w:r>
-        <w:rPr>
-          <w:color w:val="000000"/>
-          <w:sz w:val="24"/>
-          <w:szCs w:val="24"/>
-        </w:rPr>
-        <w:t xml:space="preserve"> </w:t>
-      </w:r>
-      <w:proofErr w:type="gramStart"/>
+      <w:r>
+        <w:rPr>
+          <w:color w:val="000000"/>
+          <w:sz w:val="24"/>
+          <w:szCs w:val="24"/>
+        </w:rPr>
+        <w:t xml:space="preserve">[ x ] Essencial </w:t>
+      </w:r>
       <w:r>
         <w:rPr>
           <w:color w:val="000000"/>
@@ -10767,18 +8896,8 @@
           <w:szCs w:val="24"/>
         </w:rPr>
         <w:tab/>
-        <w:t>[ ]</w:t>
-      </w:r>
-      <w:proofErr w:type="gramEnd"/>
-      <w:r>
-        <w:rPr>
-          <w:color w:val="000000"/>
-          <w:sz w:val="24"/>
-          <w:szCs w:val="24"/>
-        </w:rPr>
-        <w:t xml:space="preserve"> Importante </w:t>
-      </w:r>
-      <w:proofErr w:type="gramStart"/>
+        <w:t xml:space="preserve">[ ] Importante </w:t>
+      </w:r>
       <w:r>
         <w:rPr>
           <w:color w:val="000000"/>
@@ -10786,16 +8905,7 @@
           <w:szCs w:val="24"/>
         </w:rPr>
         <w:tab/>
-        <w:t>[ ]</w:t>
-      </w:r>
-      <w:proofErr w:type="gramEnd"/>
-      <w:r>
-        <w:rPr>
-          <w:color w:val="000000"/>
-          <w:sz w:val="24"/>
-          <w:szCs w:val="24"/>
-        </w:rPr>
-        <w:t xml:space="preserve"> Desejável</w:t>
+        <w:t>[ ] Desejável</w:t>
       </w:r>
     </w:p>
     <w:p>
@@ -10829,9 +8939,9 @@
 <file path=word/numbering.xml><?xml version="1.0" encoding="utf-8"?>
 <w:numbering xmlns:wpc="http://schemas.microsoft.com/office/word/2010/wordprocessingCanvas" xmlns:cx="http://schemas.microsoft.com/office/drawing/2014/chartex" xmlns:cx1="http://schemas.microsoft.com/office/drawing/2015/9/8/chartex" xmlns:cx2="http://schemas.microsoft.com/office/drawing/2015/10/21/chartex" xmlns:cx3="http://schemas.microsoft.com/office/drawing/2016/5/9/chartex" xmlns:cx4="http://schemas.microsoft.com/office/drawing/2016/5/10/chartex" xmlns:cx5="http://schemas.microsoft.com/office/drawing/2016/5/11/chartex" xmlns:cx6="http://schemas.microsoft.com/office/drawing/2016/5/12/chartex" xmlns:cx7="http://schemas.microsoft.com/office/drawing/2016/5/13/chartex" xmlns:cx8="http://schemas.microsoft.com/office/drawing/2016/5/14/chartex" xmlns:mc="http://schemas.openxmlformats.org/markup-compatibility/2006" xmlns:aink="http://schemas.microsoft.com/office/drawing/2016/ink" xmlns:am3d="http://schemas.microsoft.com/office/drawing/2017/model3d" xmlns:o="urn:schemas-microsoft-com:office:office" xmlns:oel="http://schemas.microsoft.com/office/2019/extlst" xmlns:r="http://schemas.openxmlformats.org/officeDocument/2006/relationships" xmlns:m="http://schemas.openxmlformats.org/officeDocument/2006/math" xmlns:v="urn:schemas-microsoft-com:vml" xmlns:wp14="http://schemas.microsoft.com/office/word/2010/wordprocessingDrawing" xmlns:wp="http://schemas.openxmlformats.org/drawingml/2006/wordprocessingDrawing" xmlns:w10="urn:schemas-microsoft-com:office:word" xmlns:w="http://schemas.openxmlformats.org/wordprocessingml/2006/main" xmlns:w14="http://schemas.microsoft.com/office/word/2010/wordml" xmlns:w15="http://schemas.microsoft.com/office/word/2012/wordml" xmlns:w16cex="http://schemas.microsoft.com/office/word/2018/wordml/cex" xmlns:w16cid="http://schemas.microsoft.com/office/word/2016/wordml/cid" xmlns:w16="http://schemas.microsoft.com/office/word/2018/wordml" xmlns:w16du="http://schemas.microsoft.com/office/word/2023/wordml/word16du" xmlns:w16sdtdh="http://schemas.microsoft.com/office/word/2020/wordml/sdtdatahash" xmlns:w16sdtfl="http://schemas.microsoft.com/office/word/2024/wordml/sdtformatlock" xmlns:w16se="http://schemas.microsoft.com/office/word/2015/wordml/symex" xmlns:wpg="http://schemas.microsoft.com/office/word/2010/wordprocessingGroup" xmlns:wpi="http://schemas.microsoft.com/office/word/2010/wordprocessingInk" xmlns:wne="http://schemas.microsoft.com/office/word/2006/wordml" xmlns:wps="http://schemas.microsoft.com/office/word/2010/wordprocessingShape" mc:Ignorable="w14 w15 w16se w16cid w16 w16cex w16sdtdh w16sdtfl w16du wp14">
   <w:abstractNum w:abstractNumId="0" w15:restartNumberingAfterBreak="0">
-    <w:nsid w:val="215579F2"/>
+    <w:nsid w:val="04DD43EA"/>
     <w:multiLevelType w:val="multilevel"/>
-    <w:tmpl w:val="2F9AAC00"/>
+    <w:tmpl w:val="50CC02C8"/>
     <w:lvl w:ilvl="0">
       <w:start w:val="1"/>
       <w:numFmt w:val="bullet"/>
@@ -10978,9 +9088,9 @@
     </w:lvl>
   </w:abstractNum>
   <w:abstractNum w:abstractNumId="1" w15:restartNumberingAfterBreak="0">
-    <w:nsid w:val="381243A6"/>
+    <w:nsid w:val="215579F2"/>
     <w:multiLevelType w:val="multilevel"/>
-    <w:tmpl w:val="10AE4198"/>
+    <w:tmpl w:val="2F9AAC00"/>
     <w:lvl w:ilvl="0">
       <w:start w:val="1"/>
       <w:numFmt w:val="bullet"/>
@@ -11127,9 +9237,9 @@
     </w:lvl>
   </w:abstractNum>
   <w:abstractNum w:abstractNumId="2" w15:restartNumberingAfterBreak="0">
-    <w:nsid w:val="6040405D"/>
+    <w:nsid w:val="22C518CA"/>
     <w:multiLevelType w:val="multilevel"/>
-    <w:tmpl w:val="CFFECED6"/>
+    <w:tmpl w:val="4DA40604"/>
     <w:lvl w:ilvl="0">
       <w:start w:val="1"/>
       <w:numFmt w:val="bullet"/>
@@ -11275,14 +9385,622 @@
       </w:rPr>
     </w:lvl>
   </w:abstractNum>
+  <w:abstractNum w:abstractNumId="3" w15:restartNumberingAfterBreak="0">
+    <w:nsid w:val="381243A6"/>
+    <w:multiLevelType w:val="multilevel"/>
+    <w:tmpl w:val="10AE4198"/>
+    <w:lvl w:ilvl="0">
+      <w:start w:val="1"/>
+      <w:numFmt w:val="bullet"/>
+      <w:lvlText w:val=""/>
+      <w:lvlJc w:val="left"/>
+      <w:pPr>
+        <w:tabs>
+          <w:tab w:val="num" w:pos="720"/>
+        </w:tabs>
+        <w:ind w:left="720" w:hanging="360"/>
+      </w:pPr>
+      <w:rPr>
+        <w:rFonts w:ascii="Symbol" w:hAnsi="Symbol" w:hint="default"/>
+        <w:sz w:val="20"/>
+      </w:rPr>
+    </w:lvl>
+    <w:lvl w:ilvl="1" w:tentative="1">
+      <w:start w:val="1"/>
+      <w:numFmt w:val="bullet"/>
+      <w:lvlText w:val="o"/>
+      <w:lvlJc w:val="left"/>
+      <w:pPr>
+        <w:tabs>
+          <w:tab w:val="num" w:pos="1440"/>
+        </w:tabs>
+        <w:ind w:left="1440" w:hanging="360"/>
+      </w:pPr>
+      <w:rPr>
+        <w:rFonts w:ascii="Courier New" w:hAnsi="Courier New" w:hint="default"/>
+        <w:sz w:val="20"/>
+      </w:rPr>
+    </w:lvl>
+    <w:lvl w:ilvl="2" w:tentative="1">
+      <w:start w:val="1"/>
+      <w:numFmt w:val="bullet"/>
+      <w:lvlText w:val=""/>
+      <w:lvlJc w:val="left"/>
+      <w:pPr>
+        <w:tabs>
+          <w:tab w:val="num" w:pos="2160"/>
+        </w:tabs>
+        <w:ind w:left="2160" w:hanging="360"/>
+      </w:pPr>
+      <w:rPr>
+        <w:rFonts w:ascii="Wingdings" w:hAnsi="Wingdings" w:hint="default"/>
+        <w:sz w:val="20"/>
+      </w:rPr>
+    </w:lvl>
+    <w:lvl w:ilvl="3" w:tentative="1">
+      <w:start w:val="1"/>
+      <w:numFmt w:val="bullet"/>
+      <w:lvlText w:val=""/>
+      <w:lvlJc w:val="left"/>
+      <w:pPr>
+        <w:tabs>
+          <w:tab w:val="num" w:pos="2880"/>
+        </w:tabs>
+        <w:ind w:left="2880" w:hanging="360"/>
+      </w:pPr>
+      <w:rPr>
+        <w:rFonts w:ascii="Wingdings" w:hAnsi="Wingdings" w:hint="default"/>
+        <w:sz w:val="20"/>
+      </w:rPr>
+    </w:lvl>
+    <w:lvl w:ilvl="4" w:tentative="1">
+      <w:start w:val="1"/>
+      <w:numFmt w:val="bullet"/>
+      <w:lvlText w:val=""/>
+      <w:lvlJc w:val="left"/>
+      <w:pPr>
+        <w:tabs>
+          <w:tab w:val="num" w:pos="3600"/>
+        </w:tabs>
+        <w:ind w:left="3600" w:hanging="360"/>
+      </w:pPr>
+      <w:rPr>
+        <w:rFonts w:ascii="Wingdings" w:hAnsi="Wingdings" w:hint="default"/>
+        <w:sz w:val="20"/>
+      </w:rPr>
+    </w:lvl>
+    <w:lvl w:ilvl="5" w:tentative="1">
+      <w:start w:val="1"/>
+      <w:numFmt w:val="bullet"/>
+      <w:lvlText w:val=""/>
+      <w:lvlJc w:val="left"/>
+      <w:pPr>
+        <w:tabs>
+          <w:tab w:val="num" w:pos="4320"/>
+        </w:tabs>
+        <w:ind w:left="4320" w:hanging="360"/>
+      </w:pPr>
+      <w:rPr>
+        <w:rFonts w:ascii="Wingdings" w:hAnsi="Wingdings" w:hint="default"/>
+        <w:sz w:val="20"/>
+      </w:rPr>
+    </w:lvl>
+    <w:lvl w:ilvl="6" w:tentative="1">
+      <w:start w:val="1"/>
+      <w:numFmt w:val="bullet"/>
+      <w:lvlText w:val=""/>
+      <w:lvlJc w:val="left"/>
+      <w:pPr>
+        <w:tabs>
+          <w:tab w:val="num" w:pos="5040"/>
+        </w:tabs>
+        <w:ind w:left="5040" w:hanging="360"/>
+      </w:pPr>
+      <w:rPr>
+        <w:rFonts w:ascii="Wingdings" w:hAnsi="Wingdings" w:hint="default"/>
+        <w:sz w:val="20"/>
+      </w:rPr>
+    </w:lvl>
+    <w:lvl w:ilvl="7" w:tentative="1">
+      <w:start w:val="1"/>
+      <w:numFmt w:val="bullet"/>
+      <w:lvlText w:val=""/>
+      <w:lvlJc w:val="left"/>
+      <w:pPr>
+        <w:tabs>
+          <w:tab w:val="num" w:pos="5760"/>
+        </w:tabs>
+        <w:ind w:left="5760" w:hanging="360"/>
+      </w:pPr>
+      <w:rPr>
+        <w:rFonts w:ascii="Wingdings" w:hAnsi="Wingdings" w:hint="default"/>
+        <w:sz w:val="20"/>
+      </w:rPr>
+    </w:lvl>
+    <w:lvl w:ilvl="8" w:tentative="1">
+      <w:start w:val="1"/>
+      <w:numFmt w:val="bullet"/>
+      <w:lvlText w:val=""/>
+      <w:lvlJc w:val="left"/>
+      <w:pPr>
+        <w:tabs>
+          <w:tab w:val="num" w:pos="6480"/>
+        </w:tabs>
+        <w:ind w:left="6480" w:hanging="360"/>
+      </w:pPr>
+      <w:rPr>
+        <w:rFonts w:ascii="Wingdings" w:hAnsi="Wingdings" w:hint="default"/>
+        <w:sz w:val="20"/>
+      </w:rPr>
+    </w:lvl>
+  </w:abstractNum>
+  <w:abstractNum w:abstractNumId="4" w15:restartNumberingAfterBreak="0">
+    <w:nsid w:val="6040405D"/>
+    <w:multiLevelType w:val="multilevel"/>
+    <w:tmpl w:val="CFFECED6"/>
+    <w:lvl w:ilvl="0">
+      <w:start w:val="1"/>
+      <w:numFmt w:val="bullet"/>
+      <w:lvlText w:val=""/>
+      <w:lvlJc w:val="left"/>
+      <w:pPr>
+        <w:tabs>
+          <w:tab w:val="num" w:pos="720"/>
+        </w:tabs>
+        <w:ind w:left="720" w:hanging="360"/>
+      </w:pPr>
+      <w:rPr>
+        <w:rFonts w:ascii="Symbol" w:hAnsi="Symbol" w:hint="default"/>
+        <w:sz w:val="20"/>
+      </w:rPr>
+    </w:lvl>
+    <w:lvl w:ilvl="1" w:tentative="1">
+      <w:start w:val="1"/>
+      <w:numFmt w:val="bullet"/>
+      <w:lvlText w:val="o"/>
+      <w:lvlJc w:val="left"/>
+      <w:pPr>
+        <w:tabs>
+          <w:tab w:val="num" w:pos="1440"/>
+        </w:tabs>
+        <w:ind w:left="1440" w:hanging="360"/>
+      </w:pPr>
+      <w:rPr>
+        <w:rFonts w:ascii="Courier New" w:hAnsi="Courier New" w:hint="default"/>
+        <w:sz w:val="20"/>
+      </w:rPr>
+    </w:lvl>
+    <w:lvl w:ilvl="2" w:tentative="1">
+      <w:start w:val="1"/>
+      <w:numFmt w:val="bullet"/>
+      <w:lvlText w:val=""/>
+      <w:lvlJc w:val="left"/>
+      <w:pPr>
+        <w:tabs>
+          <w:tab w:val="num" w:pos="2160"/>
+        </w:tabs>
+        <w:ind w:left="2160" w:hanging="360"/>
+      </w:pPr>
+      <w:rPr>
+        <w:rFonts w:ascii="Wingdings" w:hAnsi="Wingdings" w:hint="default"/>
+        <w:sz w:val="20"/>
+      </w:rPr>
+    </w:lvl>
+    <w:lvl w:ilvl="3" w:tentative="1">
+      <w:start w:val="1"/>
+      <w:numFmt w:val="bullet"/>
+      <w:lvlText w:val=""/>
+      <w:lvlJc w:val="left"/>
+      <w:pPr>
+        <w:tabs>
+          <w:tab w:val="num" w:pos="2880"/>
+        </w:tabs>
+        <w:ind w:left="2880" w:hanging="360"/>
+      </w:pPr>
+      <w:rPr>
+        <w:rFonts w:ascii="Wingdings" w:hAnsi="Wingdings" w:hint="default"/>
+        <w:sz w:val="20"/>
+      </w:rPr>
+    </w:lvl>
+    <w:lvl w:ilvl="4" w:tentative="1">
+      <w:start w:val="1"/>
+      <w:numFmt w:val="bullet"/>
+      <w:lvlText w:val=""/>
+      <w:lvlJc w:val="left"/>
+      <w:pPr>
+        <w:tabs>
+          <w:tab w:val="num" w:pos="3600"/>
+        </w:tabs>
+        <w:ind w:left="3600" w:hanging="360"/>
+      </w:pPr>
+      <w:rPr>
+        <w:rFonts w:ascii="Wingdings" w:hAnsi="Wingdings" w:hint="default"/>
+        <w:sz w:val="20"/>
+      </w:rPr>
+    </w:lvl>
+    <w:lvl w:ilvl="5" w:tentative="1">
+      <w:start w:val="1"/>
+      <w:numFmt w:val="bullet"/>
+      <w:lvlText w:val=""/>
+      <w:lvlJc w:val="left"/>
+      <w:pPr>
+        <w:tabs>
+          <w:tab w:val="num" w:pos="4320"/>
+        </w:tabs>
+        <w:ind w:left="4320" w:hanging="360"/>
+      </w:pPr>
+      <w:rPr>
+        <w:rFonts w:ascii="Wingdings" w:hAnsi="Wingdings" w:hint="default"/>
+        <w:sz w:val="20"/>
+      </w:rPr>
+    </w:lvl>
+    <w:lvl w:ilvl="6" w:tentative="1">
+      <w:start w:val="1"/>
+      <w:numFmt w:val="bullet"/>
+      <w:lvlText w:val=""/>
+      <w:lvlJc w:val="left"/>
+      <w:pPr>
+        <w:tabs>
+          <w:tab w:val="num" w:pos="5040"/>
+        </w:tabs>
+        <w:ind w:left="5040" w:hanging="360"/>
+      </w:pPr>
+      <w:rPr>
+        <w:rFonts w:ascii="Wingdings" w:hAnsi="Wingdings" w:hint="default"/>
+        <w:sz w:val="20"/>
+      </w:rPr>
+    </w:lvl>
+    <w:lvl w:ilvl="7" w:tentative="1">
+      <w:start w:val="1"/>
+      <w:numFmt w:val="bullet"/>
+      <w:lvlText w:val=""/>
+      <w:lvlJc w:val="left"/>
+      <w:pPr>
+        <w:tabs>
+          <w:tab w:val="num" w:pos="5760"/>
+        </w:tabs>
+        <w:ind w:left="5760" w:hanging="360"/>
+      </w:pPr>
+      <w:rPr>
+        <w:rFonts w:ascii="Wingdings" w:hAnsi="Wingdings" w:hint="default"/>
+        <w:sz w:val="20"/>
+      </w:rPr>
+    </w:lvl>
+    <w:lvl w:ilvl="8" w:tentative="1">
+      <w:start w:val="1"/>
+      <w:numFmt w:val="bullet"/>
+      <w:lvlText w:val=""/>
+      <w:lvlJc w:val="left"/>
+      <w:pPr>
+        <w:tabs>
+          <w:tab w:val="num" w:pos="6480"/>
+        </w:tabs>
+        <w:ind w:left="6480" w:hanging="360"/>
+      </w:pPr>
+      <w:rPr>
+        <w:rFonts w:ascii="Wingdings" w:hAnsi="Wingdings" w:hint="default"/>
+        <w:sz w:val="20"/>
+      </w:rPr>
+    </w:lvl>
+  </w:abstractNum>
+  <w:abstractNum w:abstractNumId="5" w15:restartNumberingAfterBreak="0">
+    <w:nsid w:val="64001871"/>
+    <w:multiLevelType w:val="multilevel"/>
+    <w:tmpl w:val="C0CAACE8"/>
+    <w:lvl w:ilvl="0">
+      <w:start w:val="1"/>
+      <w:numFmt w:val="bullet"/>
+      <w:lvlText w:val=""/>
+      <w:lvlJc w:val="left"/>
+      <w:pPr>
+        <w:tabs>
+          <w:tab w:val="num" w:pos="720"/>
+        </w:tabs>
+        <w:ind w:left="720" w:hanging="360"/>
+      </w:pPr>
+      <w:rPr>
+        <w:rFonts w:ascii="Symbol" w:hAnsi="Symbol" w:hint="default"/>
+        <w:sz w:val="20"/>
+      </w:rPr>
+    </w:lvl>
+    <w:lvl w:ilvl="1" w:tentative="1">
+      <w:start w:val="1"/>
+      <w:numFmt w:val="bullet"/>
+      <w:lvlText w:val="o"/>
+      <w:lvlJc w:val="left"/>
+      <w:pPr>
+        <w:tabs>
+          <w:tab w:val="num" w:pos="1440"/>
+        </w:tabs>
+        <w:ind w:left="1440" w:hanging="360"/>
+      </w:pPr>
+      <w:rPr>
+        <w:rFonts w:ascii="Courier New" w:hAnsi="Courier New" w:hint="default"/>
+        <w:sz w:val="20"/>
+      </w:rPr>
+    </w:lvl>
+    <w:lvl w:ilvl="2" w:tentative="1">
+      <w:start w:val="1"/>
+      <w:numFmt w:val="bullet"/>
+      <w:lvlText w:val=""/>
+      <w:lvlJc w:val="left"/>
+      <w:pPr>
+        <w:tabs>
+          <w:tab w:val="num" w:pos="2160"/>
+        </w:tabs>
+        <w:ind w:left="2160" w:hanging="360"/>
+      </w:pPr>
+      <w:rPr>
+        <w:rFonts w:ascii="Wingdings" w:hAnsi="Wingdings" w:hint="default"/>
+        <w:sz w:val="20"/>
+      </w:rPr>
+    </w:lvl>
+    <w:lvl w:ilvl="3" w:tentative="1">
+      <w:start w:val="1"/>
+      <w:numFmt w:val="bullet"/>
+      <w:lvlText w:val=""/>
+      <w:lvlJc w:val="left"/>
+      <w:pPr>
+        <w:tabs>
+          <w:tab w:val="num" w:pos="2880"/>
+        </w:tabs>
+        <w:ind w:left="2880" w:hanging="360"/>
+      </w:pPr>
+      <w:rPr>
+        <w:rFonts w:ascii="Wingdings" w:hAnsi="Wingdings" w:hint="default"/>
+        <w:sz w:val="20"/>
+      </w:rPr>
+    </w:lvl>
+    <w:lvl w:ilvl="4" w:tentative="1">
+      <w:start w:val="1"/>
+      <w:numFmt w:val="bullet"/>
+      <w:lvlText w:val=""/>
+      <w:lvlJc w:val="left"/>
+      <w:pPr>
+        <w:tabs>
+          <w:tab w:val="num" w:pos="3600"/>
+        </w:tabs>
+        <w:ind w:left="3600" w:hanging="360"/>
+      </w:pPr>
+      <w:rPr>
+        <w:rFonts w:ascii="Wingdings" w:hAnsi="Wingdings" w:hint="default"/>
+        <w:sz w:val="20"/>
+      </w:rPr>
+    </w:lvl>
+    <w:lvl w:ilvl="5" w:tentative="1">
+      <w:start w:val="1"/>
+      <w:numFmt w:val="bullet"/>
+      <w:lvlText w:val=""/>
+      <w:lvlJc w:val="left"/>
+      <w:pPr>
+        <w:tabs>
+          <w:tab w:val="num" w:pos="4320"/>
+        </w:tabs>
+        <w:ind w:left="4320" w:hanging="360"/>
+      </w:pPr>
+      <w:rPr>
+        <w:rFonts w:ascii="Wingdings" w:hAnsi="Wingdings" w:hint="default"/>
+        <w:sz w:val="20"/>
+      </w:rPr>
+    </w:lvl>
+    <w:lvl w:ilvl="6" w:tentative="1">
+      <w:start w:val="1"/>
+      <w:numFmt w:val="bullet"/>
+      <w:lvlText w:val=""/>
+      <w:lvlJc w:val="left"/>
+      <w:pPr>
+        <w:tabs>
+          <w:tab w:val="num" w:pos="5040"/>
+        </w:tabs>
+        <w:ind w:left="5040" w:hanging="360"/>
+      </w:pPr>
+      <w:rPr>
+        <w:rFonts w:ascii="Wingdings" w:hAnsi="Wingdings" w:hint="default"/>
+        <w:sz w:val="20"/>
+      </w:rPr>
+    </w:lvl>
+    <w:lvl w:ilvl="7" w:tentative="1">
+      <w:start w:val="1"/>
+      <w:numFmt w:val="bullet"/>
+      <w:lvlText w:val=""/>
+      <w:lvlJc w:val="left"/>
+      <w:pPr>
+        <w:tabs>
+          <w:tab w:val="num" w:pos="5760"/>
+        </w:tabs>
+        <w:ind w:left="5760" w:hanging="360"/>
+      </w:pPr>
+      <w:rPr>
+        <w:rFonts w:ascii="Wingdings" w:hAnsi="Wingdings" w:hint="default"/>
+        <w:sz w:val="20"/>
+      </w:rPr>
+    </w:lvl>
+    <w:lvl w:ilvl="8" w:tentative="1">
+      <w:start w:val="1"/>
+      <w:numFmt w:val="bullet"/>
+      <w:lvlText w:val=""/>
+      <w:lvlJc w:val="left"/>
+      <w:pPr>
+        <w:tabs>
+          <w:tab w:val="num" w:pos="6480"/>
+        </w:tabs>
+        <w:ind w:left="6480" w:hanging="360"/>
+      </w:pPr>
+      <w:rPr>
+        <w:rFonts w:ascii="Wingdings" w:hAnsi="Wingdings" w:hint="default"/>
+        <w:sz w:val="20"/>
+      </w:rPr>
+    </w:lvl>
+  </w:abstractNum>
+  <w:abstractNum w:abstractNumId="6" w15:restartNumberingAfterBreak="0">
+    <w:nsid w:val="71994CEF"/>
+    <w:multiLevelType w:val="multilevel"/>
+    <w:tmpl w:val="6A28F7EA"/>
+    <w:lvl w:ilvl="0">
+      <w:start w:val="1"/>
+      <w:numFmt w:val="bullet"/>
+      <w:lvlText w:val=""/>
+      <w:lvlJc w:val="left"/>
+      <w:pPr>
+        <w:tabs>
+          <w:tab w:val="num" w:pos="720"/>
+        </w:tabs>
+        <w:ind w:left="720" w:hanging="360"/>
+      </w:pPr>
+      <w:rPr>
+        <w:rFonts w:ascii="Symbol" w:hAnsi="Symbol" w:hint="default"/>
+        <w:sz w:val="20"/>
+      </w:rPr>
+    </w:lvl>
+    <w:lvl w:ilvl="1" w:tentative="1">
+      <w:start w:val="1"/>
+      <w:numFmt w:val="bullet"/>
+      <w:lvlText w:val="o"/>
+      <w:lvlJc w:val="left"/>
+      <w:pPr>
+        <w:tabs>
+          <w:tab w:val="num" w:pos="1440"/>
+        </w:tabs>
+        <w:ind w:left="1440" w:hanging="360"/>
+      </w:pPr>
+      <w:rPr>
+        <w:rFonts w:ascii="Courier New" w:hAnsi="Courier New" w:hint="default"/>
+        <w:sz w:val="20"/>
+      </w:rPr>
+    </w:lvl>
+    <w:lvl w:ilvl="2" w:tentative="1">
+      <w:start w:val="1"/>
+      <w:numFmt w:val="bullet"/>
+      <w:lvlText w:val=""/>
+      <w:lvlJc w:val="left"/>
+      <w:pPr>
+        <w:tabs>
+          <w:tab w:val="num" w:pos="2160"/>
+        </w:tabs>
+        <w:ind w:left="2160" w:hanging="360"/>
+      </w:pPr>
+      <w:rPr>
+        <w:rFonts w:ascii="Wingdings" w:hAnsi="Wingdings" w:hint="default"/>
+        <w:sz w:val="20"/>
+      </w:rPr>
+    </w:lvl>
+    <w:lvl w:ilvl="3" w:tentative="1">
+      <w:start w:val="1"/>
+      <w:numFmt w:val="bullet"/>
+      <w:lvlText w:val=""/>
+      <w:lvlJc w:val="left"/>
+      <w:pPr>
+        <w:tabs>
+          <w:tab w:val="num" w:pos="2880"/>
+        </w:tabs>
+        <w:ind w:left="2880" w:hanging="360"/>
+      </w:pPr>
+      <w:rPr>
+        <w:rFonts w:ascii="Wingdings" w:hAnsi="Wingdings" w:hint="default"/>
+        <w:sz w:val="20"/>
+      </w:rPr>
+    </w:lvl>
+    <w:lvl w:ilvl="4" w:tentative="1">
+      <w:start w:val="1"/>
+      <w:numFmt w:val="bullet"/>
+      <w:lvlText w:val=""/>
+      <w:lvlJc w:val="left"/>
+      <w:pPr>
+        <w:tabs>
+          <w:tab w:val="num" w:pos="3600"/>
+        </w:tabs>
+        <w:ind w:left="3600" w:hanging="360"/>
+      </w:pPr>
+      <w:rPr>
+        <w:rFonts w:ascii="Wingdings" w:hAnsi="Wingdings" w:hint="default"/>
+        <w:sz w:val="20"/>
+      </w:rPr>
+    </w:lvl>
+    <w:lvl w:ilvl="5" w:tentative="1">
+      <w:start w:val="1"/>
+      <w:numFmt w:val="bullet"/>
+      <w:lvlText w:val=""/>
+      <w:lvlJc w:val="left"/>
+      <w:pPr>
+        <w:tabs>
+          <w:tab w:val="num" w:pos="4320"/>
+        </w:tabs>
+        <w:ind w:left="4320" w:hanging="360"/>
+      </w:pPr>
+      <w:rPr>
+        <w:rFonts w:ascii="Wingdings" w:hAnsi="Wingdings" w:hint="default"/>
+        <w:sz w:val="20"/>
+      </w:rPr>
+    </w:lvl>
+    <w:lvl w:ilvl="6" w:tentative="1">
+      <w:start w:val="1"/>
+      <w:numFmt w:val="bullet"/>
+      <w:lvlText w:val=""/>
+      <w:lvlJc w:val="left"/>
+      <w:pPr>
+        <w:tabs>
+          <w:tab w:val="num" w:pos="5040"/>
+        </w:tabs>
+        <w:ind w:left="5040" w:hanging="360"/>
+      </w:pPr>
+      <w:rPr>
+        <w:rFonts w:ascii="Wingdings" w:hAnsi="Wingdings" w:hint="default"/>
+        <w:sz w:val="20"/>
+      </w:rPr>
+    </w:lvl>
+    <w:lvl w:ilvl="7" w:tentative="1">
+      <w:start w:val="1"/>
+      <w:numFmt w:val="bullet"/>
+      <w:lvlText w:val=""/>
+      <w:lvlJc w:val="left"/>
+      <w:pPr>
+        <w:tabs>
+          <w:tab w:val="num" w:pos="5760"/>
+        </w:tabs>
+        <w:ind w:left="5760" w:hanging="360"/>
+      </w:pPr>
+      <w:rPr>
+        <w:rFonts w:ascii="Wingdings" w:hAnsi="Wingdings" w:hint="default"/>
+        <w:sz w:val="20"/>
+      </w:rPr>
+    </w:lvl>
+    <w:lvl w:ilvl="8" w:tentative="1">
+      <w:start w:val="1"/>
+      <w:numFmt w:val="bullet"/>
+      <w:lvlText w:val=""/>
+      <w:lvlJc w:val="left"/>
+      <w:pPr>
+        <w:tabs>
+          <w:tab w:val="num" w:pos="6480"/>
+        </w:tabs>
+        <w:ind w:left="6480" w:hanging="360"/>
+      </w:pPr>
+      <w:rPr>
+        <w:rFonts w:ascii="Wingdings" w:hAnsi="Wingdings" w:hint="default"/>
+        <w:sz w:val="20"/>
+      </w:rPr>
+    </w:lvl>
+  </w:abstractNum>
   <w:num w:numId="1" w16cid:durableId="1584992787">
+    <w:abstractNumId w:val="3"/>
+  </w:num>
+  <w:num w:numId="2" w16cid:durableId="1222250140">
+    <w:abstractNumId w:val="4"/>
+  </w:num>
+  <w:num w:numId="3" w16cid:durableId="2026595051">
     <w:abstractNumId w:val="1"/>
   </w:num>
-  <w:num w:numId="2" w16cid:durableId="1222250140">
+  <w:num w:numId="4" w16cid:durableId="362291651">
+    <w:abstractNumId w:val="0"/>
+  </w:num>
+  <w:num w:numId="5" w16cid:durableId="935672979">
+    <w:abstractNumId w:val="6"/>
+  </w:num>
+  <w:num w:numId="6" w16cid:durableId="225534894">
     <w:abstractNumId w:val="2"/>
   </w:num>
-  <w:num w:numId="3" w16cid:durableId="2026595051">
-    <w:abstractNumId w:val="0"/>
+  <w:num w:numId="7" w16cid:durableId="1615751048">
+    <w:abstractNumId w:val="5"/>
   </w:num>
 </w:numbering>
 </file>
@@ -11685,7 +10403,7 @@
   <w:style w:type="paragraph" w:default="1" w:styleId="Normal">
     <w:name w:val="Normal"/>
     <w:qFormat/>
-    <w:rsid w:val="009D1D04"/>
+    <w:rsid w:val="00CC022C"/>
   </w:style>
   <w:style w:type="paragraph" w:styleId="Ttulo1">
     <w:name w:val="heading 1"/>
